--- a/public/files/Oath-of-Undertaking-for-First-Time-Jobseeker.docx
+++ b/public/files/Oath-of-Undertaking-for-First-Time-Jobseeker.docx
@@ -1,6 +1,6 @@
 
 <file path=word/document.xml><?xml version="1.0" encoding="utf-8"?>
-<w:document xmlns:wpc="http://schemas.microsoft.com/office/word/2010/wordprocessingCanvas" xmlns:mc="http://schemas.openxmlformats.org/markup-compatibility/2006" xmlns:o="urn:schemas-microsoft-com:office:office" xmlns:r="http://schemas.openxmlformats.org/officeDocument/2006/relationships" xmlns:m="http://schemas.openxmlformats.org/officeDocument/2006/math" xmlns:v="urn:schemas-microsoft-com:vml" xmlns:wp14="http://schemas.microsoft.com/office/word/2010/wordprocessingDrawing" xmlns:wp="http://schemas.openxmlformats.org/drawingml/2006/wordprocessingDrawing" xmlns:w="http://schemas.openxmlformats.org/wordprocessingml/2006/main" xmlns:w14="http://schemas.microsoft.com/office/word/2010/wordml" xmlns:w10="urn:schemas-microsoft-com:office:word" xmlns:w15="http://schemas.microsoft.com/office/word/2012/wordml" xmlns:wpg="http://schemas.microsoft.com/office/word/2010/wordprocessingGroup" xmlns:wpi="http://schemas.microsoft.com/office/word/2010/wordprocessingInk" xmlns:wne="http://schemas.microsoft.com/office/word/2006/wordml" xmlns:wps="http://schemas.microsoft.com/office/word/2010/wordprocessingShape" xmlns:wpsCustomData="http://www.wps.cn/officeDocument/2013/wpsCustomData" mc:Ignorable="w14 w15 wp14">
+<w:document xmlns:wpc="http://schemas.microsoft.com/office/word/2010/wordprocessingCanvas" xmlns:cx="http://schemas.microsoft.com/office/drawing/2014/chartex" xmlns:cx1="http://schemas.microsoft.com/office/drawing/2015/9/8/chartex" xmlns:cx2="http://schemas.microsoft.com/office/drawing/2015/10/21/chartex" xmlns:cx3="http://schemas.microsoft.com/office/drawing/2016/5/9/chartex" xmlns:cx4="http://schemas.microsoft.com/office/drawing/2016/5/10/chartex" xmlns:cx5="http://schemas.microsoft.com/office/drawing/2016/5/11/chartex" xmlns:cx6="http://schemas.microsoft.com/office/drawing/2016/5/12/chartex" xmlns:cx7="http://schemas.microsoft.com/office/drawing/2016/5/13/chartex" xmlns:cx8="http://schemas.microsoft.com/office/drawing/2016/5/14/chartex" xmlns:mc="http://schemas.openxmlformats.org/markup-compatibility/2006" xmlns:aink="http://schemas.microsoft.com/office/drawing/2016/ink" xmlns:am3d="http://schemas.microsoft.com/office/drawing/2017/model3d" xmlns:o="urn:schemas-microsoft-com:office:office" xmlns:oel="http://schemas.microsoft.com/office/2019/extlst" xmlns:r="http://schemas.openxmlformats.org/officeDocument/2006/relationships" xmlns:m="http://schemas.openxmlformats.org/officeDocument/2006/math" xmlns:v="urn:schemas-microsoft-com:vml" xmlns:wp14="http://schemas.microsoft.com/office/word/2010/wordprocessingDrawing" xmlns:wp="http://schemas.openxmlformats.org/drawingml/2006/wordprocessingDrawing" xmlns:w10="urn:schemas-microsoft-com:office:word" xmlns:w="http://schemas.openxmlformats.org/wordprocessingml/2006/main" xmlns:w14="http://schemas.microsoft.com/office/word/2010/wordml" xmlns:w15="http://schemas.microsoft.com/office/word/2012/wordml" xmlns:w16cex="http://schemas.microsoft.com/office/word/2018/wordml/cex" xmlns:w16cid="http://schemas.microsoft.com/office/word/2016/wordml/cid" xmlns:w16="http://schemas.microsoft.com/office/word/2018/wordml" xmlns:w16du="http://schemas.microsoft.com/office/word/2023/wordml/word16du" xmlns:w16sdtdh="http://schemas.microsoft.com/office/word/2020/wordml/sdtdatahash" xmlns:w16sdtfl="http://schemas.microsoft.com/office/word/2024/wordml/sdtformatlock" xmlns:w16se="http://schemas.microsoft.com/office/word/2015/wordml/symex" xmlns:wpg="http://schemas.microsoft.com/office/word/2010/wordprocessingGroup" xmlns:wpi="http://schemas.microsoft.com/office/word/2010/wordprocessingInk" xmlns:wne="http://schemas.microsoft.com/office/word/2006/wordml" xmlns:wps="http://schemas.microsoft.com/office/word/2010/wordprocessingShape" mc:Ignorable="w14 w15 w16se w16cid w16 w16cex w16sdtdh w16sdtfl w16du wp14">
   <w:body>
     <w:p>
       <w:pPr>
@@ -53,74 +53,37 @@
           <w:szCs w:val="24"/>
           <w:lang w:val="en-US"/>
         </w:rPr>
-        <w:t xml:space="preserve">I, </w:t>
-      </w:r>
-      <w:r>
-        <w:rPr>
-          <w:rFonts w:hint="default"/>
-          <w:b/>
-          <w:bCs/>
-          <w:sz w:val="24"/>
-          <w:szCs w:val="24"/>
-          <w:lang w:val="en-US"/>
-        </w:rPr>
-        <w:t>EGBERT KIA DELA CRUZ</w:t>
-      </w:r>
-      <w:r>
-        <w:rPr>
-          <w:b/>
-          <w:bCs/>
-          <w:sz w:val="24"/>
-          <w:szCs w:val="24"/>
-          <w:lang w:val="en-US"/>
-        </w:rPr>
-        <w:t xml:space="preserve"> ,  2</w:t>
-      </w:r>
-      <w:r>
-        <w:rPr>
-          <w:rFonts w:hint="default"/>
-          <w:b/>
-          <w:bCs/>
-          <w:sz w:val="24"/>
-          <w:szCs w:val="24"/>
-          <w:lang w:val="en-US"/>
-        </w:rPr>
-        <w:t>3</w:t>
-      </w:r>
-      <w:r>
-        <w:rPr>
-          <w:b/>
-          <w:bCs/>
-          <w:sz w:val="24"/>
-          <w:szCs w:val="24"/>
-          <w:lang w:val="en-US"/>
-        </w:rPr>
-        <w:t xml:space="preserve"> </w:t>
-      </w:r>
-      <w:r>
-        <w:rPr>
-          <w:sz w:val="24"/>
-          <w:szCs w:val="24"/>
-          <w:lang w:val="en-US"/>
-        </w:rPr>
-        <w:t xml:space="preserve">years of age, is a resident of Purok </w:t>
-      </w:r>
-      <w:r>
-        <w:rPr>
-          <w:rFonts w:hint="default"/>
-          <w:sz w:val="24"/>
-          <w:szCs w:val="24"/>
-          <w:lang w:val="en-US"/>
-        </w:rPr>
-        <w:t>2</w:t>
-      </w:r>
-      <w:r>
-        <w:rPr>
-          <w:sz w:val="24"/>
-          <w:szCs w:val="24"/>
-          <w:lang w:val="en-US"/>
-        </w:rPr>
-        <w:t xml:space="preserve">, Brgy. Guin-on, Calbayog City, Samar for 5 years, availing the benefits of </w:t>
+        <w:t xml:space="preserve">I, EGBERT KIA DELA </w:t>
+      </w:r>
+      <w:proofErr w:type="gramStart"/>
+      <w:r>
+        <w:rPr>
+          <w:b/>
+          <w:bCs/>
+          <w:sz w:val="24"/>
+          <w:szCs w:val="24"/>
+          <w:lang w:val="en-US"/>
+        </w:rPr>
+        <w:t>CRUZ ,</w:t>
+      </w:r>
+      <w:proofErr w:type="gramEnd"/>
+      <w:r>
+        <w:rPr>
+          <w:b/>
+          <w:bCs/>
+          <w:sz w:val="24"/>
+          <w:szCs w:val="24"/>
+          <w:lang w:val="en-US"/>
+        </w:rPr>
+        <w:t xml:space="preserve">  23 </w:t>
+      </w:r>
+      <w:r>
+        <w:rPr>
+          <w:sz w:val="24"/>
+          <w:szCs w:val="24"/>
+          <w:lang w:val="en-US"/>
+        </w:rPr>
+        <w:t xml:space="preserve">years of age, is a resident of Purok 2, Brgy. Guin-on, Calbayog City, Samar for 5 years, availing the benefits of </w:t>
       </w:r>
       <w:r>
         <w:rPr>
@@ -170,7 +133,7 @@
     </w:p>
     <w:p>
       <w:pPr>
-        <w:pStyle w:val="4"/>
+        <w:pStyle w:val="ListParagraph"/>
         <w:numPr>
           <w:ilvl w:val="0"/>
           <w:numId w:val="1"/>
@@ -193,7 +156,7 @@
     </w:p>
     <w:p>
       <w:pPr>
-        <w:pStyle w:val="4"/>
+        <w:pStyle w:val="ListParagraph"/>
         <w:numPr>
           <w:ilvl w:val="0"/>
           <w:numId w:val="1"/>
@@ -216,7 +179,7 @@
     </w:p>
     <w:p>
       <w:pPr>
-        <w:pStyle w:val="4"/>
+        <w:pStyle w:val="ListParagraph"/>
         <w:numPr>
           <w:ilvl w:val="0"/>
           <w:numId w:val="1"/>
@@ -239,7 +202,7 @@
     </w:p>
     <w:p>
       <w:pPr>
-        <w:pStyle w:val="4"/>
+        <w:pStyle w:val="ListParagraph"/>
         <w:numPr>
           <w:ilvl w:val="0"/>
           <w:numId w:val="1"/>
@@ -262,7 +225,7 @@
     </w:p>
     <w:p>
       <w:pPr>
-        <w:pStyle w:val="4"/>
+        <w:pStyle w:val="ListParagraph"/>
         <w:numPr>
           <w:ilvl w:val="0"/>
           <w:numId w:val="1"/>
@@ -285,7 +248,7 @@
     </w:p>
     <w:p>
       <w:pPr>
-        <w:pStyle w:val="4"/>
+        <w:pStyle w:val="ListParagraph"/>
         <w:numPr>
           <w:ilvl w:val="0"/>
           <w:numId w:val="1"/>
@@ -303,12 +266,30 @@
           <w:szCs w:val="24"/>
           <w:lang w:val="en-US"/>
         </w:rPr>
-        <w:t>That I am not a beneficiary of the JobStart program under R.A. No. 10869 and other laws that give similar exemption for the documents or transactions exempted under R.A. no. 11261;</w:t>
-      </w:r>
-    </w:p>
-    <w:p>
-      <w:pPr>
-        <w:pStyle w:val="4"/>
+        <w:t xml:space="preserve">That I am not a beneficiary of the </w:t>
+      </w:r>
+      <w:proofErr w:type="spellStart"/>
+      <w:r>
+        <w:rPr>
+          <w:sz w:val="24"/>
+          <w:szCs w:val="24"/>
+          <w:lang w:val="en-US"/>
+        </w:rPr>
+        <w:t>JobStart</w:t>
+      </w:r>
+      <w:proofErr w:type="spellEnd"/>
+      <w:r>
+        <w:rPr>
+          <w:sz w:val="24"/>
+          <w:szCs w:val="24"/>
+          <w:lang w:val="en-US"/>
+        </w:rPr>
+        <w:t xml:space="preserve"> program under R.A. No. 10869 and other laws that give similar exemption for the documents or transactions exempted under R.A. no. 11261;</w:t>
+      </w:r>
+    </w:p>
+    <w:p>
+      <w:pPr>
+        <w:pStyle w:val="ListParagraph"/>
         <w:numPr>
           <w:ilvl w:val="0"/>
           <w:numId w:val="1"/>
@@ -331,7 +312,7 @@
     </w:p>
     <w:p>
       <w:pPr>
-        <w:pStyle w:val="4"/>
+        <w:pStyle w:val="ListParagraph"/>
         <w:numPr>
           <w:ilvl w:val="0"/>
           <w:numId w:val="1"/>
@@ -354,7 +335,7 @@
     </w:p>
     <w:p>
       <w:pPr>
-        <w:pStyle w:val="4"/>
+        <w:pStyle w:val="ListParagraph"/>
         <w:numPr>
           <w:ilvl w:val="0"/>
           <w:numId w:val="1"/>
@@ -390,20 +371,11 @@
           <w:szCs w:val="24"/>
           <w:lang w:val="en-US"/>
         </w:rPr>
-        <w:t>Signed, this</w:t>
-      </w:r>
-      <w:r>
-        <w:rPr>
-          <w:rFonts w:hint="default"/>
-          <w:sz w:val="24"/>
-          <w:szCs w:val="24"/>
-          <w:lang w:val="en-US"/>
-        </w:rPr>
-        <w:t xml:space="preserve"> 2</w:t>
-      </w:r>
-      <w:r>
-        <w:rPr>
-          <w:rFonts w:hint="default"/>
+        <w:t>Signed, this 2</w:t>
+      </w:r>
+      <w:proofErr w:type="gramStart"/>
+      <w:r>
+        <w:rPr>
           <w:sz w:val="24"/>
           <w:szCs w:val="24"/>
           <w:vertAlign w:val="superscript"/>
@@ -413,37 +385,38 @@
       </w:r>
       <w:r>
         <w:rPr>
-          <w:rFonts w:hint="default"/>
+          <w:sz w:val="24"/>
+          <w:szCs w:val="24"/>
+          <w:lang w:val="en-US"/>
+        </w:rPr>
+        <w:t xml:space="preserve">  day</w:t>
+      </w:r>
+      <w:proofErr w:type="gramEnd"/>
+      <w:r>
+        <w:rPr>
           <w:sz w:val="24"/>
           <w:szCs w:val="24"/>
           <w:lang w:val="en-US"/>
         </w:rPr>
         <w:t xml:space="preserve"> </w:t>
       </w:r>
-      <w:r>
-        <w:rPr>
-          <w:sz w:val="24"/>
-          <w:szCs w:val="24"/>
-          <w:lang w:val="en-US"/>
-        </w:rPr>
-        <w:t xml:space="preserve"> day of </w:t>
-      </w:r>
-      <w:r>
-        <w:rPr>
-          <w:rFonts w:hint="default"/>
-          <w:sz w:val="24"/>
-          <w:szCs w:val="24"/>
-          <w:lang w:val="en-US"/>
-        </w:rPr>
-        <w:t xml:space="preserve"> SEPTEMBER </w:t>
-      </w:r>
-      <w:r>
-        <w:rPr>
-          <w:sz w:val="24"/>
-          <w:szCs w:val="24"/>
-          <w:lang w:val="en-US"/>
-        </w:rPr>
-        <w:t xml:space="preserve"> 2024, in Barangay Guin-on, Calbayog City, Samar.</w:t>
+      <w:proofErr w:type="gramStart"/>
+      <w:r>
+        <w:rPr>
+          <w:sz w:val="24"/>
+          <w:szCs w:val="24"/>
+          <w:lang w:val="en-US"/>
+        </w:rPr>
+        <w:t>of  SEPTEMBER</w:t>
+      </w:r>
+      <w:proofErr w:type="gramEnd"/>
+      <w:r>
+        <w:rPr>
+          <w:sz w:val="24"/>
+          <w:szCs w:val="24"/>
+          <w:lang w:val="en-US"/>
+        </w:rPr>
+        <w:t xml:space="preserve">  2024, in Barangay Guin-on, Calbayog City, Samar.</w:t>
       </w:r>
     </w:p>
     <w:p>
@@ -469,53 +442,43 @@
       </w:pPr>
       <w:r>
         <w:rPr>
-          <w:rFonts w:hint="default"/>
           <w:sz w:val="24"/>
           <w:szCs w:val="24"/>
           <w:lang w:val="en-US"/>
         </w:rPr>
         <w:t>EGBERT KIA DELA CRUZ</w:t>
       </w:r>
-      <w:bookmarkStart w:id="0" w:name="_GoBack"/>
-      <w:bookmarkEnd w:id="0"/>
-      <w:r>
-        <w:rPr>
-          <w:sz w:val="24"/>
-          <w:szCs w:val="24"/>
-          <w:lang w:val="en-US"/>
-        </w:rPr>
-        <w:tab/>
-      </w:r>
-      <w:r>
-        <w:rPr>
-          <w:sz w:val="24"/>
-          <w:szCs w:val="24"/>
-          <w:lang w:val="en-US"/>
-        </w:rPr>
-        <w:tab/>
-      </w:r>
-      <w:r>
-        <w:rPr>
-          <w:sz w:val="24"/>
-          <w:szCs w:val="24"/>
-          <w:lang w:val="en-US"/>
-        </w:rPr>
-        <w:tab/>
-      </w:r>
-      <w:r>
-        <w:rPr>
-          <w:sz w:val="24"/>
-          <w:szCs w:val="24"/>
-          <w:lang w:val="en-US"/>
-        </w:rPr>
-        <w:tab/>
-      </w:r>
-      <w:r>
-        <w:rPr>
-          <w:sz w:val="24"/>
-          <w:szCs w:val="24"/>
-          <w:lang w:val="en-US"/>
-        </w:rPr>
+      <w:r>
+        <w:rPr>
+          <w:sz w:val="24"/>
+          <w:szCs w:val="24"/>
+          <w:lang w:val="en-US"/>
+        </w:rPr>
+        <w:tab/>
+      </w:r>
+      <w:r>
+        <w:rPr>
+          <w:sz w:val="24"/>
+          <w:szCs w:val="24"/>
+          <w:lang w:val="en-US"/>
+        </w:rPr>
+        <w:tab/>
+      </w:r>
+      <w:r>
+        <w:rPr>
+          <w:sz w:val="24"/>
+          <w:szCs w:val="24"/>
+          <w:lang w:val="en-US"/>
+        </w:rPr>
+        <w:tab/>
+      </w:r>
+      <w:r>
+        <w:rPr>
+          <w:sz w:val="24"/>
+          <w:szCs w:val="24"/>
+          <w:lang w:val="en-US"/>
+        </w:rPr>
+        <w:tab/>
         <w:t xml:space="preserve">           </w:t>
       </w:r>
       <w:r>
@@ -702,13 +665,6 @@
           <w:lang w:val="en-US"/>
         </w:rPr>
         <w:tab/>
-      </w:r>
-      <w:r>
-        <w:rPr>
-          <w:sz w:val="24"/>
-          <w:szCs w:val="24"/>
-          <w:lang w:val="en-US"/>
-        </w:rPr>
         <w:t>Witnessed by:</w:t>
       </w:r>
     </w:p>
@@ -756,13 +712,6 @@
           <w:lang w:val="en-US"/>
         </w:rPr>
         <w:tab/>
-      </w:r>
-      <w:r>
-        <w:rPr>
-          <w:sz w:val="24"/>
-          <w:szCs w:val="24"/>
-          <w:lang w:val="en-US"/>
-        </w:rPr>
         <w:t xml:space="preserve">                     </w:t>
       </w:r>
       <w:r>
@@ -793,8 +742,18 @@
           <w:szCs w:val="24"/>
           <w:lang w:val="en-US"/>
         </w:rPr>
-        <w:t xml:space="preserve">                                                         BARANGAY  KAGAWAD</w:t>
-      </w:r>
+        <w:t xml:space="preserve">                                                         </w:t>
+      </w:r>
+      <w:proofErr w:type="gramStart"/>
+      <w:r>
+        <w:rPr>
+          <w:sz w:val="24"/>
+          <w:szCs w:val="24"/>
+          <w:lang w:val="en-US"/>
+        </w:rPr>
+        <w:t>BARANGAY  KAGAWAD</w:t>
+      </w:r>
+      <w:proofErr w:type="gramEnd"/>
     </w:p>
     <w:p>
       <w:pPr>
@@ -808,20 +767,81 @@
           <w:lang w:val="en-US"/>
         </w:rPr>
       </w:pPr>
+      <w:r>
+        <w:rPr>
+          <w:noProof/>
+          <w14:ligatures w14:val="none"/>
+        </w:rPr>
+        <w:drawing>
+          <wp:anchor distT="0" distB="0" distL="114300" distR="114300" simplePos="0" relativeHeight="251659264" behindDoc="1" locked="0" layoutInCell="1" allowOverlap="1" wp14:anchorId="6780A909" wp14:editId="420CC1E5">
+            <wp:simplePos x="0" y="0"/>
+            <wp:positionH relativeFrom="margin">
+              <wp:posOffset>5283200</wp:posOffset>
+            </wp:positionH>
+            <wp:positionV relativeFrom="paragraph">
+              <wp:posOffset>204470</wp:posOffset>
+            </wp:positionV>
+            <wp:extent cx="1062395" cy="1062395"/>
+            <wp:effectExtent l="0" t="0" r="0" b="0"/>
+            <wp:wrapNone/>
+            <wp:docPr id="1117202640" name="Picture 46"/>
+            <wp:cNvGraphicFramePr>
+              <a:graphicFrameLocks xmlns:a="http://schemas.openxmlformats.org/drawingml/2006/main" noChangeAspect="1"/>
+            </wp:cNvGraphicFramePr>
+            <a:graphic xmlns:a="http://schemas.openxmlformats.org/drawingml/2006/main">
+              <a:graphicData uri="http://schemas.openxmlformats.org/drawingml/2006/picture">
+                <pic:pic xmlns:pic="http://schemas.openxmlformats.org/drawingml/2006/picture">
+                  <pic:nvPicPr>
+                    <pic:cNvPr id="1117202640" name="Picture 1117202640"/>
+                    <pic:cNvPicPr/>
+                  </pic:nvPicPr>
+                  <pic:blipFill>
+                    <a:blip r:embed="rId7" cstate="print">
+                      <a:extLst>
+                        <a:ext uri="{28A0092B-C50C-407E-A947-70E740481C1C}">
+                          <a14:useLocalDpi xmlns:a14="http://schemas.microsoft.com/office/drawing/2010/main" val="0"/>
+                        </a:ext>
+                      </a:extLst>
+                    </a:blip>
+                    <a:stretch>
+                      <a:fillRect/>
+                    </a:stretch>
+                  </pic:blipFill>
+                  <pic:spPr>
+                    <a:xfrm>
+                      <a:off x="0" y="0"/>
+                      <a:ext cx="1062395" cy="1062395"/>
+                    </a:xfrm>
+                    <a:prstGeom prst="rect">
+                      <a:avLst/>
+                    </a:prstGeom>
+                  </pic:spPr>
+                </pic:pic>
+              </a:graphicData>
+            </a:graphic>
+            <wp14:sizeRelH relativeFrom="margin">
+              <wp14:pctWidth>0</wp14:pctWidth>
+            </wp14:sizeRelH>
+            <wp14:sizeRelV relativeFrom="margin">
+              <wp14:pctHeight>0</wp14:pctHeight>
+            </wp14:sizeRelV>
+          </wp:anchor>
+        </w:drawing>
+      </w:r>
     </w:p>
     <w:sectPr>
       <w:pgSz w:w="11906" w:h="16838"/>
       <w:pgMar w:top="1440" w:right="1440" w:bottom="1440" w:left="1440" w:header="708" w:footer="708" w:gutter="0"/>
-      <w:cols w:space="708" w:num="1"/>
-      <w:docGrid w:linePitch="360" w:charSpace="0"/>
+      <w:cols w:space="708"/>
+      <w:docGrid w:linePitch="360"/>
     </w:sectPr>
   </w:body>
 </w:document>
 </file>
 
 <file path=word/endnotes.xml><?xml version="1.0" encoding="utf-8"?>
-<w:endnotes xmlns:wpc="http://schemas.microsoft.com/office/word/2010/wordprocessingCanvas" xmlns:mc="http://schemas.openxmlformats.org/markup-compatibility/2006" xmlns:o="urn:schemas-microsoft-com:office:office" xmlns:r="http://schemas.openxmlformats.org/officeDocument/2006/relationships" xmlns:m="http://schemas.openxmlformats.org/officeDocument/2006/math" xmlns:v="urn:schemas-microsoft-com:vml" xmlns:wp14="http://schemas.microsoft.com/office/word/2010/wordprocessingDrawing" xmlns:wp="http://schemas.openxmlformats.org/drawingml/2006/wordprocessingDrawing" xmlns:w="http://schemas.openxmlformats.org/wordprocessingml/2006/main" xmlns:w14="http://schemas.microsoft.com/office/word/2010/wordml" xmlns:w15="http://schemas.microsoft.com/office/word/2012/wordml" xmlns:w10="urn:schemas-microsoft-com:office:word" xmlns:wpg="http://schemas.microsoft.com/office/word/2010/wordprocessingGroup" xmlns:wpi="http://schemas.microsoft.com/office/word/2010/wordprocessingInk" xmlns:wne="http://schemas.microsoft.com/office/word/2006/wordml" xmlns:wps="http://schemas.microsoft.com/office/word/2010/wordprocessingShape" xmlns:wpsCustomData="http://www.wps.cn/officeDocument/2013/wpsCustomData" mc:Ignorable="w14 w15 wp14">
-  <w:endnote w:type="separator" w:id="0">
+<w:endnotes xmlns:wpc="http://schemas.microsoft.com/office/word/2010/wordprocessingCanvas" xmlns:cx="http://schemas.microsoft.com/office/drawing/2014/chartex" xmlns:cx1="http://schemas.microsoft.com/office/drawing/2015/9/8/chartex" xmlns:cx2="http://schemas.microsoft.com/office/drawing/2015/10/21/chartex" xmlns:cx3="http://schemas.microsoft.com/office/drawing/2016/5/9/chartex" xmlns:cx4="http://schemas.microsoft.com/office/drawing/2016/5/10/chartex" xmlns:cx5="http://schemas.microsoft.com/office/drawing/2016/5/11/chartex" xmlns:cx6="http://schemas.microsoft.com/office/drawing/2016/5/12/chartex" xmlns:cx7="http://schemas.microsoft.com/office/drawing/2016/5/13/chartex" xmlns:cx8="http://schemas.microsoft.com/office/drawing/2016/5/14/chartex" xmlns:mc="http://schemas.openxmlformats.org/markup-compatibility/2006" xmlns:aink="http://schemas.microsoft.com/office/drawing/2016/ink" xmlns:am3d="http://schemas.microsoft.com/office/drawing/2017/model3d" xmlns:o="urn:schemas-microsoft-com:office:office" xmlns:oel="http://schemas.microsoft.com/office/2019/extlst" xmlns:r="http://schemas.openxmlformats.org/officeDocument/2006/relationships" xmlns:m="http://schemas.openxmlformats.org/officeDocument/2006/math" xmlns:v="urn:schemas-microsoft-com:vml" xmlns:wp14="http://schemas.microsoft.com/office/word/2010/wordprocessingDrawing" xmlns:wp="http://schemas.openxmlformats.org/drawingml/2006/wordprocessingDrawing" xmlns:w10="urn:schemas-microsoft-com:office:word" xmlns:w="http://schemas.openxmlformats.org/wordprocessingml/2006/main" xmlns:w14="http://schemas.microsoft.com/office/word/2010/wordml" xmlns:w15="http://schemas.microsoft.com/office/word/2012/wordml" xmlns:w16cex="http://schemas.microsoft.com/office/word/2018/wordml/cex" xmlns:w16cid="http://schemas.microsoft.com/office/word/2016/wordml/cid" xmlns:w16="http://schemas.microsoft.com/office/word/2018/wordml" xmlns:w16du="http://schemas.microsoft.com/office/word/2023/wordml/word16du" xmlns:w16sdtdh="http://schemas.microsoft.com/office/word/2020/wordml/sdtdatahash" xmlns:w16sdtfl="http://schemas.microsoft.com/office/word/2024/wordml/sdtformatlock" xmlns:w16se="http://schemas.microsoft.com/office/word/2015/wordml/symex" xmlns:wpg="http://schemas.microsoft.com/office/word/2010/wordprocessingGroup" xmlns:wpi="http://schemas.microsoft.com/office/word/2010/wordprocessingInk" xmlns:wne="http://schemas.microsoft.com/office/word/2006/wordml" xmlns:wps="http://schemas.microsoft.com/office/word/2010/wordprocessingShape" mc:Ignorable="w14 w15 w16se w16cid w16 w16cex w16sdtdh w16sdtfl w16du wp14">
+  <w:endnote w:type="separator" w:id="-1">
     <w:p>
       <w:pPr>
         <w:spacing w:line="240" w:lineRule="auto"/>
@@ -831,7 +851,7 @@
       </w:r>
     </w:p>
   </w:endnote>
-  <w:endnote w:type="continuationSeparator" w:id="1">
+  <w:endnote w:type="continuationSeparator" w:id="0">
     <w:p>
       <w:pPr>
         <w:spacing w:line="240" w:lineRule="auto"/>
@@ -845,21 +865,21 @@
 </file>
 
 <file path=word/footnotes.xml><?xml version="1.0" encoding="utf-8"?>
-<w:footnotes xmlns:wpc="http://schemas.microsoft.com/office/word/2010/wordprocessingCanvas" xmlns:mc="http://schemas.openxmlformats.org/markup-compatibility/2006" xmlns:o="urn:schemas-microsoft-com:office:office" xmlns:r="http://schemas.openxmlformats.org/officeDocument/2006/relationships" xmlns:m="http://schemas.openxmlformats.org/officeDocument/2006/math" xmlns:v="urn:schemas-microsoft-com:vml" xmlns:wp14="http://schemas.microsoft.com/office/word/2010/wordprocessingDrawing" xmlns:wp="http://schemas.openxmlformats.org/drawingml/2006/wordprocessingDrawing" xmlns:w="http://schemas.openxmlformats.org/wordprocessingml/2006/main" xmlns:w14="http://schemas.microsoft.com/office/word/2010/wordml" xmlns:w15="http://schemas.microsoft.com/office/word/2012/wordml" xmlns:w10="urn:schemas-microsoft-com:office:word" xmlns:wpg="http://schemas.microsoft.com/office/word/2010/wordprocessingGroup" xmlns:wpi="http://schemas.microsoft.com/office/word/2010/wordprocessingInk" xmlns:wne="http://schemas.microsoft.com/office/word/2006/wordml" xmlns:wps="http://schemas.microsoft.com/office/word/2010/wordprocessingShape" xmlns:wpsCustomData="http://www.wps.cn/officeDocument/2013/wpsCustomData" mc:Ignorable="w14 w15 wp14">
-  <w:footnote w:type="separator" w:id="0">
-    <w:p>
-      <w:pPr>
-        <w:spacing w:before="0" w:after="0" w:line="259" w:lineRule="auto"/>
+<w:footnotes xmlns:wpc="http://schemas.microsoft.com/office/word/2010/wordprocessingCanvas" xmlns:cx="http://schemas.microsoft.com/office/drawing/2014/chartex" xmlns:cx1="http://schemas.microsoft.com/office/drawing/2015/9/8/chartex" xmlns:cx2="http://schemas.microsoft.com/office/drawing/2015/10/21/chartex" xmlns:cx3="http://schemas.microsoft.com/office/drawing/2016/5/9/chartex" xmlns:cx4="http://schemas.microsoft.com/office/drawing/2016/5/10/chartex" xmlns:cx5="http://schemas.microsoft.com/office/drawing/2016/5/11/chartex" xmlns:cx6="http://schemas.microsoft.com/office/drawing/2016/5/12/chartex" xmlns:cx7="http://schemas.microsoft.com/office/drawing/2016/5/13/chartex" xmlns:cx8="http://schemas.microsoft.com/office/drawing/2016/5/14/chartex" xmlns:mc="http://schemas.openxmlformats.org/markup-compatibility/2006" xmlns:aink="http://schemas.microsoft.com/office/drawing/2016/ink" xmlns:am3d="http://schemas.microsoft.com/office/drawing/2017/model3d" xmlns:o="urn:schemas-microsoft-com:office:office" xmlns:oel="http://schemas.microsoft.com/office/2019/extlst" xmlns:r="http://schemas.openxmlformats.org/officeDocument/2006/relationships" xmlns:m="http://schemas.openxmlformats.org/officeDocument/2006/math" xmlns:v="urn:schemas-microsoft-com:vml" xmlns:wp14="http://schemas.microsoft.com/office/word/2010/wordprocessingDrawing" xmlns:wp="http://schemas.openxmlformats.org/drawingml/2006/wordprocessingDrawing" xmlns:w10="urn:schemas-microsoft-com:office:word" xmlns:w="http://schemas.openxmlformats.org/wordprocessingml/2006/main" xmlns:w14="http://schemas.microsoft.com/office/word/2010/wordml" xmlns:w15="http://schemas.microsoft.com/office/word/2012/wordml" xmlns:w16cex="http://schemas.microsoft.com/office/word/2018/wordml/cex" xmlns:w16cid="http://schemas.microsoft.com/office/word/2016/wordml/cid" xmlns:w16="http://schemas.microsoft.com/office/word/2018/wordml" xmlns:w16du="http://schemas.microsoft.com/office/word/2023/wordml/word16du" xmlns:w16sdtdh="http://schemas.microsoft.com/office/word/2020/wordml/sdtdatahash" xmlns:w16sdtfl="http://schemas.microsoft.com/office/word/2024/wordml/sdtformatlock" xmlns:w16se="http://schemas.microsoft.com/office/word/2015/wordml/symex" xmlns:wpg="http://schemas.microsoft.com/office/word/2010/wordprocessingGroup" xmlns:wpi="http://schemas.microsoft.com/office/word/2010/wordprocessingInk" xmlns:wne="http://schemas.microsoft.com/office/word/2006/wordml" xmlns:wps="http://schemas.microsoft.com/office/word/2010/wordprocessingShape" mc:Ignorable="w14 w15 w16se w16cid w16 w16cex w16sdtdh w16sdtfl w16du wp14">
+  <w:footnote w:type="separator" w:id="-1">
+    <w:p>
+      <w:pPr>
+        <w:spacing w:after="0"/>
       </w:pPr>
       <w:r>
         <w:separator/>
       </w:r>
     </w:p>
   </w:footnote>
-  <w:footnote w:type="continuationSeparator" w:id="1">
-    <w:p>
-      <w:pPr>
-        <w:spacing w:before="0" w:after="0" w:line="259" w:lineRule="auto"/>
+  <w:footnote w:type="continuationSeparator" w:id="0">
+    <w:p>
+      <w:pPr>
+        <w:spacing w:after="0"/>
       </w:pPr>
       <w:r>
         <w:continuationSeparator/>
@@ -870,12 +890,12 @@
 </file>
 
 <file path=word/numbering.xml><?xml version="1.0" encoding="utf-8"?>
-<w:numbering xmlns:wpc="http://schemas.microsoft.com/office/word/2010/wordprocessingCanvas" xmlns:mc="http://schemas.openxmlformats.org/markup-compatibility/2006" xmlns:o="urn:schemas-microsoft-com:office:office" xmlns:r="http://schemas.openxmlformats.org/officeDocument/2006/relationships" xmlns:m="http://schemas.openxmlformats.org/officeDocument/2006/math" xmlns:v="urn:schemas-microsoft-com:vml" xmlns:wp14="http://schemas.microsoft.com/office/word/2010/wordprocessingDrawing" xmlns:wp="http://schemas.openxmlformats.org/drawingml/2006/wordprocessingDrawing" xmlns:w10="urn:schemas-microsoft-com:office:word" xmlns:w="http://schemas.openxmlformats.org/wordprocessingml/2006/main" xmlns:w14="http://schemas.microsoft.com/office/word/2010/wordml" xmlns:wpg="http://schemas.microsoft.com/office/word/2010/wordprocessingGroup" xmlns:wpi="http://schemas.microsoft.com/office/word/2010/wordprocessingInk" xmlns:wne="http://schemas.microsoft.com/office/word/2006/wordml" xmlns:wps="http://schemas.microsoft.com/office/word/2010/wordprocessingShape" xmlns:wpsCustomData="http://www.wps.cn/officeDocument/2013/wpsCustomData" mc:Ignorable="w14 wp14">
-  <w:abstractNum w:abstractNumId="0">
+<w:numbering xmlns:wpc="http://schemas.microsoft.com/office/word/2010/wordprocessingCanvas" xmlns:cx="http://schemas.microsoft.com/office/drawing/2014/chartex" xmlns:cx1="http://schemas.microsoft.com/office/drawing/2015/9/8/chartex" xmlns:cx2="http://schemas.microsoft.com/office/drawing/2015/10/21/chartex" xmlns:cx3="http://schemas.microsoft.com/office/drawing/2016/5/9/chartex" xmlns:cx4="http://schemas.microsoft.com/office/drawing/2016/5/10/chartex" xmlns:cx5="http://schemas.microsoft.com/office/drawing/2016/5/11/chartex" xmlns:cx6="http://schemas.microsoft.com/office/drawing/2016/5/12/chartex" xmlns:cx7="http://schemas.microsoft.com/office/drawing/2016/5/13/chartex" xmlns:cx8="http://schemas.microsoft.com/office/drawing/2016/5/14/chartex" xmlns:mc="http://schemas.openxmlformats.org/markup-compatibility/2006" xmlns:aink="http://schemas.microsoft.com/office/drawing/2016/ink" xmlns:am3d="http://schemas.microsoft.com/office/drawing/2017/model3d" xmlns:o="urn:schemas-microsoft-com:office:office" xmlns:oel="http://schemas.microsoft.com/office/2019/extlst" xmlns:r="http://schemas.openxmlformats.org/officeDocument/2006/relationships" xmlns:m="http://schemas.openxmlformats.org/officeDocument/2006/math" xmlns:v="urn:schemas-microsoft-com:vml" xmlns:wp14="http://schemas.microsoft.com/office/word/2010/wordprocessingDrawing" xmlns:wp="http://schemas.openxmlformats.org/drawingml/2006/wordprocessingDrawing" xmlns:w10="urn:schemas-microsoft-com:office:word" xmlns:w="http://schemas.openxmlformats.org/wordprocessingml/2006/main" xmlns:w14="http://schemas.microsoft.com/office/word/2010/wordml" xmlns:w15="http://schemas.microsoft.com/office/word/2012/wordml" xmlns:w16cex="http://schemas.microsoft.com/office/word/2018/wordml/cex" xmlns:w16cid="http://schemas.microsoft.com/office/word/2016/wordml/cid" xmlns:w16="http://schemas.microsoft.com/office/word/2018/wordml" xmlns:w16du="http://schemas.microsoft.com/office/word/2023/wordml/word16du" xmlns:w16sdtdh="http://schemas.microsoft.com/office/word/2020/wordml/sdtdatahash" xmlns:w16sdtfl="http://schemas.microsoft.com/office/word/2024/wordml/sdtformatlock" xmlns:w16se="http://schemas.microsoft.com/office/word/2015/wordml/symex" xmlns:wpg="http://schemas.microsoft.com/office/word/2010/wordprocessingGroup" xmlns:wpi="http://schemas.microsoft.com/office/word/2010/wordprocessingInk" xmlns:wne="http://schemas.microsoft.com/office/word/2006/wordml" xmlns:wps="http://schemas.microsoft.com/office/word/2010/wordprocessingShape" mc:Ignorable="w14 w15 w16se w16cid w16 w16cex w16sdtdh w16sdtfl w16du wp14">
+  <w:abstractNum w:abstractNumId="0" w15:restartNumberingAfterBreak="0">
     <w:nsid w:val="47D320ED"/>
     <w:multiLevelType w:val="multilevel"/>
     <w:tmpl w:val="47D320ED"/>
-    <w:lvl w:ilvl="0" w:tentative="0">
+    <w:lvl w:ilvl="0">
       <w:start w:val="1"/>
       <w:numFmt w:val="decimal"/>
       <w:lvlText w:val="%1."/>
@@ -887,7 +907,7 @@
         <w:rFonts w:hint="default"/>
       </w:rPr>
     </w:lvl>
-    <w:lvl w:ilvl="1" w:tentative="0">
+    <w:lvl w:ilvl="1">
       <w:start w:val="1"/>
       <w:numFmt w:val="lowerLetter"/>
       <w:lvlText w:val="%2."/>
@@ -896,7 +916,7 @@
         <w:ind w:left="1800" w:hanging="360"/>
       </w:pPr>
     </w:lvl>
-    <w:lvl w:ilvl="2" w:tentative="0">
+    <w:lvl w:ilvl="2">
       <w:start w:val="1"/>
       <w:numFmt w:val="lowerRoman"/>
       <w:lvlText w:val="%3."/>
@@ -905,7 +925,7 @@
         <w:ind w:left="2520" w:hanging="180"/>
       </w:pPr>
     </w:lvl>
-    <w:lvl w:ilvl="3" w:tentative="0">
+    <w:lvl w:ilvl="3">
       <w:start w:val="1"/>
       <w:numFmt w:val="decimal"/>
       <w:lvlText w:val="%4."/>
@@ -914,7 +934,7 @@
         <w:ind w:left="3240" w:hanging="360"/>
       </w:pPr>
     </w:lvl>
-    <w:lvl w:ilvl="4" w:tentative="0">
+    <w:lvl w:ilvl="4">
       <w:start w:val="1"/>
       <w:numFmt w:val="lowerLetter"/>
       <w:lvlText w:val="%5."/>
@@ -923,7 +943,7 @@
         <w:ind w:left="3960" w:hanging="360"/>
       </w:pPr>
     </w:lvl>
-    <w:lvl w:ilvl="5" w:tentative="0">
+    <w:lvl w:ilvl="5">
       <w:start w:val="1"/>
       <w:numFmt w:val="lowerRoman"/>
       <w:lvlText w:val="%6."/>
@@ -932,7 +952,7 @@
         <w:ind w:left="4680" w:hanging="180"/>
       </w:pPr>
     </w:lvl>
-    <w:lvl w:ilvl="6" w:tentative="0">
+    <w:lvl w:ilvl="6">
       <w:start w:val="1"/>
       <w:numFmt w:val="decimal"/>
       <w:lvlText w:val="%7."/>
@@ -941,7 +961,7 @@
         <w:ind w:left="5400" w:hanging="360"/>
       </w:pPr>
     </w:lvl>
-    <w:lvl w:ilvl="7" w:tentative="0">
+    <w:lvl w:ilvl="7">
       <w:start w:val="1"/>
       <w:numFmt w:val="lowerLetter"/>
       <w:lvlText w:val="%8."/>
@@ -950,7 +970,7 @@
         <w:ind w:left="6120" w:hanging="360"/>
       </w:pPr>
     </w:lvl>
-    <w:lvl w:ilvl="8" w:tentative="0">
+    <w:lvl w:ilvl="8">
       <w:start w:val="1"/>
       <w:numFmt w:val="lowerRoman"/>
       <w:lvlText w:val="%9."/>
@@ -960,302 +980,428 @@
       </w:pPr>
     </w:lvl>
   </w:abstractNum>
-  <w:num w:numId="1">
+  <w:num w:numId="1" w16cid:durableId="1497762565">
     <w:abstractNumId w:val="0"/>
   </w:num>
 </w:numbering>
 </file>
 
 <file path=word/styles.xml><?xml version="1.0" encoding="utf-8"?>
-<w:styles xmlns:mc="http://schemas.openxmlformats.org/markup-compatibility/2006" xmlns:o="urn:schemas-microsoft-com:office:office" xmlns:r="http://schemas.openxmlformats.org/officeDocument/2006/relationships" xmlns:m="http://schemas.openxmlformats.org/officeDocument/2006/math" xmlns:v="urn:schemas-microsoft-com:vml" xmlns:w="http://schemas.openxmlformats.org/wordprocessingml/2006/main" xmlns:w14="http://schemas.microsoft.com/office/word/2010/wordml" xmlns:w10="urn:schemas-microsoft-com:office:word" xmlns:sl="http://schemas.openxmlformats.org/schemaLibrary/2006/main" xmlns:wpsCustomData="http://www.wps.cn/officeDocument/2013/wpsCustomData" mc:Ignorable="w14">
+<w:styles xmlns:mc="http://schemas.openxmlformats.org/markup-compatibility/2006" xmlns:r="http://schemas.openxmlformats.org/officeDocument/2006/relationships" xmlns:w="http://schemas.openxmlformats.org/wordprocessingml/2006/main" xmlns:w14="http://schemas.microsoft.com/office/word/2010/wordml" xmlns:w15="http://schemas.microsoft.com/office/word/2012/wordml" xmlns:w16cex="http://schemas.microsoft.com/office/word/2018/wordml/cex" xmlns:w16cid="http://schemas.microsoft.com/office/word/2016/wordml/cid" xmlns:w16="http://schemas.microsoft.com/office/word/2018/wordml" xmlns:w16du="http://schemas.microsoft.com/office/word/2023/wordml/word16du" xmlns:w16sdtdh="http://schemas.microsoft.com/office/word/2020/wordml/sdtdatahash" xmlns:w16sdtfl="http://schemas.microsoft.com/office/word/2024/wordml/sdtformatlock" xmlns:w16se="http://schemas.microsoft.com/office/word/2015/wordml/symex" mc:Ignorable="w14 w15 w16se w16cid w16 w16cex w16sdtdh w16sdtfl w16du">
   <w:docDefaults>
     <w:rPrDefault>
       <w:rPr>
-        <w:rFonts w:asciiTheme="minorHAnsi" w:hAnsiTheme="minorHAnsi" w:eastAsiaTheme="minorHAnsi" w:cstheme="minorBidi"/>
+        <w:rFonts w:asciiTheme="minorHAnsi" w:eastAsiaTheme="minorHAnsi" w:hAnsiTheme="minorHAnsi" w:cstheme="minorBidi"/>
+        <w:lang w:val="en-PH" w:eastAsia="en-PH" w:bidi="ar-SA"/>
       </w:rPr>
     </w:rPrDefault>
     <w:pPrDefault/>
   </w:docDefaults>
-  <w:latentStyles w:count="260" w:defQFormat="0" w:defUnhideWhenUsed="1" w:defSemiHidden="1" w:defUIPriority="99" w:defLockedState="0">
-    <w:lsdException w:qFormat="1" w:unhideWhenUsed="0" w:uiPriority="0" w:semiHidden="0" w:name="Normal"/>
-    <w:lsdException w:qFormat="1" w:unhideWhenUsed="0" w:uiPriority="9" w:semiHidden="0" w:name="heading 1"/>
-    <w:lsdException w:qFormat="1" w:uiPriority="9" w:name="heading 2"/>
-    <w:lsdException w:qFormat="1" w:uiPriority="9" w:name="heading 3"/>
-    <w:lsdException w:qFormat="1" w:uiPriority="9" w:name="heading 4"/>
-    <w:lsdException w:qFormat="1" w:uiPriority="9" w:name="heading 5"/>
-    <w:lsdException w:qFormat="1" w:uiPriority="9" w:name="heading 6"/>
-    <w:lsdException w:qFormat="1" w:uiPriority="9" w:name="heading 7"/>
-    <w:lsdException w:qFormat="1" w:uiPriority="9" w:name="heading 8"/>
-    <w:lsdException w:qFormat="1" w:uiPriority="9" w:name="heading 9"/>
-    <w:lsdException w:uiPriority="99" w:name="index 1"/>
-    <w:lsdException w:uiPriority="99" w:name="index 2"/>
-    <w:lsdException w:uiPriority="99" w:name="index 3"/>
-    <w:lsdException w:uiPriority="99" w:name="index 4"/>
-    <w:lsdException w:uiPriority="99" w:name="index 5"/>
-    <w:lsdException w:uiPriority="99" w:name="index 6"/>
-    <w:lsdException w:uiPriority="99" w:name="index 7"/>
-    <w:lsdException w:uiPriority="99" w:name="index 8"/>
-    <w:lsdException w:uiPriority="99" w:name="index 9"/>
-    <w:lsdException w:uiPriority="39" w:name="toc 1"/>
-    <w:lsdException w:uiPriority="39" w:name="toc 2"/>
-    <w:lsdException w:uiPriority="39" w:name="toc 3"/>
-    <w:lsdException w:uiPriority="39" w:name="toc 4"/>
-    <w:lsdException w:uiPriority="39" w:name="toc 5"/>
-    <w:lsdException w:uiPriority="39" w:name="toc 6"/>
-    <w:lsdException w:uiPriority="39" w:name="toc 7"/>
-    <w:lsdException w:uiPriority="39" w:name="toc 8"/>
-    <w:lsdException w:uiPriority="39" w:name="toc 9"/>
-    <w:lsdException w:uiPriority="99" w:name="Normal Indent"/>
-    <w:lsdException w:uiPriority="99" w:name="footnote text"/>
-    <w:lsdException w:uiPriority="99" w:name="annotation text"/>
-    <w:lsdException w:uiPriority="99" w:name="header"/>
-    <w:lsdException w:uiPriority="99" w:name="footer"/>
-    <w:lsdException w:uiPriority="99" w:name="index heading"/>
-    <w:lsdException w:qFormat="1" w:uiPriority="35" w:name="caption"/>
-    <w:lsdException w:uiPriority="99" w:name="table of figures"/>
-    <w:lsdException w:uiPriority="99" w:name="envelope address"/>
-    <w:lsdException w:uiPriority="99" w:name="envelope return"/>
-    <w:lsdException w:uiPriority="99" w:name="footnote reference"/>
-    <w:lsdException w:uiPriority="99" w:name="annotation reference"/>
-    <w:lsdException w:uiPriority="99" w:name="line number"/>
-    <w:lsdException w:uiPriority="99" w:name="page number"/>
-    <w:lsdException w:uiPriority="99" w:name="endnote reference"/>
-    <w:lsdException w:uiPriority="99" w:name="endnote text"/>
-    <w:lsdException w:uiPriority="99" w:name="table of authorities"/>
-    <w:lsdException w:uiPriority="99" w:name="macro"/>
-    <w:lsdException w:uiPriority="99" w:name="toa heading"/>
-    <w:lsdException w:uiPriority="99" w:name="List"/>
-    <w:lsdException w:uiPriority="99" w:name="List Bullet"/>
-    <w:lsdException w:uiPriority="99" w:name="List Number"/>
-    <w:lsdException w:uiPriority="99" w:name="List 2"/>
-    <w:lsdException w:uiPriority="99" w:name="List 3"/>
-    <w:lsdException w:uiPriority="99" w:name="List 4"/>
-    <w:lsdException w:uiPriority="99" w:name="List 5"/>
-    <w:lsdException w:uiPriority="99" w:name="List Bullet 2"/>
-    <w:lsdException w:uiPriority="99" w:name="List Bullet 3"/>
-    <w:lsdException w:uiPriority="99" w:name="List Bullet 4"/>
-    <w:lsdException w:uiPriority="99" w:name="List Bullet 5"/>
-    <w:lsdException w:uiPriority="99" w:name="List Number 2"/>
-    <w:lsdException w:uiPriority="99" w:name="List Number 3"/>
-    <w:lsdException w:uiPriority="99" w:name="List Number 4"/>
-    <w:lsdException w:uiPriority="99" w:name="List Number 5"/>
-    <w:lsdException w:qFormat="1" w:unhideWhenUsed="0" w:uiPriority="10" w:semiHidden="0" w:name="Title"/>
-    <w:lsdException w:uiPriority="99" w:name="Closing"/>
-    <w:lsdException w:uiPriority="99" w:name="Signature"/>
-    <w:lsdException w:uiPriority="1" w:name="Default Paragraph Font"/>
-    <w:lsdException w:uiPriority="99" w:name="Body Text"/>
-    <w:lsdException w:uiPriority="99" w:name="Body Text Indent"/>
-    <w:lsdException w:uiPriority="99" w:name="List Continue"/>
-    <w:lsdException w:uiPriority="99" w:name="List Continue 2"/>
-    <w:lsdException w:uiPriority="99" w:name="List Continue 3"/>
-    <w:lsdException w:uiPriority="99" w:name="List Continue 4"/>
-    <w:lsdException w:uiPriority="99" w:name="List Continue 5"/>
-    <w:lsdException w:uiPriority="99" w:name="Message Header"/>
-    <w:lsdException w:qFormat="1" w:unhideWhenUsed="0" w:uiPriority="11" w:semiHidden="0" w:name="Subtitle"/>
-    <w:lsdException w:uiPriority="99" w:name="Salutation"/>
-    <w:lsdException w:uiPriority="99" w:name="Date"/>
-    <w:lsdException w:uiPriority="99" w:name="Body Text First Indent"/>
-    <w:lsdException w:uiPriority="99" w:name="Body Text First Indent 2"/>
-    <w:lsdException w:uiPriority="99" w:name="Note Heading"/>
-    <w:lsdException w:uiPriority="99" w:name="Body Text 2"/>
-    <w:lsdException w:uiPriority="99" w:name="Body Text 3"/>
-    <w:lsdException w:uiPriority="99" w:name="Body Text Indent 2"/>
-    <w:lsdException w:uiPriority="99" w:name="Body Text Indent 3"/>
-    <w:lsdException w:uiPriority="99" w:name="Block Text"/>
-    <w:lsdException w:uiPriority="99" w:name="Hyperlink"/>
-    <w:lsdException w:uiPriority="99" w:name="FollowedHyperlink"/>
-    <w:lsdException w:qFormat="1" w:unhideWhenUsed="0" w:uiPriority="22" w:semiHidden="0" w:name="Strong"/>
-    <w:lsdException w:qFormat="1" w:unhideWhenUsed="0" w:uiPriority="20" w:semiHidden="0" w:name="Emphasis"/>
-    <w:lsdException w:uiPriority="99" w:name="Document Map"/>
-    <w:lsdException w:uiPriority="99" w:name="Plain Text"/>
-    <w:lsdException w:uiPriority="99" w:name="E-mail Signature"/>
-    <w:lsdException w:uiPriority="99" w:name="Normal (Web)"/>
-    <w:lsdException w:uiPriority="99" w:name="HTML Acronym"/>
-    <w:lsdException w:uiPriority="99" w:name="HTML Address"/>
-    <w:lsdException w:uiPriority="99" w:name="HTML Cite"/>
-    <w:lsdException w:uiPriority="99" w:name="HTML Code"/>
-    <w:lsdException w:uiPriority="99" w:name="HTML Definition"/>
-    <w:lsdException w:uiPriority="99" w:name="HTML Keyboard"/>
-    <w:lsdException w:uiPriority="99" w:name="HTML Preformatted"/>
-    <w:lsdException w:uiPriority="99" w:name="HTML Sample"/>
-    <w:lsdException w:uiPriority="99" w:name="HTML Typewriter"/>
-    <w:lsdException w:uiPriority="99" w:name="HTML Variable"/>
-    <w:lsdException w:qFormat="1" w:uiPriority="99" w:name="Normal Table"/>
-    <w:lsdException w:uiPriority="99" w:name="annotation subject"/>
-    <w:lsdException w:uiPriority="99" w:name="Table Simple 1"/>
-    <w:lsdException w:uiPriority="99" w:name="Table Simple 2"/>
-    <w:lsdException w:uiPriority="99" w:name="Table Simple 3"/>
-    <w:lsdException w:uiPriority="99" w:name="Table Classic 1"/>
-    <w:lsdException w:uiPriority="99" w:name="Table Classic 2"/>
-    <w:lsdException w:uiPriority="99" w:name="Table Classic 3"/>
-    <w:lsdException w:uiPriority="99" w:name="Table Classic 4"/>
-    <w:lsdException w:uiPriority="99" w:name="Table Colorful 1"/>
-    <w:lsdException w:uiPriority="99" w:name="Table Colorful 2"/>
-    <w:lsdException w:uiPriority="99" w:name="Table Colorful 3"/>
-    <w:lsdException w:uiPriority="99" w:name="Table Columns 1"/>
-    <w:lsdException w:uiPriority="99" w:name="Table Columns 2"/>
-    <w:lsdException w:uiPriority="99" w:name="Table Columns 3"/>
-    <w:lsdException w:uiPriority="99" w:name="Table Columns 4"/>
-    <w:lsdException w:uiPriority="99" w:name="Table Columns 5"/>
-    <w:lsdException w:uiPriority="99" w:name="Table Grid 1"/>
-    <w:lsdException w:uiPriority="99" w:name="Table Grid 2"/>
-    <w:lsdException w:uiPriority="99" w:name="Table Grid 3"/>
-    <w:lsdException w:uiPriority="99" w:name="Table Grid 4"/>
-    <w:lsdException w:uiPriority="99" w:name="Table Grid 5"/>
-    <w:lsdException w:uiPriority="99" w:name="Table Grid 6"/>
-    <w:lsdException w:uiPriority="99" w:name="Table Grid 7"/>
-    <w:lsdException w:uiPriority="99" w:name="Table Grid 8"/>
-    <w:lsdException w:uiPriority="99" w:name="Table List 1"/>
-    <w:lsdException w:uiPriority="99" w:name="Table List 2"/>
-    <w:lsdException w:uiPriority="99" w:name="Table List 3"/>
-    <w:lsdException w:uiPriority="99" w:name="Table List 4"/>
-    <w:lsdException w:uiPriority="99" w:name="Table List 5"/>
-    <w:lsdException w:uiPriority="99" w:name="Table List 6"/>
-    <w:lsdException w:uiPriority="99" w:name="Table List 7"/>
-    <w:lsdException w:uiPriority="99" w:name="Table List 8"/>
-    <w:lsdException w:uiPriority="99" w:name="Table 3D effects 1"/>
-    <w:lsdException w:uiPriority="99" w:name="Table 3D effects 2"/>
-    <w:lsdException w:uiPriority="99" w:name="Table 3D effects 3"/>
-    <w:lsdException w:uiPriority="99" w:name="Table Contemporary"/>
-    <w:lsdException w:uiPriority="99" w:name="Table Elegant"/>
-    <w:lsdException w:uiPriority="99" w:name="Table Professional"/>
-    <w:lsdException w:uiPriority="99" w:name="Table Subtle 1"/>
-    <w:lsdException w:uiPriority="99" w:name="Table Subtle 2"/>
-    <w:lsdException w:uiPriority="99" w:name="Table Web 1"/>
-    <w:lsdException w:uiPriority="99" w:name="Table Web 2"/>
-    <w:lsdException w:uiPriority="99" w:name="Table Web 3"/>
-    <w:lsdException w:uiPriority="99" w:name="Balloon Text"/>
-    <w:lsdException w:unhideWhenUsed="0" w:uiPriority="39" w:semiHidden="0" w:name="Table Grid"/>
-    <w:lsdException w:uiPriority="99" w:name="Table Theme"/>
-    <w:lsdException w:unhideWhenUsed="0" w:uiPriority="60" w:semiHidden="0" w:name="Light Shading"/>
-    <w:lsdException w:unhideWhenUsed="0" w:uiPriority="61" w:semiHidden="0" w:name="Light List"/>
-    <w:lsdException w:unhideWhenUsed="0" w:uiPriority="62" w:semiHidden="0" w:name="Light Grid"/>
-    <w:lsdException w:unhideWhenUsed="0" w:uiPriority="63" w:semiHidden="0" w:name="Medium Shading 1"/>
-    <w:lsdException w:unhideWhenUsed="0" w:uiPriority="64" w:semiHidden="0" w:name="Medium Shading 2"/>
-    <w:lsdException w:unhideWhenUsed="0" w:uiPriority="65" w:semiHidden="0" w:name="Medium List 1"/>
-    <w:lsdException w:unhideWhenUsed="0" w:uiPriority="66" w:semiHidden="0" w:name="Medium List 2"/>
-    <w:lsdException w:unhideWhenUsed="0" w:uiPriority="67" w:semiHidden="0" w:name="Medium Grid 1"/>
-    <w:lsdException w:unhideWhenUsed="0" w:uiPriority="68" w:semiHidden="0" w:name="Medium Grid 2"/>
-    <w:lsdException w:unhideWhenUsed="0" w:uiPriority="69" w:semiHidden="0" w:name="Medium Grid 3"/>
-    <w:lsdException w:unhideWhenUsed="0" w:uiPriority="70" w:semiHidden="0" w:name="Dark List"/>
-    <w:lsdException w:unhideWhenUsed="0" w:uiPriority="71" w:semiHidden="0" w:name="Colorful Shading"/>
-    <w:lsdException w:unhideWhenUsed="0" w:uiPriority="72" w:semiHidden="0" w:name="Colorful List"/>
-    <w:lsdException w:unhideWhenUsed="0" w:uiPriority="73" w:semiHidden="0" w:name="Colorful Grid"/>
-    <w:lsdException w:unhideWhenUsed="0" w:uiPriority="60" w:semiHidden="0" w:name="Light Shading Accent 1"/>
-    <w:lsdException w:unhideWhenUsed="0" w:uiPriority="61" w:semiHidden="0" w:name="Light List Accent 1"/>
-    <w:lsdException w:unhideWhenUsed="0" w:uiPriority="62" w:semiHidden="0" w:name="Light Grid Accent 1"/>
-    <w:lsdException w:unhideWhenUsed="0" w:uiPriority="63" w:semiHidden="0" w:name="Medium Shading 1 Accent 1"/>
-    <w:lsdException w:unhideWhenUsed="0" w:uiPriority="64" w:semiHidden="0" w:name="Medium Shading 2 Accent 1"/>
-    <w:lsdException w:unhideWhenUsed="0" w:uiPriority="65" w:semiHidden="0" w:name="Medium List 1 Accent 1"/>
-    <w:lsdException w:qFormat="1" w:unhideWhenUsed="0" w:uiPriority="34" w:semiHidden="0" w:name="List Paragraph"/>
-    <w:lsdException w:unhideWhenUsed="0" w:uiPriority="66" w:semiHidden="0" w:name="Medium List 2 Accent 1"/>
-    <w:lsdException w:unhideWhenUsed="0" w:uiPriority="67" w:semiHidden="0" w:name="Medium Grid 1 Accent 1"/>
-    <w:lsdException w:unhideWhenUsed="0" w:uiPriority="68" w:semiHidden="0" w:name="Medium Grid 2 Accent 1"/>
-    <w:lsdException w:unhideWhenUsed="0" w:uiPriority="69" w:semiHidden="0" w:name="Medium Grid 3 Accent 1"/>
-    <w:lsdException w:unhideWhenUsed="0" w:uiPriority="70" w:semiHidden="0" w:name="Dark List Accent 1"/>
-    <w:lsdException w:unhideWhenUsed="0" w:uiPriority="71" w:semiHidden="0" w:name="Colorful Shading Accent 1"/>
-    <w:lsdException w:unhideWhenUsed="0" w:uiPriority="72" w:semiHidden="0" w:name="Colorful List Accent 1"/>
-    <w:lsdException w:unhideWhenUsed="0" w:uiPriority="73" w:semiHidden="0" w:name="Colorful Grid Accent 1"/>
-    <w:lsdException w:unhideWhenUsed="0" w:uiPriority="60" w:semiHidden="0" w:name="Light Shading Accent 2"/>
-    <w:lsdException w:unhideWhenUsed="0" w:uiPriority="61" w:semiHidden="0" w:name="Light List Accent 2"/>
-    <w:lsdException w:unhideWhenUsed="0" w:uiPriority="62" w:semiHidden="0" w:name="Light Grid Accent 2"/>
-    <w:lsdException w:unhideWhenUsed="0" w:uiPriority="63" w:semiHidden="0" w:name="Medium Shading 1 Accent 2"/>
-    <w:lsdException w:unhideWhenUsed="0" w:uiPriority="64" w:semiHidden="0" w:name="Medium Shading 2 Accent 2"/>
-    <w:lsdException w:unhideWhenUsed="0" w:uiPriority="65" w:semiHidden="0" w:name="Medium List 1 Accent 2"/>
-    <w:lsdException w:unhideWhenUsed="0" w:uiPriority="66" w:semiHidden="0" w:name="Medium List 2 Accent 2"/>
-    <w:lsdException w:unhideWhenUsed="0" w:uiPriority="67" w:semiHidden="0" w:name="Medium Grid 1 Accent 2"/>
-    <w:lsdException w:unhideWhenUsed="0" w:uiPriority="68" w:semiHidden="0" w:name="Medium Grid 2 Accent 2"/>
-    <w:lsdException w:unhideWhenUsed="0" w:uiPriority="69" w:semiHidden="0" w:name="Medium Grid 3 Accent 2"/>
-    <w:lsdException w:unhideWhenUsed="0" w:uiPriority="70" w:semiHidden="0" w:name="Dark List Accent 2"/>
-    <w:lsdException w:unhideWhenUsed="0" w:uiPriority="71" w:semiHidden="0" w:name="Colorful Shading Accent 2"/>
-    <w:lsdException w:unhideWhenUsed="0" w:uiPriority="72" w:semiHidden="0" w:name="Colorful List Accent 2"/>
-    <w:lsdException w:unhideWhenUsed="0" w:uiPriority="73" w:semiHidden="0" w:name="Colorful Grid Accent 2"/>
-    <w:lsdException w:unhideWhenUsed="0" w:uiPriority="60" w:semiHidden="0" w:name="Light Shading Accent 3"/>
-    <w:lsdException w:unhideWhenUsed="0" w:uiPriority="61" w:semiHidden="0" w:name="Light List Accent 3"/>
-    <w:lsdException w:unhideWhenUsed="0" w:uiPriority="62" w:semiHidden="0" w:name="Light Grid Accent 3"/>
-    <w:lsdException w:unhideWhenUsed="0" w:uiPriority="63" w:semiHidden="0" w:name="Medium Shading 1 Accent 3"/>
-    <w:lsdException w:unhideWhenUsed="0" w:uiPriority="64" w:semiHidden="0" w:name="Medium Shading 2 Accent 3"/>
-    <w:lsdException w:unhideWhenUsed="0" w:uiPriority="65" w:semiHidden="0" w:name="Medium List 1 Accent 3"/>
-    <w:lsdException w:unhideWhenUsed="0" w:uiPriority="66" w:semiHidden="0" w:name="Medium List 2 Accent 3"/>
-    <w:lsdException w:unhideWhenUsed="0" w:uiPriority="67" w:semiHidden="0" w:name="Medium Grid 1 Accent 3"/>
-    <w:lsdException w:unhideWhenUsed="0" w:uiPriority="68" w:semiHidden="0" w:name="Medium Grid 2 Accent 3"/>
-    <w:lsdException w:unhideWhenUsed="0" w:uiPriority="69" w:semiHidden="0" w:name="Medium Grid 3 Accent 3"/>
-    <w:lsdException w:unhideWhenUsed="0" w:uiPriority="70" w:semiHidden="0" w:name="Dark List Accent 3"/>
-    <w:lsdException w:unhideWhenUsed="0" w:uiPriority="71" w:semiHidden="0" w:name="Colorful Shading Accent 3"/>
-    <w:lsdException w:unhideWhenUsed="0" w:uiPriority="72" w:semiHidden="0" w:name="Colorful List Accent 3"/>
-    <w:lsdException w:unhideWhenUsed="0" w:uiPriority="73" w:semiHidden="0" w:name="Colorful Grid Accent 3"/>
-    <w:lsdException w:unhideWhenUsed="0" w:uiPriority="60" w:semiHidden="0" w:name="Light Shading Accent 4"/>
-    <w:lsdException w:unhideWhenUsed="0" w:uiPriority="61" w:semiHidden="0" w:name="Light List Accent 4"/>
-    <w:lsdException w:unhideWhenUsed="0" w:uiPriority="62" w:semiHidden="0" w:name="Light Grid Accent 4"/>
-    <w:lsdException w:unhideWhenUsed="0" w:uiPriority="63" w:semiHidden="0" w:name="Medium Shading 1 Accent 4"/>
-    <w:lsdException w:unhideWhenUsed="0" w:uiPriority="64" w:semiHidden="0" w:name="Medium Shading 2 Accent 4"/>
-    <w:lsdException w:unhideWhenUsed="0" w:uiPriority="65" w:semiHidden="0" w:name="Medium List 1 Accent 4"/>
-    <w:lsdException w:unhideWhenUsed="0" w:uiPriority="66" w:semiHidden="0" w:name="Medium List 2 Accent 4"/>
-    <w:lsdException w:unhideWhenUsed="0" w:uiPriority="67" w:semiHidden="0" w:name="Medium Grid 1 Accent 4"/>
-    <w:lsdException w:unhideWhenUsed="0" w:uiPriority="68" w:semiHidden="0" w:name="Medium Grid 2 Accent 4"/>
-    <w:lsdException w:unhideWhenUsed="0" w:uiPriority="69" w:semiHidden="0" w:name="Medium Grid 3 Accent 4"/>
-    <w:lsdException w:unhideWhenUsed="0" w:uiPriority="70" w:semiHidden="0" w:name="Dark List Accent 4"/>
-    <w:lsdException w:unhideWhenUsed="0" w:uiPriority="71" w:semiHidden="0" w:name="Colorful Shading Accent 4"/>
-    <w:lsdException w:unhideWhenUsed="0" w:uiPriority="72" w:semiHidden="0" w:name="Colorful List Accent 4"/>
-    <w:lsdException w:unhideWhenUsed="0" w:uiPriority="73" w:semiHidden="0" w:name="Colorful Grid Accent 4"/>
-    <w:lsdException w:unhideWhenUsed="0" w:uiPriority="60" w:semiHidden="0" w:name="Light Shading Accent 5"/>
-    <w:lsdException w:unhideWhenUsed="0" w:uiPriority="61" w:semiHidden="0" w:name="Light List Accent 5"/>
-    <w:lsdException w:unhideWhenUsed="0" w:uiPriority="62" w:semiHidden="0" w:name="Light Grid Accent 5"/>
-    <w:lsdException w:unhideWhenUsed="0" w:uiPriority="63" w:semiHidden="0" w:name="Medium Shading 1 Accent 5"/>
-    <w:lsdException w:unhideWhenUsed="0" w:uiPriority="64" w:semiHidden="0" w:name="Medium Shading 2 Accent 5"/>
-    <w:lsdException w:unhideWhenUsed="0" w:uiPriority="65" w:semiHidden="0" w:name="Medium List 1 Accent 5"/>
-    <w:lsdException w:unhideWhenUsed="0" w:uiPriority="66" w:semiHidden="0" w:name="Medium List 2 Accent 5"/>
-    <w:lsdException w:unhideWhenUsed="0" w:uiPriority="67" w:semiHidden="0" w:name="Medium Grid 1 Accent 5"/>
-    <w:lsdException w:unhideWhenUsed="0" w:uiPriority="68" w:semiHidden="0" w:name="Medium Grid 2 Accent 5"/>
-    <w:lsdException w:unhideWhenUsed="0" w:uiPriority="69" w:semiHidden="0" w:name="Medium Grid 3 Accent 5"/>
-    <w:lsdException w:unhideWhenUsed="0" w:uiPriority="70" w:semiHidden="0" w:name="Dark List Accent 5"/>
-    <w:lsdException w:unhideWhenUsed="0" w:uiPriority="71" w:semiHidden="0" w:name="Colorful Shading Accent 5"/>
-    <w:lsdException w:unhideWhenUsed="0" w:uiPriority="72" w:semiHidden="0" w:name="Colorful List Accent 5"/>
-    <w:lsdException w:unhideWhenUsed="0" w:uiPriority="73" w:semiHidden="0" w:name="Colorful Grid Accent 5"/>
-    <w:lsdException w:unhideWhenUsed="0" w:uiPriority="60" w:semiHidden="0" w:name="Light Shading Accent 6"/>
-    <w:lsdException w:unhideWhenUsed="0" w:uiPriority="61" w:semiHidden="0" w:name="Light List Accent 6"/>
-    <w:lsdException w:unhideWhenUsed="0" w:uiPriority="62" w:semiHidden="0" w:name="Light Grid Accent 6"/>
-    <w:lsdException w:unhideWhenUsed="0" w:uiPriority="63" w:semiHidden="0" w:name="Medium Shading 1 Accent 6"/>
-    <w:lsdException w:unhideWhenUsed="0" w:uiPriority="64" w:semiHidden="0" w:name="Medium Shading 2 Accent 6"/>
-    <w:lsdException w:unhideWhenUsed="0" w:uiPriority="65" w:semiHidden="0" w:name="Medium List 1 Accent 6"/>
-    <w:lsdException w:unhideWhenUsed="0" w:uiPriority="66" w:semiHidden="0" w:name="Medium List 2 Accent 6"/>
-    <w:lsdException w:unhideWhenUsed="0" w:uiPriority="67" w:semiHidden="0" w:name="Medium Grid 1 Accent 6"/>
-    <w:lsdException w:unhideWhenUsed="0" w:uiPriority="68" w:semiHidden="0" w:name="Medium Grid 2 Accent 6"/>
-    <w:lsdException w:unhideWhenUsed="0" w:uiPriority="69" w:semiHidden="0" w:name="Medium Grid 3 Accent 6"/>
-    <w:lsdException w:unhideWhenUsed="0" w:uiPriority="70" w:semiHidden="0" w:name="Dark List Accent 6"/>
-    <w:lsdException w:unhideWhenUsed="0" w:uiPriority="71" w:semiHidden="0" w:name="Colorful Shading Accent 6"/>
-    <w:lsdException w:unhideWhenUsed="0" w:uiPriority="72" w:semiHidden="0" w:name="Colorful List Accent 6"/>
-    <w:lsdException w:unhideWhenUsed="0" w:uiPriority="73" w:semiHidden="0" w:name="Colorful Grid Accent 6"/>
+  <w:latentStyles w:defLockedState="0" w:defUIPriority="99" w:defSemiHidden="0" w:defUnhideWhenUsed="0" w:defQFormat="0" w:count="376">
+    <w:lsdException w:name="Normal" w:uiPriority="0" w:qFormat="1"/>
+    <w:lsdException w:name="heading 1" w:uiPriority="9" w:qFormat="1"/>
+    <w:lsdException w:name="heading 2" w:semiHidden="1" w:uiPriority="9" w:unhideWhenUsed="1" w:qFormat="1"/>
+    <w:lsdException w:name="heading 3" w:semiHidden="1" w:uiPriority="9" w:unhideWhenUsed="1" w:qFormat="1"/>
+    <w:lsdException w:name="heading 4" w:semiHidden="1" w:uiPriority="9" w:unhideWhenUsed="1" w:qFormat="1"/>
+    <w:lsdException w:name="heading 5" w:semiHidden="1" w:uiPriority="9" w:unhideWhenUsed="1" w:qFormat="1"/>
+    <w:lsdException w:name="heading 6" w:semiHidden="1" w:uiPriority="9" w:unhideWhenUsed="1" w:qFormat="1"/>
+    <w:lsdException w:name="heading 7" w:semiHidden="1" w:uiPriority="9" w:unhideWhenUsed="1" w:qFormat="1"/>
+    <w:lsdException w:name="heading 8" w:semiHidden="1" w:uiPriority="9" w:unhideWhenUsed="1" w:qFormat="1"/>
+    <w:lsdException w:name="heading 9" w:semiHidden="1" w:uiPriority="9" w:unhideWhenUsed="1" w:qFormat="1"/>
+    <w:lsdException w:name="index 1" w:semiHidden="1" w:unhideWhenUsed="1"/>
+    <w:lsdException w:name="index 2" w:semiHidden="1" w:unhideWhenUsed="1"/>
+    <w:lsdException w:name="index 3" w:semiHidden="1" w:unhideWhenUsed="1"/>
+    <w:lsdException w:name="index 4" w:semiHidden="1" w:unhideWhenUsed="1"/>
+    <w:lsdException w:name="index 5" w:semiHidden="1" w:unhideWhenUsed="1"/>
+    <w:lsdException w:name="index 6" w:semiHidden="1" w:unhideWhenUsed="1"/>
+    <w:lsdException w:name="index 7" w:semiHidden="1" w:unhideWhenUsed="1"/>
+    <w:lsdException w:name="index 8" w:semiHidden="1" w:unhideWhenUsed="1"/>
+    <w:lsdException w:name="index 9" w:semiHidden="1" w:unhideWhenUsed="1"/>
+    <w:lsdException w:name="toc 1" w:semiHidden="1" w:uiPriority="39" w:unhideWhenUsed="1"/>
+    <w:lsdException w:name="toc 2" w:semiHidden="1" w:uiPriority="39" w:unhideWhenUsed="1"/>
+    <w:lsdException w:name="toc 3" w:semiHidden="1" w:uiPriority="39" w:unhideWhenUsed="1"/>
+    <w:lsdException w:name="toc 4" w:semiHidden="1" w:uiPriority="39" w:unhideWhenUsed="1"/>
+    <w:lsdException w:name="toc 5" w:semiHidden="1" w:uiPriority="39" w:unhideWhenUsed="1"/>
+    <w:lsdException w:name="toc 6" w:semiHidden="1" w:uiPriority="39" w:unhideWhenUsed="1"/>
+    <w:lsdException w:name="toc 7" w:semiHidden="1" w:uiPriority="39" w:unhideWhenUsed="1"/>
+    <w:lsdException w:name="toc 8" w:semiHidden="1" w:uiPriority="39" w:unhideWhenUsed="1"/>
+    <w:lsdException w:name="toc 9" w:semiHidden="1" w:uiPriority="39" w:unhideWhenUsed="1"/>
+    <w:lsdException w:name="Normal Indent" w:semiHidden="1" w:unhideWhenUsed="1"/>
+    <w:lsdException w:name="footnote text" w:semiHidden="1" w:unhideWhenUsed="1"/>
+    <w:lsdException w:name="annotation text" w:semiHidden="1" w:unhideWhenUsed="1"/>
+    <w:lsdException w:name="header" w:semiHidden="1" w:unhideWhenUsed="1"/>
+    <w:lsdException w:name="footer" w:semiHidden="1" w:unhideWhenUsed="1"/>
+    <w:lsdException w:name="index heading" w:semiHidden="1" w:unhideWhenUsed="1"/>
+    <w:lsdException w:name="caption" w:semiHidden="1" w:uiPriority="35" w:unhideWhenUsed="1" w:qFormat="1"/>
+    <w:lsdException w:name="table of figures" w:semiHidden="1" w:unhideWhenUsed="1"/>
+    <w:lsdException w:name="envelope address" w:semiHidden="1" w:unhideWhenUsed="1"/>
+    <w:lsdException w:name="envelope return" w:semiHidden="1" w:unhideWhenUsed="1"/>
+    <w:lsdException w:name="footnote reference" w:semiHidden="1" w:unhideWhenUsed="1"/>
+    <w:lsdException w:name="annotation reference" w:semiHidden="1" w:unhideWhenUsed="1"/>
+    <w:lsdException w:name="line number" w:semiHidden="1" w:unhideWhenUsed="1"/>
+    <w:lsdException w:name="page number" w:semiHidden="1" w:unhideWhenUsed="1"/>
+    <w:lsdException w:name="endnote reference" w:semiHidden="1" w:unhideWhenUsed="1"/>
+    <w:lsdException w:name="endnote text" w:semiHidden="1" w:unhideWhenUsed="1"/>
+    <w:lsdException w:name="table of authorities" w:semiHidden="1" w:unhideWhenUsed="1"/>
+    <w:lsdException w:name="macro" w:semiHidden="1" w:unhideWhenUsed="1"/>
+    <w:lsdException w:name="toa heading" w:semiHidden="1" w:unhideWhenUsed="1"/>
+    <w:lsdException w:name="List" w:semiHidden="1" w:unhideWhenUsed="1"/>
+    <w:lsdException w:name="List Bullet" w:semiHidden="1" w:unhideWhenUsed="1"/>
+    <w:lsdException w:name="List Number" w:semiHidden="1" w:unhideWhenUsed="1"/>
+    <w:lsdException w:name="List 2" w:semiHidden="1" w:unhideWhenUsed="1"/>
+    <w:lsdException w:name="List 3" w:semiHidden="1" w:unhideWhenUsed="1"/>
+    <w:lsdException w:name="List 4" w:semiHidden="1" w:unhideWhenUsed="1"/>
+    <w:lsdException w:name="List 5" w:semiHidden="1" w:unhideWhenUsed="1"/>
+    <w:lsdException w:name="List Bullet 2" w:semiHidden="1" w:unhideWhenUsed="1"/>
+    <w:lsdException w:name="List Bullet 3" w:semiHidden="1" w:unhideWhenUsed="1"/>
+    <w:lsdException w:name="List Bullet 4" w:semiHidden="1" w:unhideWhenUsed="1"/>
+    <w:lsdException w:name="List Bullet 5" w:semiHidden="1" w:unhideWhenUsed="1"/>
+    <w:lsdException w:name="List Number 2" w:semiHidden="1" w:unhideWhenUsed="1"/>
+    <w:lsdException w:name="List Number 3" w:semiHidden="1" w:unhideWhenUsed="1"/>
+    <w:lsdException w:name="List Number 4" w:semiHidden="1" w:unhideWhenUsed="1"/>
+    <w:lsdException w:name="List Number 5" w:semiHidden="1" w:unhideWhenUsed="1"/>
+    <w:lsdException w:name="Title" w:uiPriority="10" w:qFormat="1"/>
+    <w:lsdException w:name="Closing" w:semiHidden="1" w:unhideWhenUsed="1"/>
+    <w:lsdException w:name="Signature" w:semiHidden="1" w:unhideWhenUsed="1"/>
+    <w:lsdException w:name="Default Paragraph Font" w:semiHidden="1" w:uiPriority="1" w:unhideWhenUsed="1"/>
+    <w:lsdException w:name="Body Text" w:semiHidden="1" w:unhideWhenUsed="1"/>
+    <w:lsdException w:name="Body Text Indent" w:semiHidden="1" w:unhideWhenUsed="1"/>
+    <w:lsdException w:name="List Continue" w:semiHidden="1" w:unhideWhenUsed="1"/>
+    <w:lsdException w:name="List Continue 2" w:semiHidden="1" w:unhideWhenUsed="1"/>
+    <w:lsdException w:name="List Continue 3" w:semiHidden="1" w:unhideWhenUsed="1"/>
+    <w:lsdException w:name="List Continue 4" w:semiHidden="1" w:unhideWhenUsed="1"/>
+    <w:lsdException w:name="List Continue 5" w:semiHidden="1" w:unhideWhenUsed="1"/>
+    <w:lsdException w:name="Message Header" w:semiHidden="1" w:unhideWhenUsed="1"/>
+    <w:lsdException w:name="Subtitle" w:uiPriority="11" w:qFormat="1"/>
+    <w:lsdException w:name="Salutation" w:semiHidden="1" w:unhideWhenUsed="1"/>
+    <w:lsdException w:name="Date" w:semiHidden="1" w:unhideWhenUsed="1"/>
+    <w:lsdException w:name="Body Text First Indent" w:semiHidden="1" w:unhideWhenUsed="1"/>
+    <w:lsdException w:name="Body Text First Indent 2" w:semiHidden="1" w:unhideWhenUsed="1"/>
+    <w:lsdException w:name="Note Heading" w:semiHidden="1" w:unhideWhenUsed="1"/>
+    <w:lsdException w:name="Body Text 2" w:semiHidden="1" w:unhideWhenUsed="1"/>
+    <w:lsdException w:name="Body Text 3" w:semiHidden="1" w:unhideWhenUsed="1"/>
+    <w:lsdException w:name="Body Text Indent 2" w:semiHidden="1" w:unhideWhenUsed="1"/>
+    <w:lsdException w:name="Body Text Indent 3" w:semiHidden="1" w:unhideWhenUsed="1"/>
+    <w:lsdException w:name="Block Text" w:semiHidden="1" w:unhideWhenUsed="1"/>
+    <w:lsdException w:name="Hyperlink" w:semiHidden="1" w:unhideWhenUsed="1"/>
+    <w:lsdException w:name="FollowedHyperlink" w:semiHidden="1" w:unhideWhenUsed="1"/>
+    <w:lsdException w:name="Strong" w:uiPriority="22" w:qFormat="1"/>
+    <w:lsdException w:name="Emphasis" w:uiPriority="20" w:qFormat="1"/>
+    <w:lsdException w:name="Document Map" w:semiHidden="1" w:unhideWhenUsed="1"/>
+    <w:lsdException w:name="Plain Text" w:semiHidden="1" w:unhideWhenUsed="1"/>
+    <w:lsdException w:name="E-mail Signature" w:semiHidden="1" w:unhideWhenUsed="1"/>
+    <w:lsdException w:name="HTML Top of Form" w:semiHidden="1" w:unhideWhenUsed="1"/>
+    <w:lsdException w:name="HTML Bottom of Form" w:semiHidden="1" w:unhideWhenUsed="1"/>
+    <w:lsdException w:name="Normal (Web)" w:semiHidden="1" w:unhideWhenUsed="1"/>
+    <w:lsdException w:name="HTML Acronym" w:semiHidden="1" w:unhideWhenUsed="1"/>
+    <w:lsdException w:name="HTML Address" w:semiHidden="1" w:unhideWhenUsed="1"/>
+    <w:lsdException w:name="HTML Cite" w:semiHidden="1" w:unhideWhenUsed="1"/>
+    <w:lsdException w:name="HTML Code" w:semiHidden="1" w:unhideWhenUsed="1"/>
+    <w:lsdException w:name="HTML Definition" w:semiHidden="1" w:unhideWhenUsed="1"/>
+    <w:lsdException w:name="HTML Keyboard" w:semiHidden="1" w:unhideWhenUsed="1"/>
+    <w:lsdException w:name="HTML Preformatted" w:semiHidden="1" w:unhideWhenUsed="1"/>
+    <w:lsdException w:name="HTML Sample" w:semiHidden="1" w:unhideWhenUsed="1"/>
+    <w:lsdException w:name="HTML Typewriter" w:semiHidden="1" w:unhideWhenUsed="1"/>
+    <w:lsdException w:name="HTML Variable" w:semiHidden="1" w:unhideWhenUsed="1"/>
+    <w:lsdException w:name="Normal Table" w:semiHidden="1" w:unhideWhenUsed="1" w:qFormat="1"/>
+    <w:lsdException w:name="annotation subject" w:semiHidden="1" w:unhideWhenUsed="1"/>
+    <w:lsdException w:name="No List" w:semiHidden="1" w:unhideWhenUsed="1"/>
+    <w:lsdException w:name="Outline List 1" w:semiHidden="1" w:unhideWhenUsed="1"/>
+    <w:lsdException w:name="Outline List 2" w:semiHidden="1" w:unhideWhenUsed="1"/>
+    <w:lsdException w:name="Outline List 3" w:semiHidden="1" w:unhideWhenUsed="1"/>
+    <w:lsdException w:name="Table Simple 1" w:semiHidden="1" w:unhideWhenUsed="1"/>
+    <w:lsdException w:name="Table Simple 2" w:semiHidden="1" w:unhideWhenUsed="1"/>
+    <w:lsdException w:name="Table Simple 3" w:semiHidden="1" w:unhideWhenUsed="1"/>
+    <w:lsdException w:name="Table Classic 1" w:semiHidden="1" w:unhideWhenUsed="1"/>
+    <w:lsdException w:name="Table Classic 2" w:semiHidden="1" w:unhideWhenUsed="1"/>
+    <w:lsdException w:name="Table Classic 3" w:semiHidden="1" w:unhideWhenUsed="1"/>
+    <w:lsdException w:name="Table Classic 4" w:semiHidden="1" w:unhideWhenUsed="1"/>
+    <w:lsdException w:name="Table Colorful 1" w:semiHidden="1" w:unhideWhenUsed="1"/>
+    <w:lsdException w:name="Table Colorful 2" w:semiHidden="1" w:unhideWhenUsed="1"/>
+    <w:lsdException w:name="Table Colorful 3" w:semiHidden="1" w:unhideWhenUsed="1"/>
+    <w:lsdException w:name="Table Columns 1" w:semiHidden="1" w:unhideWhenUsed="1"/>
+    <w:lsdException w:name="Table Columns 2" w:semiHidden="1" w:unhideWhenUsed="1"/>
+    <w:lsdException w:name="Table Columns 3" w:semiHidden="1" w:unhideWhenUsed="1"/>
+    <w:lsdException w:name="Table Columns 4" w:semiHidden="1" w:unhideWhenUsed="1"/>
+    <w:lsdException w:name="Table Columns 5" w:semiHidden="1" w:unhideWhenUsed="1"/>
+    <w:lsdException w:name="Table Grid 1" w:semiHidden="1" w:unhideWhenUsed="1"/>
+    <w:lsdException w:name="Table Grid 2" w:semiHidden="1" w:unhideWhenUsed="1"/>
+    <w:lsdException w:name="Table Grid 3" w:semiHidden="1" w:unhideWhenUsed="1"/>
+    <w:lsdException w:name="Table Grid 4" w:semiHidden="1" w:unhideWhenUsed="1"/>
+    <w:lsdException w:name="Table Grid 5" w:semiHidden="1" w:unhideWhenUsed="1"/>
+    <w:lsdException w:name="Table Grid 6" w:semiHidden="1" w:unhideWhenUsed="1"/>
+    <w:lsdException w:name="Table Grid 7" w:semiHidden="1" w:unhideWhenUsed="1"/>
+    <w:lsdException w:name="Table Grid 8" w:semiHidden="1" w:unhideWhenUsed="1"/>
+    <w:lsdException w:name="Table List 1" w:semiHidden="1" w:unhideWhenUsed="1"/>
+    <w:lsdException w:name="Table List 2" w:semiHidden="1" w:unhideWhenUsed="1"/>
+    <w:lsdException w:name="Table List 3" w:semiHidden="1" w:unhideWhenUsed="1"/>
+    <w:lsdException w:name="Table List 4" w:semiHidden="1" w:unhideWhenUsed="1"/>
+    <w:lsdException w:name="Table List 5" w:semiHidden="1" w:unhideWhenUsed="1"/>
+    <w:lsdException w:name="Table List 6" w:semiHidden="1" w:unhideWhenUsed="1"/>
+    <w:lsdException w:name="Table List 7" w:semiHidden="1" w:unhideWhenUsed="1"/>
+    <w:lsdException w:name="Table List 8" w:semiHidden="1" w:unhideWhenUsed="1"/>
+    <w:lsdException w:name="Table 3D effects 1" w:semiHidden="1" w:unhideWhenUsed="1"/>
+    <w:lsdException w:name="Table 3D effects 2" w:semiHidden="1" w:unhideWhenUsed="1"/>
+    <w:lsdException w:name="Table 3D effects 3" w:semiHidden="1" w:unhideWhenUsed="1"/>
+    <w:lsdException w:name="Table Contemporary" w:semiHidden="1" w:unhideWhenUsed="1"/>
+    <w:lsdException w:name="Table Elegant" w:semiHidden="1" w:unhideWhenUsed="1"/>
+    <w:lsdException w:name="Table Professional" w:semiHidden="1" w:unhideWhenUsed="1"/>
+    <w:lsdException w:name="Table Subtle 1" w:semiHidden="1" w:unhideWhenUsed="1"/>
+    <w:lsdException w:name="Table Subtle 2" w:semiHidden="1" w:unhideWhenUsed="1"/>
+    <w:lsdException w:name="Table Web 1" w:semiHidden="1" w:unhideWhenUsed="1"/>
+    <w:lsdException w:name="Table Web 2" w:semiHidden="1" w:unhideWhenUsed="1"/>
+    <w:lsdException w:name="Table Web 3" w:semiHidden="1" w:unhideWhenUsed="1"/>
+    <w:lsdException w:name="Balloon Text" w:semiHidden="1" w:unhideWhenUsed="1"/>
+    <w:lsdException w:name="Table Grid" w:uiPriority="39"/>
+    <w:lsdException w:name="Table Theme" w:semiHidden="1" w:unhideWhenUsed="1"/>
+    <w:lsdException w:name="Placeholder Text" w:semiHidden="1" w:unhideWhenUsed="1"/>
+    <w:lsdException w:name="No Spacing" w:semiHidden="1" w:unhideWhenUsed="1"/>
+    <w:lsdException w:name="Light Shading" w:uiPriority="60"/>
+    <w:lsdException w:name="Light List" w:uiPriority="61"/>
+    <w:lsdException w:name="Light Grid" w:uiPriority="62"/>
+    <w:lsdException w:name="Medium Shading 1" w:uiPriority="63"/>
+    <w:lsdException w:name="Medium Shading 2" w:uiPriority="64"/>
+    <w:lsdException w:name="Medium List 1" w:uiPriority="65"/>
+    <w:lsdException w:name="Medium List 2" w:uiPriority="66"/>
+    <w:lsdException w:name="Medium Grid 1" w:uiPriority="67"/>
+    <w:lsdException w:name="Medium Grid 2" w:uiPriority="68"/>
+    <w:lsdException w:name="Medium Grid 3" w:uiPriority="69"/>
+    <w:lsdException w:name="Dark List" w:uiPriority="70"/>
+    <w:lsdException w:name="Colorful Shading" w:uiPriority="71"/>
+    <w:lsdException w:name="Colorful List" w:uiPriority="72"/>
+    <w:lsdException w:name="Colorful Grid" w:uiPriority="73"/>
+    <w:lsdException w:name="Light Shading Accent 1" w:uiPriority="60"/>
+    <w:lsdException w:name="Light List Accent 1" w:uiPriority="61"/>
+    <w:lsdException w:name="Light Grid Accent 1" w:uiPriority="62"/>
+    <w:lsdException w:name="Medium Shading 1 Accent 1" w:uiPriority="63"/>
+    <w:lsdException w:name="Medium Shading 2 Accent 1" w:uiPriority="64"/>
+    <w:lsdException w:name="Medium List 1 Accent 1" w:uiPriority="65"/>
+    <w:lsdException w:name="Revision" w:semiHidden="1" w:unhideWhenUsed="1"/>
+    <w:lsdException w:name="List Paragraph" w:uiPriority="34" w:qFormat="1"/>
+    <w:lsdException w:name="Quote" w:semiHidden="1" w:unhideWhenUsed="1"/>
+    <w:lsdException w:name="Intense Quote" w:semiHidden="1" w:unhideWhenUsed="1"/>
+    <w:lsdException w:name="Medium List 2 Accent 1" w:uiPriority="66"/>
+    <w:lsdException w:name="Medium Grid 1 Accent 1" w:uiPriority="67"/>
+    <w:lsdException w:name="Medium Grid 2 Accent 1" w:uiPriority="68"/>
+    <w:lsdException w:name="Medium Grid 3 Accent 1" w:uiPriority="69"/>
+    <w:lsdException w:name="Dark List Accent 1" w:uiPriority="70"/>
+    <w:lsdException w:name="Colorful Shading Accent 1" w:uiPriority="71"/>
+    <w:lsdException w:name="Colorful List Accent 1" w:uiPriority="72"/>
+    <w:lsdException w:name="Colorful Grid Accent 1" w:uiPriority="73"/>
+    <w:lsdException w:name="Light Shading Accent 2" w:uiPriority="60"/>
+    <w:lsdException w:name="Light List Accent 2" w:uiPriority="61"/>
+    <w:lsdException w:name="Light Grid Accent 2" w:uiPriority="62"/>
+    <w:lsdException w:name="Medium Shading 1 Accent 2" w:uiPriority="63"/>
+    <w:lsdException w:name="Medium Shading 2 Accent 2" w:uiPriority="64"/>
+    <w:lsdException w:name="Medium List 1 Accent 2" w:uiPriority="65"/>
+    <w:lsdException w:name="Medium List 2 Accent 2" w:uiPriority="66"/>
+    <w:lsdException w:name="Medium Grid 1 Accent 2" w:uiPriority="67"/>
+    <w:lsdException w:name="Medium Grid 2 Accent 2" w:uiPriority="68"/>
+    <w:lsdException w:name="Medium Grid 3 Accent 2" w:uiPriority="69"/>
+    <w:lsdException w:name="Dark List Accent 2" w:uiPriority="70"/>
+    <w:lsdException w:name="Colorful Shading Accent 2" w:uiPriority="71"/>
+    <w:lsdException w:name="Colorful List Accent 2" w:uiPriority="72"/>
+    <w:lsdException w:name="Colorful Grid Accent 2" w:uiPriority="73"/>
+    <w:lsdException w:name="Light Shading Accent 3" w:uiPriority="60"/>
+    <w:lsdException w:name="Light List Accent 3" w:uiPriority="61"/>
+    <w:lsdException w:name="Light Grid Accent 3" w:uiPriority="62"/>
+    <w:lsdException w:name="Medium Shading 1 Accent 3" w:uiPriority="63"/>
+    <w:lsdException w:name="Medium Shading 2 Accent 3" w:uiPriority="64"/>
+    <w:lsdException w:name="Medium List 1 Accent 3" w:uiPriority="65"/>
+    <w:lsdException w:name="Medium List 2 Accent 3" w:uiPriority="66"/>
+    <w:lsdException w:name="Medium Grid 1 Accent 3" w:uiPriority="67"/>
+    <w:lsdException w:name="Medium Grid 2 Accent 3" w:uiPriority="68"/>
+    <w:lsdException w:name="Medium Grid 3 Accent 3" w:uiPriority="69"/>
+    <w:lsdException w:name="Dark List Accent 3" w:uiPriority="70"/>
+    <w:lsdException w:name="Colorful Shading Accent 3" w:uiPriority="71"/>
+    <w:lsdException w:name="Colorful List Accent 3" w:uiPriority="72"/>
+    <w:lsdException w:name="Colorful Grid Accent 3" w:uiPriority="73"/>
+    <w:lsdException w:name="Light Shading Accent 4" w:uiPriority="60"/>
+    <w:lsdException w:name="Light List Accent 4" w:uiPriority="61"/>
+    <w:lsdException w:name="Light Grid Accent 4" w:uiPriority="62"/>
+    <w:lsdException w:name="Medium Shading 1 Accent 4" w:uiPriority="63"/>
+    <w:lsdException w:name="Medium Shading 2 Accent 4" w:uiPriority="64"/>
+    <w:lsdException w:name="Medium List 1 Accent 4" w:uiPriority="65"/>
+    <w:lsdException w:name="Medium List 2 Accent 4" w:uiPriority="66"/>
+    <w:lsdException w:name="Medium Grid 1 Accent 4" w:uiPriority="67"/>
+    <w:lsdException w:name="Medium Grid 2 Accent 4" w:uiPriority="68"/>
+    <w:lsdException w:name="Medium Grid 3 Accent 4" w:uiPriority="69"/>
+    <w:lsdException w:name="Dark List Accent 4" w:uiPriority="70"/>
+    <w:lsdException w:name="Colorful Shading Accent 4" w:uiPriority="71"/>
+    <w:lsdException w:name="Colorful List Accent 4" w:uiPriority="72"/>
+    <w:lsdException w:name="Colorful Grid Accent 4" w:uiPriority="73"/>
+    <w:lsdException w:name="Light Shading Accent 5" w:uiPriority="60"/>
+    <w:lsdException w:name="Light List Accent 5" w:uiPriority="61"/>
+    <w:lsdException w:name="Light Grid Accent 5" w:uiPriority="62"/>
+    <w:lsdException w:name="Medium Shading 1 Accent 5" w:uiPriority="63"/>
+    <w:lsdException w:name="Medium Shading 2 Accent 5" w:uiPriority="64"/>
+    <w:lsdException w:name="Medium List 1 Accent 5" w:uiPriority="65"/>
+    <w:lsdException w:name="Medium List 2 Accent 5" w:uiPriority="66"/>
+    <w:lsdException w:name="Medium Grid 1 Accent 5" w:uiPriority="67"/>
+    <w:lsdException w:name="Medium Grid 2 Accent 5" w:uiPriority="68"/>
+    <w:lsdException w:name="Medium Grid 3 Accent 5" w:uiPriority="69"/>
+    <w:lsdException w:name="Dark List Accent 5" w:uiPriority="70"/>
+    <w:lsdException w:name="Colorful Shading Accent 5" w:uiPriority="71"/>
+    <w:lsdException w:name="Colorful List Accent 5" w:uiPriority="72"/>
+    <w:lsdException w:name="Colorful Grid Accent 5" w:uiPriority="73"/>
+    <w:lsdException w:name="Light Shading Accent 6" w:uiPriority="60"/>
+    <w:lsdException w:name="Light List Accent 6" w:uiPriority="61"/>
+    <w:lsdException w:name="Light Grid Accent 6" w:uiPriority="62"/>
+    <w:lsdException w:name="Medium Shading 1 Accent 6" w:uiPriority="63"/>
+    <w:lsdException w:name="Medium Shading 2 Accent 6" w:uiPriority="64"/>
+    <w:lsdException w:name="Medium List 1 Accent 6" w:uiPriority="65"/>
+    <w:lsdException w:name="Medium List 2 Accent 6" w:uiPriority="66"/>
+    <w:lsdException w:name="Medium Grid 1 Accent 6" w:uiPriority="67"/>
+    <w:lsdException w:name="Medium Grid 2 Accent 6" w:uiPriority="68"/>
+    <w:lsdException w:name="Medium Grid 3 Accent 6" w:uiPriority="69"/>
+    <w:lsdException w:name="Dark List Accent 6" w:uiPriority="70"/>
+    <w:lsdException w:name="Colorful Shading Accent 6" w:uiPriority="71"/>
+    <w:lsdException w:name="Colorful List Accent 6" w:uiPriority="72"/>
+    <w:lsdException w:name="Colorful Grid Accent 6" w:uiPriority="73"/>
+    <w:lsdException w:name="Subtle Emphasis" w:uiPriority="19" w:qFormat="1"/>
+    <w:lsdException w:name="Intense Emphasis" w:uiPriority="21" w:qFormat="1"/>
+    <w:lsdException w:name="Subtle Reference" w:uiPriority="31" w:qFormat="1"/>
+    <w:lsdException w:name="Intense Reference" w:uiPriority="32" w:qFormat="1"/>
+    <w:lsdException w:name="Book Title" w:uiPriority="33" w:qFormat="1"/>
+    <w:lsdException w:name="Bibliography" w:semiHidden="1" w:uiPriority="37" w:unhideWhenUsed="1"/>
+    <w:lsdException w:name="TOC Heading" w:semiHidden="1" w:uiPriority="39" w:unhideWhenUsed="1" w:qFormat="1"/>
+    <w:lsdException w:name="Plain Table 1" w:uiPriority="41"/>
+    <w:lsdException w:name="Plain Table 2" w:uiPriority="42"/>
+    <w:lsdException w:name="Plain Table 3" w:uiPriority="43"/>
+    <w:lsdException w:name="Plain Table 4" w:uiPriority="44"/>
+    <w:lsdException w:name="Plain Table 5" w:uiPriority="45"/>
+    <w:lsdException w:name="Grid Table Light" w:uiPriority="40"/>
+    <w:lsdException w:name="Grid Table 1 Light" w:uiPriority="46"/>
+    <w:lsdException w:name="Grid Table 2" w:uiPriority="47"/>
+    <w:lsdException w:name="Grid Table 3" w:uiPriority="48"/>
+    <w:lsdException w:name="Grid Table 4" w:uiPriority="49"/>
+    <w:lsdException w:name="Grid Table 5 Dark" w:uiPriority="50"/>
+    <w:lsdException w:name="Grid Table 6 Colorful" w:uiPriority="51"/>
+    <w:lsdException w:name="Grid Table 7 Colorful" w:uiPriority="52"/>
+    <w:lsdException w:name="Grid Table 1 Light Accent 1" w:uiPriority="46"/>
+    <w:lsdException w:name="Grid Table 2 Accent 1" w:uiPriority="47"/>
+    <w:lsdException w:name="Grid Table 3 Accent 1" w:uiPriority="48"/>
+    <w:lsdException w:name="Grid Table 4 Accent 1" w:uiPriority="49"/>
+    <w:lsdException w:name="Grid Table 5 Dark Accent 1" w:uiPriority="50"/>
+    <w:lsdException w:name="Grid Table 6 Colorful Accent 1" w:uiPriority="51"/>
+    <w:lsdException w:name="Grid Table 7 Colorful Accent 1" w:uiPriority="52"/>
+    <w:lsdException w:name="Grid Table 1 Light Accent 2" w:uiPriority="46"/>
+    <w:lsdException w:name="Grid Table 2 Accent 2" w:uiPriority="47"/>
+    <w:lsdException w:name="Grid Table 3 Accent 2" w:uiPriority="48"/>
+    <w:lsdException w:name="Grid Table 4 Accent 2" w:uiPriority="49"/>
+    <w:lsdException w:name="Grid Table 5 Dark Accent 2" w:uiPriority="50"/>
+    <w:lsdException w:name="Grid Table 6 Colorful Accent 2" w:uiPriority="51"/>
+    <w:lsdException w:name="Grid Table 7 Colorful Accent 2" w:uiPriority="52"/>
+    <w:lsdException w:name="Grid Table 1 Light Accent 3" w:uiPriority="46"/>
+    <w:lsdException w:name="Grid Table 2 Accent 3" w:uiPriority="47"/>
+    <w:lsdException w:name="Grid Table 3 Accent 3" w:uiPriority="48"/>
+    <w:lsdException w:name="Grid Table 4 Accent 3" w:uiPriority="49"/>
+    <w:lsdException w:name="Grid Table 5 Dark Accent 3" w:uiPriority="50"/>
+    <w:lsdException w:name="Grid Table 6 Colorful Accent 3" w:uiPriority="51"/>
+    <w:lsdException w:name="Grid Table 7 Colorful Accent 3" w:uiPriority="52"/>
+    <w:lsdException w:name="Grid Table 1 Light Accent 4" w:uiPriority="46"/>
+    <w:lsdException w:name="Grid Table 2 Accent 4" w:uiPriority="47"/>
+    <w:lsdException w:name="Grid Table 3 Accent 4" w:uiPriority="48"/>
+    <w:lsdException w:name="Grid Table 4 Accent 4" w:uiPriority="49"/>
+    <w:lsdException w:name="Grid Table 5 Dark Accent 4" w:uiPriority="50"/>
+    <w:lsdException w:name="Grid Table 6 Colorful Accent 4" w:uiPriority="51"/>
+    <w:lsdException w:name="Grid Table 7 Colorful Accent 4" w:uiPriority="52"/>
+    <w:lsdException w:name="Grid Table 1 Light Accent 5" w:uiPriority="46"/>
+    <w:lsdException w:name="Grid Table 2 Accent 5" w:uiPriority="47"/>
+    <w:lsdException w:name="Grid Table 3 Accent 5" w:uiPriority="48"/>
+    <w:lsdException w:name="Grid Table 4 Accent 5" w:uiPriority="49"/>
+    <w:lsdException w:name="Grid Table 5 Dark Accent 5" w:uiPriority="50"/>
+    <w:lsdException w:name="Grid Table 6 Colorful Accent 5" w:uiPriority="51"/>
+    <w:lsdException w:name="Grid Table 7 Colorful Accent 5" w:uiPriority="52"/>
+    <w:lsdException w:name="Grid Table 1 Light Accent 6" w:uiPriority="46"/>
+    <w:lsdException w:name="Grid Table 2 Accent 6" w:uiPriority="47"/>
+    <w:lsdException w:name="Grid Table 3 Accent 6" w:uiPriority="48"/>
+    <w:lsdException w:name="Grid Table 4 Accent 6" w:uiPriority="49"/>
+    <w:lsdException w:name="Grid Table 5 Dark Accent 6" w:uiPriority="50"/>
+    <w:lsdException w:name="Grid Table 6 Colorful Accent 6" w:uiPriority="51"/>
+    <w:lsdException w:name="Grid Table 7 Colorful Accent 6" w:uiPriority="52"/>
+    <w:lsdException w:name="List Table 1 Light" w:uiPriority="46"/>
+    <w:lsdException w:name="List Table 2" w:uiPriority="47"/>
+    <w:lsdException w:name="List Table 3" w:uiPriority="48"/>
+    <w:lsdException w:name="List Table 4" w:uiPriority="49"/>
+    <w:lsdException w:name="List Table 5 Dark" w:uiPriority="50"/>
+    <w:lsdException w:name="List Table 6 Colorful" w:uiPriority="51"/>
+    <w:lsdException w:name="List Table 7 Colorful" w:uiPriority="52"/>
+    <w:lsdException w:name="List Table 1 Light Accent 1" w:uiPriority="46"/>
+    <w:lsdException w:name="List Table 2 Accent 1" w:uiPriority="47"/>
+    <w:lsdException w:name="List Table 3 Accent 1" w:uiPriority="48"/>
+    <w:lsdException w:name="List Table 4 Accent 1" w:uiPriority="49"/>
+    <w:lsdException w:name="List Table 5 Dark Accent 1" w:uiPriority="50"/>
+    <w:lsdException w:name="List Table 6 Colorful Accent 1" w:uiPriority="51"/>
+    <w:lsdException w:name="List Table 7 Colorful Accent 1" w:uiPriority="52"/>
+    <w:lsdException w:name="List Table 1 Light Accent 2" w:uiPriority="46"/>
+    <w:lsdException w:name="List Table 2 Accent 2" w:uiPriority="47"/>
+    <w:lsdException w:name="List Table 3 Accent 2" w:uiPriority="48"/>
+    <w:lsdException w:name="List Table 4 Accent 2" w:uiPriority="49"/>
+    <w:lsdException w:name="List Table 5 Dark Accent 2" w:uiPriority="50"/>
+    <w:lsdException w:name="List Table 6 Colorful Accent 2" w:uiPriority="51"/>
+    <w:lsdException w:name="List Table 7 Colorful Accent 2" w:uiPriority="52"/>
+    <w:lsdException w:name="List Table 1 Light Accent 3" w:uiPriority="46"/>
+    <w:lsdException w:name="List Table 2 Accent 3" w:uiPriority="47"/>
+    <w:lsdException w:name="List Table 3 Accent 3" w:uiPriority="48"/>
+    <w:lsdException w:name="List Table 4 Accent 3" w:uiPriority="49"/>
+    <w:lsdException w:name="List Table 5 Dark Accent 3" w:uiPriority="50"/>
+    <w:lsdException w:name="List Table 6 Colorful Accent 3" w:uiPriority="51"/>
+    <w:lsdException w:name="List Table 7 Colorful Accent 3" w:uiPriority="52"/>
+    <w:lsdException w:name="List Table 1 Light Accent 4" w:uiPriority="46"/>
+    <w:lsdException w:name="List Table 2 Accent 4" w:uiPriority="47"/>
+    <w:lsdException w:name="List Table 3 Accent 4" w:uiPriority="48"/>
+    <w:lsdException w:name="List Table 4 Accent 4" w:uiPriority="49"/>
+    <w:lsdException w:name="List Table 5 Dark Accent 4" w:uiPriority="50"/>
+    <w:lsdException w:name="List Table 6 Colorful Accent 4" w:uiPriority="51"/>
+    <w:lsdException w:name="List Table 7 Colorful Accent 4" w:uiPriority="52"/>
+    <w:lsdException w:name="List Table 1 Light Accent 5" w:uiPriority="46"/>
+    <w:lsdException w:name="List Table 2 Accent 5" w:uiPriority="47"/>
+    <w:lsdException w:name="List Table 3 Accent 5" w:uiPriority="48"/>
+    <w:lsdException w:name="List Table 4 Accent 5" w:uiPriority="49"/>
+    <w:lsdException w:name="List Table 5 Dark Accent 5" w:uiPriority="50"/>
+    <w:lsdException w:name="List Table 6 Colorful Accent 5" w:uiPriority="51"/>
+    <w:lsdException w:name="List Table 7 Colorful Accent 5" w:uiPriority="52"/>
+    <w:lsdException w:name="List Table 1 Light Accent 6" w:uiPriority="46"/>
+    <w:lsdException w:name="List Table 2 Accent 6" w:uiPriority="47"/>
+    <w:lsdException w:name="List Table 3 Accent 6" w:uiPriority="48"/>
+    <w:lsdException w:name="List Table 4 Accent 6" w:uiPriority="49"/>
+    <w:lsdException w:name="List Table 5 Dark Accent 6" w:uiPriority="50"/>
+    <w:lsdException w:name="List Table 6 Colorful Accent 6" w:uiPriority="51"/>
+    <w:lsdException w:name="List Table 7 Colorful Accent 6" w:uiPriority="52"/>
+    <w:lsdException w:name="Mention" w:semiHidden="1" w:unhideWhenUsed="1"/>
+    <w:lsdException w:name="Smart Hyperlink" w:semiHidden="1" w:unhideWhenUsed="1"/>
+    <w:lsdException w:name="Hashtag" w:semiHidden="1" w:unhideWhenUsed="1"/>
+    <w:lsdException w:name="Unresolved Mention" w:semiHidden="1" w:unhideWhenUsed="1"/>
+    <w:lsdException w:name="Smart Link" w:semiHidden="1" w:unhideWhenUsed="1"/>
   </w:latentStyles>
-  <w:style w:type="paragraph" w:default="1" w:styleId="1">
+  <w:style w:type="paragraph" w:default="1" w:styleId="Normal">
     <w:name w:val="Normal"/>
     <w:qFormat/>
-    <w:uiPriority w:val="0"/>
     <w:pPr>
       <w:spacing w:after="160" w:line="259" w:lineRule="auto"/>
     </w:pPr>
     <w:rPr>
-      <w:rFonts w:asciiTheme="minorHAnsi" w:hAnsiTheme="minorHAnsi" w:eastAsiaTheme="minorHAnsi" w:cstheme="minorBidi"/>
       <w:kern w:val="2"/>
       <w:sz w:val="22"/>
       <w:szCs w:val="22"/>
-      <w:lang w:val="en-PH" w:eastAsia="en-US" w:bidi="ar-SA"/>
+      <w:lang w:eastAsia="en-US"/>
       <w14:ligatures w14:val="standardContextual"/>
     </w:rPr>
   </w:style>
-  <w:style w:type="character" w:default="1" w:styleId="2">
+  <w:style w:type="character" w:default="1" w:styleId="DefaultParagraphFont">
     <w:name w:val="Default Paragraph Font"/>
+    <w:uiPriority w:val="1"/>
     <w:semiHidden/>
     <w:unhideWhenUsed/>
-    <w:uiPriority w:val="1"/>
   </w:style>
-  <w:style w:type="table" w:default="1" w:styleId="3">
+  <w:style w:type="table" w:default="1" w:styleId="TableNormal">
     <w:name w:val="Normal Table"/>
+    <w:uiPriority w:val="99"/>
     <w:semiHidden/>
     <w:unhideWhenUsed/>
-    <w:qFormat/>
-    <w:uiPriority w:val="99"/>
     <w:tblPr>
+      <w:tblInd w:w="0" w:type="dxa"/>
       <w:tblCellMar>
         <w:top w:w="0" w:type="dxa"/>
         <w:left w:w="108" w:type="dxa"/>
@@ -1264,11 +1410,17 @@
       </w:tblCellMar>
     </w:tblPr>
   </w:style>
-  <w:style w:type="paragraph" w:styleId="4">
+  <w:style w:type="numbering" w:default="1" w:styleId="NoList">
+    <w:name w:val="No List"/>
+    <w:uiPriority w:val="99"/>
+    <w:semiHidden/>
+    <w:unhideWhenUsed/>
+  </w:style>
+  <w:style w:type="paragraph" w:styleId="ListParagraph">
     <w:name w:val="List Paragraph"/>
-    <w:basedOn w:val="1"/>
+    <w:basedOn w:val="Normal"/>
+    <w:uiPriority w:val="34"/>
     <w:qFormat/>
-    <w:uiPriority w:val="34"/>
     <w:pPr>
       <w:ind w:left="720"/>
       <w:contextualSpacing/>
@@ -1529,5 +1681,6 @@
     </a:fmtScheme>
   </a:themeElements>
   <a:objectDefaults/>
+  <a:extraClrSchemeLst/>
 </a:theme>
 </file>
--- a/public/files/Oath-of-Undertaking-for-First-Time-Jobseeker.docx
+++ b/public/files/Oath-of-Undertaking-for-First-Time-Jobseeker.docx
@@ -13,6 +13,30 @@
           <w:lang w:val="en-US"/>
         </w:rPr>
       </w:pPr>
+    </w:p>
+    <w:p>
+      <w:pPr>
+        <w:jc w:val="center"/>
+        <w:rPr>
+          <w:b/>
+          <w:bCs/>
+          <w:sz w:val="24"/>
+          <w:szCs w:val="24"/>
+          <w:lang w:val="en-US"/>
+        </w:rPr>
+      </w:pPr>
+    </w:p>
+    <w:p>
+      <w:pPr>
+        <w:jc w:val="center"/>
+        <w:rPr>
+          <w:b/>
+          <w:bCs/>
+          <w:sz w:val="24"/>
+          <w:szCs w:val="24"/>
+          <w:lang w:val="en-US"/>
+        </w:rPr>
+      </w:pPr>
       <w:r>
         <w:rPr>
           <w:b/>
@@ -83,7 +107,25 @@
           <w:szCs w:val="24"/>
           <w:lang w:val="en-US"/>
         </w:rPr>
-        <w:t xml:space="preserve">years of age, is a resident of Purok 2, Brgy. Guin-on, Calbayog City, Samar for 5 years, availing the benefits of </w:t>
+        <w:t xml:space="preserve">years of age, </w:t>
+      </w:r>
+      <w:proofErr w:type="gramStart"/>
+      <w:r>
+        <w:rPr>
+          <w:sz w:val="24"/>
+          <w:szCs w:val="24"/>
+          <w:lang w:val="en-US"/>
+        </w:rPr>
+        <w:t>is</w:t>
+      </w:r>
+      <w:proofErr w:type="gramEnd"/>
+      <w:r>
+        <w:rPr>
+          <w:sz w:val="24"/>
+          <w:szCs w:val="24"/>
+          <w:lang w:val="en-US"/>
+        </w:rPr>
+        <w:t xml:space="preserve"> a resident of Purok 2, Brgy. Guin-on, Calbayog City, Samar for 5 years, availing the benefits of </w:t>
       </w:r>
       <w:r>
         <w:rPr>
@@ -830,7 +872,7 @@
       </w:r>
     </w:p>
     <w:sectPr>
-      <w:pgSz w:w="11906" w:h="16838"/>
+      <w:pgSz w:w="12240" w:h="20160" w:code="5"/>
       <w:pgMar w:top="1440" w:right="1440" w:bottom="1440" w:left="1440" w:header="708" w:footer="708" w:gutter="0"/>
       <w:cols w:space="708"/>
       <w:docGrid w:linePitch="360"/>

--- a/public/files/Oath-of-Undertaking-for-First-Time-Jobseeker.docx
+++ b/public/files/Oath-of-Undertaking-for-First-Time-Jobseeker.docx
@@ -216,8 +216,36 @@
           <w:szCs w:val="24"/>
           <w:lang w:val="en-US"/>
         </w:rPr>
-        <w:t>That I am aware that the benefit and privilege/s under the said law shall be valid only for one (1) year from the date that the Barangay Certification is issued;</w:t>
-      </w:r>
+        <w:t xml:space="preserve">That I am aware that the benefit and </w:t>
+      </w:r>
+      <w:proofErr w:type="gramStart"/>
+      <w:r>
+        <w:rPr>
+          <w:sz w:val="24"/>
+          <w:szCs w:val="24"/>
+          <w:lang w:val="en-US"/>
+        </w:rPr>
+        <w:t>privilege/s</w:t>
+      </w:r>
+      <w:proofErr w:type="gramEnd"/>
+      <w:r>
+        <w:rPr>
+          <w:sz w:val="24"/>
+          <w:szCs w:val="24"/>
+          <w:lang w:val="en-US"/>
+        </w:rPr>
+        <w:t xml:space="preserve"> under the said law shall be valid only for one (1) year from the date that the Barangay Certification is </w:t>
+      </w:r>
+      <w:proofErr w:type="gramStart"/>
+      <w:r>
+        <w:rPr>
+          <w:sz w:val="24"/>
+          <w:szCs w:val="24"/>
+          <w:lang w:val="en-US"/>
+        </w:rPr>
+        <w:t>issued;</w:t>
+      </w:r>
+      <w:proofErr w:type="gramEnd"/>
     </w:p>
     <w:p>
       <w:pPr>
@@ -262,8 +290,18 @@
           <w:szCs w:val="24"/>
           <w:lang w:val="en-US"/>
         </w:rPr>
-        <w:t>That I understand that my personal information shall be included in the Roster/list of First Time Jobseekers and will not be used for any unlawful purposes;</w:t>
-      </w:r>
+        <w:t xml:space="preserve">That I understand that my personal information shall be included in the Roster/list of First Time Jobseekers and will not be used for any unlawful </w:t>
+      </w:r>
+      <w:proofErr w:type="gramStart"/>
+      <w:r>
+        <w:rPr>
+          <w:sz w:val="24"/>
+          <w:szCs w:val="24"/>
+          <w:lang w:val="en-US"/>
+        </w:rPr>
+        <w:t>purposes;</w:t>
+      </w:r>
+      <w:proofErr w:type="gramEnd"/>
     </w:p>
     <w:p>
       <w:pPr>
@@ -470,6 +508,105 @@
           <w:lang w:val="en-US"/>
         </w:rPr>
       </w:pPr>
+      <w:r>
+        <w:rPr>
+          <w:noProof/>
+        </w:rPr>
+        <mc:AlternateContent>
+          <mc:Choice Requires="wps">
+            <w:drawing>
+              <wp:anchor distT="45720" distB="45720" distL="114300" distR="114300" simplePos="0" relativeHeight="251661312" behindDoc="0" locked="0" layoutInCell="1" allowOverlap="1" wp14:anchorId="3A31A0C3" wp14:editId="653C9B07">
+                <wp:simplePos x="0" y="0"/>
+                <wp:positionH relativeFrom="column">
+                  <wp:posOffset>3708400</wp:posOffset>
+                </wp:positionH>
+                <wp:positionV relativeFrom="paragraph">
+                  <wp:posOffset>5715</wp:posOffset>
+                </wp:positionV>
+                <wp:extent cx="1257300" cy="292100"/>
+                <wp:effectExtent l="0" t="0" r="0" b="0"/>
+                <wp:wrapNone/>
+                <wp:docPr id="875432598" name="Text Box 2"/>
+                <wp:cNvGraphicFramePr>
+                  <a:graphicFrameLocks xmlns:a="http://schemas.openxmlformats.org/drawingml/2006/main"/>
+                </wp:cNvGraphicFramePr>
+                <a:graphic xmlns:a="http://schemas.openxmlformats.org/drawingml/2006/main">
+                  <a:graphicData uri="http://schemas.microsoft.com/office/word/2010/wordprocessingShape">
+                    <wps:wsp>
+                      <wps:cNvSpPr txBox="1">
+                        <a:spLocks noChangeArrowheads="1"/>
+                      </wps:cNvSpPr>
+                      <wps:spPr bwMode="auto">
+                        <a:xfrm>
+                          <a:off x="0" y="0"/>
+                          <a:ext cx="1257300" cy="292100"/>
+                        </a:xfrm>
+                        <a:prstGeom prst="rect">
+                          <a:avLst/>
+                        </a:prstGeom>
+                        <a:noFill/>
+                        <a:ln w="9525">
+                          <a:noFill/>
+                          <a:miter lim="800000"/>
+                        </a:ln>
+                      </wps:spPr>
+                      <wps:txbx>
+                        <w:txbxContent>
+                          <w:p>
+                            <w:r>
+                              <w:t>{%SIGNATURE_</w:t>
+                            </w:r>
+                            <w:r>
+                              <w:t>2</w:t>
+                            </w:r>
+                            <w:r>
+                              <w:t>}</w:t>
+                            </w:r>
+                          </w:p>
+                        </w:txbxContent>
+                      </wps:txbx>
+                      <wps:bodyPr rot="0" vert="horz" wrap="square" lIns="91440" tIns="45720" rIns="91440" bIns="45720" anchor="t" anchorCtr="0">
+                        <a:noAutofit/>
+                      </wps:bodyPr>
+                    </wps:wsp>
+                  </a:graphicData>
+                </a:graphic>
+                <wp14:sizeRelH relativeFrom="margin">
+                  <wp14:pctWidth>0</wp14:pctWidth>
+                </wp14:sizeRelH>
+                <wp14:sizeRelV relativeFrom="page">
+                  <wp14:pctHeight>0</wp14:pctHeight>
+                </wp14:sizeRelV>
+              </wp:anchor>
+            </w:drawing>
+          </mc:Choice>
+          <mc:Fallback>
+            <w:pict>
+              <v:shapetype w14:anchorId="3A31A0C3" id="_x0000_t202" coordsize="21600,21600" o:spt="202" path="m,l,21600r21600,l21600,xe">
+                <v:stroke joinstyle="miter"/>
+                <v:path gradientshapeok="t" o:connecttype="rect"/>
+              </v:shapetype>
+              <v:shape id="Text Box 2" o:spid="_x0000_s1026" type="#_x0000_t202" style="position:absolute;margin-left:292pt;margin-top:.45pt;width:99pt;height:23pt;z-index:251661312;visibility:visible;mso-wrap-style:square;mso-width-percent:0;mso-height-percent:0;mso-wrap-distance-left:9pt;mso-wrap-distance-top:3.6pt;mso-wrap-distance-right:9pt;mso-wrap-distance-bottom:3.6pt;mso-position-horizontal:absolute;mso-position-horizontal-relative:text;mso-position-vertical:absolute;mso-position-vertical-relative:text;mso-width-percent:0;mso-height-percent:0;mso-width-relative:margin;mso-height-relative:page;v-text-anchor:top" o:gfxdata="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" filled="f" stroked="f">
+                <v:textbox>
+                  <w:txbxContent>
+                    <w:p>
+                      <w:r>
+                        <w:t>{%SIGNATURE_</w:t>
+                      </w:r>
+                      <w:r>
+                        <w:t>2</w:t>
+                      </w:r>
+                      <w:r>
+                        <w:t>}</w:t>
+                      </w:r>
+                    </w:p>
+                  </w:txbxContent>
+                </v:textbox>
+              </v:shape>
+            </w:pict>
+          </mc:Fallback>
+        </mc:AlternateContent>
+      </w:r>
     </w:p>
     <w:p>
       <w:pPr>

--- a/public/files/Oath-of-Undertaking-for-First-Time-Jobseeker.docx
+++ b/public/files/Oath-of-Undertaking-for-First-Time-Jobseeker.docx
@@ -381,14 +381,34 @@
           <w:lang w:val="en-US"/>
         </w:rPr>
       </w:pPr>
-      <w:r>
-        <w:rPr>
-          <w:sz w:val="24"/>
-          <w:szCs w:val="24"/>
-          <w:lang w:val="en-US"/>
-        </w:rPr>
-        <w:t>That if issued the requested certification, I will not use the same in any fraud, neither falsely nor help and /or assist in the fabrication of the said certification;</w:t>
-      </w:r>
+      <w:proofErr w:type="gramStart"/>
+      <w:r>
+        <w:rPr>
+          <w:sz w:val="24"/>
+          <w:szCs w:val="24"/>
+          <w:lang w:val="en-US"/>
+        </w:rPr>
+        <w:t>That if</w:t>
+      </w:r>
+      <w:proofErr w:type="gramEnd"/>
+      <w:r>
+        <w:rPr>
+          <w:sz w:val="24"/>
+          <w:szCs w:val="24"/>
+          <w:lang w:val="en-US"/>
+        </w:rPr>
+        <w:t xml:space="preserve"> issued the requested certification, I will not use the same in any fraud, neither falsely nor help and /or assist in the fabrication of the said </w:t>
+      </w:r>
+      <w:proofErr w:type="gramStart"/>
+      <w:r>
+        <w:rPr>
+          <w:sz w:val="24"/>
+          <w:szCs w:val="24"/>
+          <w:lang w:val="en-US"/>
+        </w:rPr>
+        <w:t>certification;</w:t>
+      </w:r>
+      <w:proofErr w:type="gramEnd"/>
     </w:p>
     <w:p>
       <w:pPr>
@@ -410,8 +430,18 @@
           <w:szCs w:val="24"/>
           <w:lang w:val="en-US"/>
         </w:rPr>
-        <w:t>That this undertaking is made solely for the purpose of obtaining a barangay certification consistent with the objective of R.A. No. 11261 and not for any other purpose;</w:t>
-      </w:r>
+        <w:t xml:space="preserve">That this undertaking is made solely for the purpose of obtaining a barangay certification consistent with the objective of R.A. No. 11261 and not for any other </w:t>
+      </w:r>
+      <w:proofErr w:type="gramStart"/>
+      <w:r>
+        <w:rPr>
+          <w:sz w:val="24"/>
+          <w:szCs w:val="24"/>
+          <w:lang w:val="en-US"/>
+        </w:rPr>
+        <w:t>purpose;</w:t>
+      </w:r>
+      <w:proofErr w:type="gramEnd"/>
     </w:p>
     <w:p>
       <w:pPr>
@@ -447,6 +477,77 @@
       </w:pPr>
       <w:r>
         <w:rPr>
+          <w:noProof/>
+          <w:sz w:val="24"/>
+          <w:szCs w:val="24"/>
+          <w:lang w:val="en-US"/>
+          <w14:ligatures w14:val="none"/>
+        </w:rPr>
+        <w:drawing>
+          <wp:anchor distT="0" distB="0" distL="114300" distR="114300" simplePos="0" relativeHeight="251660288" behindDoc="0" locked="0" layoutInCell="1" allowOverlap="1" wp14:anchorId="0A0725AD" wp14:editId="110056A9">
+            <wp:simplePos x="0" y="0"/>
+            <wp:positionH relativeFrom="column">
+              <wp:posOffset>3741420</wp:posOffset>
+            </wp:positionH>
+            <wp:positionV relativeFrom="page">
+              <wp:posOffset>7463790</wp:posOffset>
+            </wp:positionV>
+            <wp:extent cx="1189990" cy="550370"/>
+            <wp:effectExtent l="0" t="0" r="0" b="2540"/>
+            <wp:wrapNone/>
+            <wp:docPr id="1086337894" name="Picture 2" descr="Captain Signature"/>
+            <wp:cNvGraphicFramePr>
+              <a:graphicFrameLocks xmlns:a="http://schemas.openxmlformats.org/drawingml/2006/main" noChangeAspect="1"/>
+            </wp:cNvGraphicFramePr>
+            <a:graphic xmlns:a="http://schemas.openxmlformats.org/drawingml/2006/main">
+              <a:graphicData uri="http://schemas.openxmlformats.org/drawingml/2006/picture">
+                <pic:pic xmlns:pic="http://schemas.openxmlformats.org/drawingml/2006/picture">
+                  <pic:nvPicPr>
+                    <pic:cNvPr id="1086337894" name="Picture 2" descr="Captain Signature"/>
+                    <pic:cNvPicPr>
+                      <a:picLocks noChangeAspect="1" noChangeArrowheads="1"/>
+                    </pic:cNvPicPr>
+                  </pic:nvPicPr>
+                  <pic:blipFill>
+                    <a:blip r:embed="rId7" cstate="print">
+                      <a:extLst>
+                        <a:ext uri="{28A0092B-C50C-407E-A947-70E740481C1C}">
+                          <a14:useLocalDpi xmlns:a14="http://schemas.microsoft.com/office/drawing/2010/main" val="0"/>
+                        </a:ext>
+                      </a:extLst>
+                    </a:blip>
+                    <a:srcRect/>
+                    <a:stretch>
+                      <a:fillRect/>
+                    </a:stretch>
+                  </pic:blipFill>
+                  <pic:spPr bwMode="auto">
+                    <a:xfrm>
+                      <a:off x="0" y="0"/>
+                      <a:ext cx="1189990" cy="550370"/>
+                    </a:xfrm>
+                    <a:prstGeom prst="rect">
+                      <a:avLst/>
+                    </a:prstGeom>
+                    <a:noFill/>
+                    <a:ln>
+                      <a:noFill/>
+                    </a:ln>
+                  </pic:spPr>
+                </pic:pic>
+              </a:graphicData>
+            </a:graphic>
+            <wp14:sizeRelH relativeFrom="page">
+              <wp14:pctWidth>0</wp14:pctWidth>
+            </wp14:sizeRelH>
+            <wp14:sizeRelV relativeFrom="page">
+              <wp14:pctHeight>0</wp14:pctHeight>
+            </wp14:sizeRelV>
+          </wp:anchor>
+        </w:drawing>
+      </w:r>
+      <w:r>
+        <w:rPr>
           <w:sz w:val="24"/>
           <w:szCs w:val="24"/>
           <w:lang w:val="en-US"/>
@@ -508,105 +609,6 @@
           <w:lang w:val="en-US"/>
         </w:rPr>
       </w:pPr>
-      <w:r>
-        <w:rPr>
-          <w:noProof/>
-        </w:rPr>
-        <mc:AlternateContent>
-          <mc:Choice Requires="wps">
-            <w:drawing>
-              <wp:anchor distT="45720" distB="45720" distL="114300" distR="114300" simplePos="0" relativeHeight="251661312" behindDoc="0" locked="0" layoutInCell="1" allowOverlap="1" wp14:anchorId="3A31A0C3" wp14:editId="653C9B07">
-                <wp:simplePos x="0" y="0"/>
-                <wp:positionH relativeFrom="column">
-                  <wp:posOffset>3708400</wp:posOffset>
-                </wp:positionH>
-                <wp:positionV relativeFrom="paragraph">
-                  <wp:posOffset>5715</wp:posOffset>
-                </wp:positionV>
-                <wp:extent cx="1257300" cy="292100"/>
-                <wp:effectExtent l="0" t="0" r="0" b="0"/>
-                <wp:wrapNone/>
-                <wp:docPr id="875432598" name="Text Box 2"/>
-                <wp:cNvGraphicFramePr>
-                  <a:graphicFrameLocks xmlns:a="http://schemas.openxmlformats.org/drawingml/2006/main"/>
-                </wp:cNvGraphicFramePr>
-                <a:graphic xmlns:a="http://schemas.openxmlformats.org/drawingml/2006/main">
-                  <a:graphicData uri="http://schemas.microsoft.com/office/word/2010/wordprocessingShape">
-                    <wps:wsp>
-                      <wps:cNvSpPr txBox="1">
-                        <a:spLocks noChangeArrowheads="1"/>
-                      </wps:cNvSpPr>
-                      <wps:spPr bwMode="auto">
-                        <a:xfrm>
-                          <a:off x="0" y="0"/>
-                          <a:ext cx="1257300" cy="292100"/>
-                        </a:xfrm>
-                        <a:prstGeom prst="rect">
-                          <a:avLst/>
-                        </a:prstGeom>
-                        <a:noFill/>
-                        <a:ln w="9525">
-                          <a:noFill/>
-                          <a:miter lim="800000"/>
-                        </a:ln>
-                      </wps:spPr>
-                      <wps:txbx>
-                        <w:txbxContent>
-                          <w:p>
-                            <w:r>
-                              <w:t>{%SIGNATURE_</w:t>
-                            </w:r>
-                            <w:r>
-                              <w:t>2</w:t>
-                            </w:r>
-                            <w:r>
-                              <w:t>}</w:t>
-                            </w:r>
-                          </w:p>
-                        </w:txbxContent>
-                      </wps:txbx>
-                      <wps:bodyPr rot="0" vert="horz" wrap="square" lIns="91440" tIns="45720" rIns="91440" bIns="45720" anchor="t" anchorCtr="0">
-                        <a:noAutofit/>
-                      </wps:bodyPr>
-                    </wps:wsp>
-                  </a:graphicData>
-                </a:graphic>
-                <wp14:sizeRelH relativeFrom="margin">
-                  <wp14:pctWidth>0</wp14:pctWidth>
-                </wp14:sizeRelH>
-                <wp14:sizeRelV relativeFrom="page">
-                  <wp14:pctHeight>0</wp14:pctHeight>
-                </wp14:sizeRelV>
-              </wp:anchor>
-            </w:drawing>
-          </mc:Choice>
-          <mc:Fallback>
-            <w:pict>
-              <v:shapetype w14:anchorId="3A31A0C3" id="_x0000_t202" coordsize="21600,21600" o:spt="202" path="m,l,21600r21600,l21600,xe">
-                <v:stroke joinstyle="miter"/>
-                <v:path gradientshapeok="t" o:connecttype="rect"/>
-              </v:shapetype>
-              <v:shape id="Text Box 2" o:spid="_x0000_s1026" type="#_x0000_t202" style="position:absolute;margin-left:292pt;margin-top:.45pt;width:99pt;height:23pt;z-index:251661312;visibility:visible;mso-wrap-style:square;mso-width-percent:0;mso-height-percent:0;mso-wrap-distance-left:9pt;mso-wrap-distance-top:3.6pt;mso-wrap-distance-right:9pt;mso-wrap-distance-bottom:3.6pt;mso-position-horizontal:absolute;mso-position-horizontal-relative:text;mso-position-vertical:absolute;mso-position-vertical-relative:text;mso-width-percent:0;mso-height-percent:0;mso-width-relative:margin;mso-height-relative:page;v-text-anchor:top" o:gfxdata="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" filled="f" stroked="f">
-                <v:textbox>
-                  <w:txbxContent>
-                    <w:p>
-                      <w:r>
-                        <w:t>{%SIGNATURE_</w:t>
-                      </w:r>
-                      <w:r>
-                        <w:t>2</w:t>
-                      </w:r>
-                      <w:r>
-                        <w:t>}</w:t>
-                      </w:r>
-                    </w:p>
-                  </w:txbxContent>
-                </v:textbox>
-              </v:shape>
-            </w:pict>
-          </mc:Fallback>
-        </mc:AlternateContent>
-      </w:r>
     </w:p>
     <w:p>
       <w:pPr>
@@ -975,7 +977,7 @@
                     <pic:cNvPicPr/>
                   </pic:nvPicPr>
                   <pic:blipFill>
-                    <a:blip r:embed="rId7" cstate="print">
+                    <a:blip r:embed="rId8" cstate="print">
                       <a:extLst>
                         <a:ext uri="{28A0092B-C50C-407E-A947-70E740481C1C}">
                           <a14:useLocalDpi xmlns:a14="http://schemas.microsoft.com/office/drawing/2010/main" val="0"/>

--- a/public/files/Oath-of-Undertaking-for-First-Time-Jobseeker.docx
+++ b/public/files/Oath-of-Undertaking-for-First-Time-Jobseeker.docx
@@ -77,55 +77,77 @@
           <w:szCs w:val="24"/>
           <w:lang w:val="en-US"/>
         </w:rPr>
-        <w:t xml:space="preserve">I, EGBERT KIA DELA </w:t>
-      </w:r>
-      <w:proofErr w:type="gramStart"/>
-      <w:r>
-        <w:rPr>
-          <w:b/>
-          <w:bCs/>
-          <w:sz w:val="24"/>
-          <w:szCs w:val="24"/>
-          <w:lang w:val="en-US"/>
-        </w:rPr>
-        <w:t>CRUZ ,</w:t>
-      </w:r>
-      <w:proofErr w:type="gramEnd"/>
-      <w:r>
-        <w:rPr>
-          <w:b/>
-          <w:bCs/>
-          <w:sz w:val="24"/>
-          <w:szCs w:val="24"/>
-          <w:lang w:val="en-US"/>
-        </w:rPr>
-        <w:t xml:space="preserve">  23 </w:t>
-      </w:r>
-      <w:r>
-        <w:rPr>
-          <w:sz w:val="24"/>
-          <w:szCs w:val="24"/>
-          <w:lang w:val="en-US"/>
-        </w:rPr>
-        <w:t xml:space="preserve">years of age, </w:t>
-      </w:r>
-      <w:proofErr w:type="gramStart"/>
-      <w:r>
-        <w:rPr>
-          <w:sz w:val="24"/>
-          <w:szCs w:val="24"/>
-          <w:lang w:val="en-US"/>
-        </w:rPr>
-        <w:t>is</w:t>
-      </w:r>
-      <w:proofErr w:type="gramEnd"/>
-      <w:r>
-        <w:rPr>
-          <w:sz w:val="24"/>
-          <w:szCs w:val="24"/>
-          <w:lang w:val="en-US"/>
-        </w:rPr>
-        <w:t xml:space="preserve"> a resident of Purok 2, Brgy. Guin-on, Calbayog City, Samar for 5 years, availing the benefits of </w:t>
+        <w:t xml:space="preserve">I, </w:t>
+      </w:r>
+      <w:r>
+        <w:rPr>
+          <w:b/>
+          <w:bCs/>
+          <w:sz w:val="24"/>
+          <w:szCs w:val="24"/>
+          <w:lang w:val="en-US"/>
+        </w:rPr>
+        <w:t>{</w:t>
+      </w:r>
+      <w:proofErr w:type="spellStart"/>
+      <w:r>
+        <w:rPr>
+          <w:b/>
+          <w:bCs/>
+          <w:sz w:val="24"/>
+          <w:szCs w:val="24"/>
+          <w:lang w:val="en-US"/>
+        </w:rPr>
+        <w:t>fullname</w:t>
+      </w:r>
+      <w:proofErr w:type="spellEnd"/>
+      <w:r>
+        <w:rPr>
+          <w:b/>
+          <w:bCs/>
+          <w:sz w:val="24"/>
+          <w:szCs w:val="24"/>
+          <w:lang w:val="en-US"/>
+        </w:rPr>
+        <w:t>}</w:t>
+      </w:r>
+      <w:r>
+        <w:rPr>
+          <w:b/>
+          <w:bCs/>
+          <w:sz w:val="24"/>
+          <w:szCs w:val="24"/>
+          <w:lang w:val="en-US"/>
+        </w:rPr>
+        <w:t xml:space="preserve"> ,  </w:t>
+      </w:r>
+      <w:r>
+        <w:rPr>
+          <w:b/>
+          <w:bCs/>
+          <w:sz w:val="24"/>
+          <w:szCs w:val="24"/>
+          <w:lang w:val="en-US"/>
+        </w:rPr>
+        <w:t>{age}</w:t>
+      </w:r>
+      <w:r>
+        <w:rPr>
+          <w:b/>
+          <w:bCs/>
+          <w:sz w:val="24"/>
+          <w:szCs w:val="24"/>
+          <w:lang w:val="en-US"/>
+        </w:rPr>
+        <w:t xml:space="preserve"> </w:t>
+      </w:r>
+      <w:r>
+        <w:rPr>
+          <w:sz w:val="24"/>
+          <w:szCs w:val="24"/>
+          <w:lang w:val="en-US"/>
+        </w:rPr>
+        <w:t xml:space="preserve">years of age, is a resident of Purok 2, Brgy. Guin-on, Calbayog City, Samar for 5 years, availing the benefits of </w:t>
       </w:r>
       <w:r>
         <w:rPr>
@@ -216,36 +238,8 @@
           <w:szCs w:val="24"/>
           <w:lang w:val="en-US"/>
         </w:rPr>
-        <w:t xml:space="preserve">That I am aware that the benefit and </w:t>
-      </w:r>
-      <w:proofErr w:type="gramStart"/>
-      <w:r>
-        <w:rPr>
-          <w:sz w:val="24"/>
-          <w:szCs w:val="24"/>
-          <w:lang w:val="en-US"/>
-        </w:rPr>
-        <w:t>privilege/s</w:t>
-      </w:r>
-      <w:proofErr w:type="gramEnd"/>
-      <w:r>
-        <w:rPr>
-          <w:sz w:val="24"/>
-          <w:szCs w:val="24"/>
-          <w:lang w:val="en-US"/>
-        </w:rPr>
-        <w:t xml:space="preserve"> under the said law shall be valid only for one (1) year from the date that the Barangay Certification is </w:t>
-      </w:r>
-      <w:proofErr w:type="gramStart"/>
-      <w:r>
-        <w:rPr>
-          <w:sz w:val="24"/>
-          <w:szCs w:val="24"/>
-          <w:lang w:val="en-US"/>
-        </w:rPr>
-        <w:t>issued;</w:t>
-      </w:r>
-      <w:proofErr w:type="gramEnd"/>
+        <w:t>That I am aware that the benefit and privilege/s under the said law shall be valid only for one (1) year from the date that the Barangay Certification is issued;</w:t>
+      </w:r>
     </w:p>
     <w:p>
       <w:pPr>
@@ -290,18 +284,8 @@
           <w:szCs w:val="24"/>
           <w:lang w:val="en-US"/>
         </w:rPr>
-        <w:t xml:space="preserve">That I understand that my personal information shall be included in the Roster/list of First Time Jobseekers and will not be used for any unlawful </w:t>
-      </w:r>
-      <w:proofErr w:type="gramStart"/>
-      <w:r>
-        <w:rPr>
-          <w:sz w:val="24"/>
-          <w:szCs w:val="24"/>
-          <w:lang w:val="en-US"/>
-        </w:rPr>
-        <w:t>purposes;</w:t>
-      </w:r>
-      <w:proofErr w:type="gramEnd"/>
+        <w:t>That I understand that my personal information shall be included in the Roster/list of First Time Jobseekers and will not be used for any unlawful purposes;</w:t>
+      </w:r>
     </w:p>
     <w:p>
       <w:pPr>
@@ -381,34 +365,14 @@
           <w:lang w:val="en-US"/>
         </w:rPr>
       </w:pPr>
-      <w:proofErr w:type="gramStart"/>
-      <w:r>
-        <w:rPr>
-          <w:sz w:val="24"/>
-          <w:szCs w:val="24"/>
-          <w:lang w:val="en-US"/>
-        </w:rPr>
-        <w:t>That if</w:t>
-      </w:r>
-      <w:proofErr w:type="gramEnd"/>
-      <w:r>
-        <w:rPr>
-          <w:sz w:val="24"/>
-          <w:szCs w:val="24"/>
-          <w:lang w:val="en-US"/>
-        </w:rPr>
-        <w:t xml:space="preserve"> issued the requested certification, I will not use the same in any fraud, neither falsely nor help and /or assist in the fabrication of the said </w:t>
-      </w:r>
-      <w:proofErr w:type="gramStart"/>
-      <w:r>
-        <w:rPr>
-          <w:sz w:val="24"/>
-          <w:szCs w:val="24"/>
-          <w:lang w:val="en-US"/>
-        </w:rPr>
-        <w:t>certification;</w:t>
-      </w:r>
-      <w:proofErr w:type="gramEnd"/>
+      <w:r>
+        <w:rPr>
+          <w:sz w:val="24"/>
+          <w:szCs w:val="24"/>
+          <w:lang w:val="en-US"/>
+        </w:rPr>
+        <w:t>That if issued the requested certification, I will not use the same in any fraud, neither falsely nor help and /or assist in the fabrication of the said certification;</w:t>
+      </w:r>
     </w:p>
     <w:p>
       <w:pPr>
@@ -430,18 +394,8 @@
           <w:szCs w:val="24"/>
           <w:lang w:val="en-US"/>
         </w:rPr>
-        <w:t xml:space="preserve">That this undertaking is made solely for the purpose of obtaining a barangay certification consistent with the objective of R.A. No. 11261 and not for any other </w:t>
-      </w:r>
-      <w:proofErr w:type="gramStart"/>
-      <w:r>
-        <w:rPr>
-          <w:sz w:val="24"/>
-          <w:szCs w:val="24"/>
-          <w:lang w:val="en-US"/>
-        </w:rPr>
-        <w:t>purpose;</w:t>
-      </w:r>
-      <w:proofErr w:type="gramEnd"/>
+        <w:t>That this undertaking is made solely for the purpose of obtaining a barangay certification consistent with the objective of R.A. No. 11261 and not for any other purpose;</w:t>
+      </w:r>
     </w:p>
     <w:p>
       <w:pPr>
@@ -552,52 +506,73 @@
           <w:szCs w:val="24"/>
           <w:lang w:val="en-US"/>
         </w:rPr>
-        <w:t>Signed, this 2</w:t>
-      </w:r>
-      <w:proofErr w:type="gramStart"/>
-      <w:r>
-        <w:rPr>
-          <w:sz w:val="24"/>
-          <w:szCs w:val="24"/>
-          <w:vertAlign w:val="superscript"/>
-          <w:lang w:val="en-US"/>
-        </w:rPr>
-        <w:t>nd</w:t>
-      </w:r>
-      <w:r>
-        <w:rPr>
-          <w:sz w:val="24"/>
-          <w:szCs w:val="24"/>
-          <w:lang w:val="en-US"/>
-        </w:rPr>
-        <w:t xml:space="preserve">  day</w:t>
-      </w:r>
-      <w:proofErr w:type="gramEnd"/>
-      <w:r>
-        <w:rPr>
-          <w:sz w:val="24"/>
-          <w:szCs w:val="24"/>
-          <w:lang w:val="en-US"/>
-        </w:rPr>
-        <w:t xml:space="preserve"> </w:t>
-      </w:r>
-      <w:proofErr w:type="gramStart"/>
-      <w:r>
-        <w:rPr>
-          <w:sz w:val="24"/>
-          <w:szCs w:val="24"/>
-          <w:lang w:val="en-US"/>
-        </w:rPr>
-        <w:t>of  SEPTEMBER</w:t>
-      </w:r>
-      <w:proofErr w:type="gramEnd"/>
-      <w:r>
-        <w:rPr>
-          <w:sz w:val="24"/>
-          <w:szCs w:val="24"/>
-          <w:lang w:val="en-US"/>
-        </w:rPr>
-        <w:t xml:space="preserve">  2024, in Barangay Guin-on, Calbayog City, Samar.</w:t>
+        <w:t xml:space="preserve">Signed, this </w:t>
+      </w:r>
+      <w:r>
+        <w:rPr>
+          <w:sz w:val="24"/>
+          <w:szCs w:val="24"/>
+          <w:lang w:val="en-US"/>
+        </w:rPr>
+        <w:t>{</w:t>
+      </w:r>
+      <w:proofErr w:type="spellStart"/>
+      <w:r>
+        <w:rPr>
+          <w:sz w:val="24"/>
+          <w:szCs w:val="24"/>
+          <w:lang w:val="en-US"/>
+        </w:rPr>
+        <w:t>this_day</w:t>
+      </w:r>
+      <w:proofErr w:type="spellEnd"/>
+      <w:r>
+        <w:rPr>
+          <w:sz w:val="24"/>
+          <w:szCs w:val="24"/>
+          <w:lang w:val="en-US"/>
+        </w:rPr>
+        <w:t>}</w:t>
+      </w:r>
+      <w:r>
+        <w:rPr>
+          <w:sz w:val="24"/>
+          <w:szCs w:val="24"/>
+          <w:lang w:val="en-US"/>
+        </w:rPr>
+        <w:t xml:space="preserve">  day of  </w:t>
+      </w:r>
+      <w:r>
+        <w:rPr>
+          <w:sz w:val="24"/>
+          <w:szCs w:val="24"/>
+          <w:lang w:val="en-US"/>
+        </w:rPr>
+        <w:t>{month}</w:t>
+      </w:r>
+      <w:r>
+        <w:rPr>
+          <w:sz w:val="24"/>
+          <w:szCs w:val="24"/>
+          <w:lang w:val="en-US"/>
+        </w:rPr>
+        <w:t xml:space="preserve">  </w:t>
+      </w:r>
+      <w:r>
+        <w:rPr>
+          <w:sz w:val="24"/>
+          <w:szCs w:val="24"/>
+          <w:lang w:val="en-US"/>
+        </w:rPr>
+        <w:t>{year}</w:t>
+      </w:r>
+      <w:r>
+        <w:rPr>
+          <w:sz w:val="24"/>
+          <w:szCs w:val="24"/>
+          <w:lang w:val="en-US"/>
+        </w:rPr>
+        <w:t>, in Barangay Guin-on, Calbayog City, Samar.</w:t>
       </w:r>
     </w:p>
     <w:p>
@@ -923,18 +898,8 @@
           <w:szCs w:val="24"/>
           <w:lang w:val="en-US"/>
         </w:rPr>
-        <w:t xml:space="preserve">                                                         </w:t>
-      </w:r>
-      <w:proofErr w:type="gramStart"/>
-      <w:r>
-        <w:rPr>
-          <w:sz w:val="24"/>
-          <w:szCs w:val="24"/>
-          <w:lang w:val="en-US"/>
-        </w:rPr>
-        <w:t>BARANGAY  KAGAWAD</w:t>
-      </w:r>
-      <w:proofErr w:type="gramEnd"/>
+        <w:t xml:space="preserve">                                                         BARANGAY  KAGAWAD</w:t>
+      </w:r>
     </w:p>
     <w:p>
       <w:pPr>

--- a/public/files/Oath-of-Undertaking-for-First-Time-Jobseeker.docx
+++ b/public/files/Oath-of-Undertaking-for-First-Time-Jobseeker.docx
@@ -101,6 +101,7 @@
         <w:t>fullname</w:t>
       </w:r>
       <w:proofErr w:type="spellEnd"/>
+      <w:proofErr w:type="gramStart"/>
       <w:r>
         <w:rPr>
           <w:b/>
@@ -119,7 +120,18 @@
           <w:szCs w:val="24"/>
           <w:lang w:val="en-US"/>
         </w:rPr>
-        <w:t xml:space="preserve"> ,  </w:t>
+        <w:t xml:space="preserve"> ,</w:t>
+      </w:r>
+      <w:proofErr w:type="gramEnd"/>
+      <w:r>
+        <w:rPr>
+          <w:b/>
+          <w:bCs/>
+          <w:sz w:val="24"/>
+          <w:szCs w:val="24"/>
+          <w:lang w:val="en-US"/>
+        </w:rPr>
+        <w:t xml:space="preserve">  </w:t>
       </w:r>
       <w:r>
         <w:rPr>
@@ -147,7 +159,51 @@
           <w:szCs w:val="24"/>
           <w:lang w:val="en-US"/>
         </w:rPr>
-        <w:t xml:space="preserve">years of age, is a resident of Purok 2, Brgy. Guin-on, Calbayog City, Samar for 5 years, availing the benefits of </w:t>
+        <w:t xml:space="preserve">years of age, is a resident of Purok </w:t>
+      </w:r>
+      <w:r>
+        <w:rPr>
+          <w:b/>
+          <w:bCs/>
+          <w:sz w:val="24"/>
+          <w:szCs w:val="24"/>
+          <w:lang w:val="en-US"/>
+        </w:rPr>
+        <w:t>{purok}</w:t>
+      </w:r>
+      <w:r>
+        <w:rPr>
+          <w:sz w:val="24"/>
+          <w:szCs w:val="24"/>
+          <w:lang w:val="en-US"/>
+        </w:rPr>
+        <w:t>,</w:t>
+      </w:r>
+      <w:r>
+        <w:rPr>
+          <w:sz w:val="24"/>
+          <w:szCs w:val="24"/>
+          <w:lang w:val="en-US"/>
+        </w:rPr>
+        <w:t xml:space="preserve"> </w:t>
+      </w:r>
+      <w:proofErr w:type="spellStart"/>
+      <w:r>
+        <w:rPr>
+          <w:sz w:val="24"/>
+          <w:szCs w:val="24"/>
+          <w:lang w:val="en-US"/>
+        </w:rPr>
+        <w:t>Brgy</w:t>
+      </w:r>
+      <w:proofErr w:type="spellEnd"/>
+      <w:r>
+        <w:rPr>
+          <w:sz w:val="24"/>
+          <w:szCs w:val="24"/>
+          <w:lang w:val="en-US"/>
+        </w:rPr>
+        <w:t xml:space="preserve">. Guin-on, Calbayog City, Samar for 5 years, availing the benefits of </w:t>
       </w:r>
       <w:r>
         <w:rPr>
@@ -215,8 +271,54 @@
           <w:szCs w:val="24"/>
           <w:lang w:val="en-US"/>
         </w:rPr>
-        <w:t>That this is the first time that I will actively look for a job and therefore requesting that a Barangay Certification be issued in my favor to avail the benefits of the law;</w:t>
-      </w:r>
+        <w:t xml:space="preserve">That this is the first time that I will actively look for a job and therefore </w:t>
+      </w:r>
+      <w:proofErr w:type="gramStart"/>
+      <w:r>
+        <w:rPr>
+          <w:sz w:val="24"/>
+          <w:szCs w:val="24"/>
+          <w:lang w:val="en-US"/>
+        </w:rPr>
+        <w:t>requesting</w:t>
+      </w:r>
+      <w:proofErr w:type="gramEnd"/>
+      <w:r>
+        <w:rPr>
+          <w:sz w:val="24"/>
+          <w:szCs w:val="24"/>
+          <w:lang w:val="en-US"/>
+        </w:rPr>
+        <w:t xml:space="preserve"> that a Barangay Certification be issued in my favor to avail </w:t>
+      </w:r>
+      <w:proofErr w:type="gramStart"/>
+      <w:r>
+        <w:rPr>
+          <w:sz w:val="24"/>
+          <w:szCs w:val="24"/>
+          <w:lang w:val="en-US"/>
+        </w:rPr>
+        <w:t>the</w:t>
+      </w:r>
+      <w:proofErr w:type="gramEnd"/>
+      <w:r>
+        <w:rPr>
+          <w:sz w:val="24"/>
+          <w:szCs w:val="24"/>
+          <w:lang w:val="en-US"/>
+        </w:rPr>
+        <w:t xml:space="preserve"> benefits of the </w:t>
+      </w:r>
+      <w:proofErr w:type="gramStart"/>
+      <w:r>
+        <w:rPr>
+          <w:sz w:val="24"/>
+          <w:szCs w:val="24"/>
+          <w:lang w:val="en-US"/>
+        </w:rPr>
+        <w:t>law;</w:t>
+      </w:r>
+      <w:proofErr w:type="gramEnd"/>
     </w:p>
     <w:p>
       <w:pPr>
@@ -238,8 +340,36 @@
           <w:szCs w:val="24"/>
           <w:lang w:val="en-US"/>
         </w:rPr>
-        <w:t>That I am aware that the benefit and privilege/s under the said law shall be valid only for one (1) year from the date that the Barangay Certification is issued;</w:t>
-      </w:r>
+        <w:t xml:space="preserve">That I am aware that the benefit and </w:t>
+      </w:r>
+      <w:proofErr w:type="gramStart"/>
+      <w:r>
+        <w:rPr>
+          <w:sz w:val="24"/>
+          <w:szCs w:val="24"/>
+          <w:lang w:val="en-US"/>
+        </w:rPr>
+        <w:t>privilege/s</w:t>
+      </w:r>
+      <w:proofErr w:type="gramEnd"/>
+      <w:r>
+        <w:rPr>
+          <w:sz w:val="24"/>
+          <w:szCs w:val="24"/>
+          <w:lang w:val="en-US"/>
+        </w:rPr>
+        <w:t xml:space="preserve"> under the said law shall be valid only for one (1) year from the date that the Barangay Certification is </w:t>
+      </w:r>
+      <w:proofErr w:type="gramStart"/>
+      <w:r>
+        <w:rPr>
+          <w:sz w:val="24"/>
+          <w:szCs w:val="24"/>
+          <w:lang w:val="en-US"/>
+        </w:rPr>
+        <w:t>issued;</w:t>
+      </w:r>
+      <w:proofErr w:type="gramEnd"/>
     </w:p>
     <w:p>
       <w:pPr>
@@ -261,8 +391,18 @@
           <w:szCs w:val="24"/>
           <w:lang w:val="en-US"/>
         </w:rPr>
-        <w:t>That I can avail the benefits of the law once;</w:t>
-      </w:r>
+        <w:t xml:space="preserve">That I can avail the benefits of the law </w:t>
+      </w:r>
+      <w:proofErr w:type="gramStart"/>
+      <w:r>
+        <w:rPr>
+          <w:sz w:val="24"/>
+          <w:szCs w:val="24"/>
+          <w:lang w:val="en-US"/>
+        </w:rPr>
+        <w:t>once;</w:t>
+      </w:r>
+      <w:proofErr w:type="gramEnd"/>
     </w:p>
     <w:p>
       <w:pPr>
@@ -284,8 +424,18 @@
           <w:szCs w:val="24"/>
           <w:lang w:val="en-US"/>
         </w:rPr>
-        <w:t>That I understand that my personal information shall be included in the Roster/list of First Time Jobseekers and will not be used for any unlawful purposes;</w:t>
-      </w:r>
+        <w:t xml:space="preserve">That I understand that my personal information shall be included in the Roster/list of First Time Jobseekers and will not be used for any unlawful </w:t>
+      </w:r>
+      <w:proofErr w:type="gramStart"/>
+      <w:r>
+        <w:rPr>
+          <w:sz w:val="24"/>
+          <w:szCs w:val="24"/>
+          <w:lang w:val="en-US"/>
+        </w:rPr>
+        <w:t>purposes;</w:t>
+      </w:r>
+      <w:proofErr w:type="gramEnd"/>
     </w:p>
     <w:p>
       <w:pPr>
@@ -307,7 +457,25 @@
           <w:szCs w:val="24"/>
           <w:lang w:val="en-US"/>
         </w:rPr>
-        <w:t>That I will inform and /or report to the barangay personally, through text or other means, or through my family/relatives once I get employed; and</w:t>
+        <w:t xml:space="preserve">That I will inform and /or report to the </w:t>
+      </w:r>
+      <w:proofErr w:type="gramStart"/>
+      <w:r>
+        <w:rPr>
+          <w:sz w:val="24"/>
+          <w:szCs w:val="24"/>
+          <w:lang w:val="en-US"/>
+        </w:rPr>
+        <w:t>barangay</w:t>
+      </w:r>
+      <w:proofErr w:type="gramEnd"/>
+      <w:r>
+        <w:rPr>
+          <w:sz w:val="24"/>
+          <w:szCs w:val="24"/>
+          <w:lang w:val="en-US"/>
+        </w:rPr>
+        <w:t xml:space="preserve"> personally, through text or other means, or through my family/relatives once I get employed; and</w:t>
       </w:r>
     </w:p>
     <w:p>
@@ -348,8 +516,36 @@
           <w:szCs w:val="24"/>
           <w:lang w:val="en-US"/>
         </w:rPr>
-        <w:t xml:space="preserve"> program under R.A. No. 10869 and other laws that give similar exemption for the documents or transactions exempted under R.A. no. 11261;</w:t>
-      </w:r>
+        <w:t xml:space="preserve"> program under R.A. No. 10869 and other laws that give similar </w:t>
+      </w:r>
+      <w:proofErr w:type="gramStart"/>
+      <w:r>
+        <w:rPr>
+          <w:sz w:val="24"/>
+          <w:szCs w:val="24"/>
+          <w:lang w:val="en-US"/>
+        </w:rPr>
+        <w:t>exemption</w:t>
+      </w:r>
+      <w:proofErr w:type="gramEnd"/>
+      <w:r>
+        <w:rPr>
+          <w:sz w:val="24"/>
+          <w:szCs w:val="24"/>
+          <w:lang w:val="en-US"/>
+        </w:rPr>
+        <w:t xml:space="preserve"> for the documents or transactions exempted under R.A. no. </w:t>
+      </w:r>
+      <w:proofErr w:type="gramStart"/>
+      <w:r>
+        <w:rPr>
+          <w:sz w:val="24"/>
+          <w:szCs w:val="24"/>
+          <w:lang w:val="en-US"/>
+        </w:rPr>
+        <w:t>11261;</w:t>
+      </w:r>
+      <w:proofErr w:type="gramEnd"/>
     </w:p>
     <w:p>
       <w:pPr>
@@ -365,14 +561,34 @@
           <w:lang w:val="en-US"/>
         </w:rPr>
       </w:pPr>
-      <w:r>
-        <w:rPr>
-          <w:sz w:val="24"/>
-          <w:szCs w:val="24"/>
-          <w:lang w:val="en-US"/>
-        </w:rPr>
-        <w:t>That if issued the requested certification, I will not use the same in any fraud, neither falsely nor help and /or assist in the fabrication of the said certification;</w:t>
-      </w:r>
+      <w:proofErr w:type="gramStart"/>
+      <w:r>
+        <w:rPr>
+          <w:sz w:val="24"/>
+          <w:szCs w:val="24"/>
+          <w:lang w:val="en-US"/>
+        </w:rPr>
+        <w:t>That if</w:t>
+      </w:r>
+      <w:proofErr w:type="gramEnd"/>
+      <w:r>
+        <w:rPr>
+          <w:sz w:val="24"/>
+          <w:szCs w:val="24"/>
+          <w:lang w:val="en-US"/>
+        </w:rPr>
+        <w:t xml:space="preserve"> issued the requested certification, I will not use the same in any fraud, neither falsely nor help and /or assist in the fabrication of the said </w:t>
+      </w:r>
+      <w:proofErr w:type="gramStart"/>
+      <w:r>
+        <w:rPr>
+          <w:sz w:val="24"/>
+          <w:szCs w:val="24"/>
+          <w:lang w:val="en-US"/>
+        </w:rPr>
+        <w:t>certification;</w:t>
+      </w:r>
+      <w:proofErr w:type="gramEnd"/>
     </w:p>
     <w:p>
       <w:pPr>
@@ -394,8 +610,18 @@
           <w:szCs w:val="24"/>
           <w:lang w:val="en-US"/>
         </w:rPr>
-        <w:t>That this undertaking is made solely for the purpose of obtaining a barangay certification consistent with the objective of R.A. No. 11261 and not for any other purpose;</w:t>
-      </w:r>
+        <w:t xml:space="preserve">That this undertaking is made solely for the purpose of obtaining a barangay certification consistent with the objective of R.A. No. 11261 and not for any other </w:t>
+      </w:r>
+      <w:proofErr w:type="gramStart"/>
+      <w:r>
+        <w:rPr>
+          <w:sz w:val="24"/>
+          <w:szCs w:val="24"/>
+          <w:lang w:val="en-US"/>
+        </w:rPr>
+        <w:t>purpose;</w:t>
+      </w:r>
+      <w:proofErr w:type="gramEnd"/>
     </w:p>
     <w:p>
       <w:pPr>
@@ -523,7 +749,16 @@
           <w:szCs w:val="24"/>
           <w:lang w:val="en-US"/>
         </w:rPr>
-        <w:t>this_day</w:t>
+        <w:t>this_</w:t>
+      </w:r>
+      <w:proofErr w:type="gramStart"/>
+      <w:r>
+        <w:rPr>
+          <w:sz w:val="24"/>
+          <w:szCs w:val="24"/>
+          <w:lang w:val="en-US"/>
+        </w:rPr>
+        <w:t>day</w:t>
       </w:r>
       <w:proofErr w:type="spellEnd"/>
       <w:r>
@@ -540,7 +775,25 @@
           <w:szCs w:val="24"/>
           <w:lang w:val="en-US"/>
         </w:rPr>
-        <w:t xml:space="preserve">  day of  </w:t>
+        <w:t xml:space="preserve">  day</w:t>
+      </w:r>
+      <w:proofErr w:type="gramEnd"/>
+      <w:r>
+        <w:rPr>
+          <w:sz w:val="24"/>
+          <w:szCs w:val="24"/>
+          <w:lang w:val="en-US"/>
+        </w:rPr>
+        <w:t xml:space="preserve"> </w:t>
+      </w:r>
+      <w:proofErr w:type="gramStart"/>
+      <w:r>
+        <w:rPr>
+          <w:sz w:val="24"/>
+          <w:szCs w:val="24"/>
+          <w:lang w:val="en-US"/>
+        </w:rPr>
+        <w:t xml:space="preserve">of  </w:t>
       </w:r>
       <w:r>
         <w:rPr>
@@ -564,7 +817,16 @@
           <w:szCs w:val="24"/>
           <w:lang w:val="en-US"/>
         </w:rPr>
-        <w:t>{year}</w:t>
+        <w:t>{</w:t>
+      </w:r>
+      <w:proofErr w:type="gramEnd"/>
+      <w:r>
+        <w:rPr>
+          <w:sz w:val="24"/>
+          <w:szCs w:val="24"/>
+          <w:lang w:val="en-US"/>
+        </w:rPr>
+        <w:t>year}</w:t>
       </w:r>
       <w:r>
         <w:rPr>
@@ -898,8 +1160,18 @@
           <w:szCs w:val="24"/>
           <w:lang w:val="en-US"/>
         </w:rPr>
-        <w:t xml:space="preserve">                                                         BARANGAY  KAGAWAD</w:t>
-      </w:r>
+        <w:t xml:space="preserve">                                                         </w:t>
+      </w:r>
+      <w:proofErr w:type="gramStart"/>
+      <w:r>
+        <w:rPr>
+          <w:sz w:val="24"/>
+          <w:szCs w:val="24"/>
+          <w:lang w:val="en-US"/>
+        </w:rPr>
+        <w:t>BARANGAY  KAGAWAD</w:t>
+      </w:r>
+      <w:proofErr w:type="gramEnd"/>
     </w:p>
     <w:p>
       <w:pPr>

--- a/public/files/Oath-of-Undertaking-for-First-Time-Jobseeker.docx
+++ b/public/files/Oath-of-Undertaking-for-First-Time-Jobseeker.docx
@@ -87,51 +87,17 @@
           <w:szCs w:val="24"/>
           <w:lang w:val="en-US"/>
         </w:rPr>
-        <w:t>{</w:t>
-      </w:r>
-      <w:proofErr w:type="spellStart"/>
-      <w:r>
-        <w:rPr>
-          <w:b/>
-          <w:bCs/>
-          <w:sz w:val="24"/>
-          <w:szCs w:val="24"/>
-          <w:lang w:val="en-US"/>
-        </w:rPr>
-        <w:t>fullname</w:t>
-      </w:r>
-      <w:proofErr w:type="spellEnd"/>
-      <w:proofErr w:type="gramStart"/>
-      <w:r>
-        <w:rPr>
-          <w:b/>
-          <w:bCs/>
-          <w:sz w:val="24"/>
-          <w:szCs w:val="24"/>
-          <w:lang w:val="en-US"/>
-        </w:rPr>
-        <w:t>}</w:t>
-      </w:r>
-      <w:r>
-        <w:rPr>
-          <w:b/>
-          <w:bCs/>
-          <w:sz w:val="24"/>
-          <w:szCs w:val="24"/>
-          <w:lang w:val="en-US"/>
-        </w:rPr>
-        <w:t xml:space="preserve"> ,</w:t>
-      </w:r>
-      <w:proofErr w:type="gramEnd"/>
-      <w:r>
-        <w:rPr>
-          <w:b/>
-          <w:bCs/>
-          <w:sz w:val="24"/>
-          <w:szCs w:val="24"/>
-          <w:lang w:val="en-US"/>
-        </w:rPr>
-        <w:t xml:space="preserve">  </w:t>
+        <w:t>{fullname}</w:t>
+      </w:r>
+      <w:r>
+        <w:rPr>
+          <w:b/>
+          <w:bCs/>
+          <w:sz w:val="24"/>
+          <w:szCs w:val="24"/>
+          <w:lang w:val="en-US"/>
+        </w:rPr>
+        <w:t xml:space="preserve"> ,  </w:t>
       </w:r>
       <w:r>
         <w:rPr>
@@ -185,25 +151,7 @@
           <w:szCs w:val="24"/>
           <w:lang w:val="en-US"/>
         </w:rPr>
-        <w:t xml:space="preserve"> </w:t>
-      </w:r>
-      <w:proofErr w:type="spellStart"/>
-      <w:r>
-        <w:rPr>
-          <w:sz w:val="24"/>
-          <w:szCs w:val="24"/>
-          <w:lang w:val="en-US"/>
-        </w:rPr>
-        <w:t>Brgy</w:t>
-      </w:r>
-      <w:proofErr w:type="spellEnd"/>
-      <w:r>
-        <w:rPr>
-          <w:sz w:val="24"/>
-          <w:szCs w:val="24"/>
-          <w:lang w:val="en-US"/>
-        </w:rPr>
-        <w:t xml:space="preserve">. Guin-on, Calbayog City, Samar for 5 years, availing the benefits of </w:t>
+        <w:t xml:space="preserve"> Brgy. Guin-on, Calbayog City, Samar for 5 years, availing the benefits of </w:t>
       </w:r>
       <w:r>
         <w:rPr>
@@ -271,54 +219,8 @@
           <w:szCs w:val="24"/>
           <w:lang w:val="en-US"/>
         </w:rPr>
-        <w:t xml:space="preserve">That this is the first time that I will actively look for a job and therefore </w:t>
-      </w:r>
-      <w:proofErr w:type="gramStart"/>
-      <w:r>
-        <w:rPr>
-          <w:sz w:val="24"/>
-          <w:szCs w:val="24"/>
-          <w:lang w:val="en-US"/>
-        </w:rPr>
-        <w:t>requesting</w:t>
-      </w:r>
-      <w:proofErr w:type="gramEnd"/>
-      <w:r>
-        <w:rPr>
-          <w:sz w:val="24"/>
-          <w:szCs w:val="24"/>
-          <w:lang w:val="en-US"/>
-        </w:rPr>
-        <w:t xml:space="preserve"> that a Barangay Certification be issued in my favor to avail </w:t>
-      </w:r>
-      <w:proofErr w:type="gramStart"/>
-      <w:r>
-        <w:rPr>
-          <w:sz w:val="24"/>
-          <w:szCs w:val="24"/>
-          <w:lang w:val="en-US"/>
-        </w:rPr>
-        <w:t>the</w:t>
-      </w:r>
-      <w:proofErr w:type="gramEnd"/>
-      <w:r>
-        <w:rPr>
-          <w:sz w:val="24"/>
-          <w:szCs w:val="24"/>
-          <w:lang w:val="en-US"/>
-        </w:rPr>
-        <w:t xml:space="preserve"> benefits of the </w:t>
-      </w:r>
-      <w:proofErr w:type="gramStart"/>
-      <w:r>
-        <w:rPr>
-          <w:sz w:val="24"/>
-          <w:szCs w:val="24"/>
-          <w:lang w:val="en-US"/>
-        </w:rPr>
-        <w:t>law;</w:t>
-      </w:r>
-      <w:proofErr w:type="gramEnd"/>
+        <w:t>That this is the first time that I will actively look for a job and therefore requesting that a Barangay Certification be issued in my favor to avail the benefits of the law;</w:t>
+      </w:r>
     </w:p>
     <w:p>
       <w:pPr>
@@ -340,36 +242,8 @@
           <w:szCs w:val="24"/>
           <w:lang w:val="en-US"/>
         </w:rPr>
-        <w:t xml:space="preserve">That I am aware that the benefit and </w:t>
-      </w:r>
-      <w:proofErr w:type="gramStart"/>
-      <w:r>
-        <w:rPr>
-          <w:sz w:val="24"/>
-          <w:szCs w:val="24"/>
-          <w:lang w:val="en-US"/>
-        </w:rPr>
-        <w:t>privilege/s</w:t>
-      </w:r>
-      <w:proofErr w:type="gramEnd"/>
-      <w:r>
-        <w:rPr>
-          <w:sz w:val="24"/>
-          <w:szCs w:val="24"/>
-          <w:lang w:val="en-US"/>
-        </w:rPr>
-        <w:t xml:space="preserve"> under the said law shall be valid only for one (1) year from the date that the Barangay Certification is </w:t>
-      </w:r>
-      <w:proofErr w:type="gramStart"/>
-      <w:r>
-        <w:rPr>
-          <w:sz w:val="24"/>
-          <w:szCs w:val="24"/>
-          <w:lang w:val="en-US"/>
-        </w:rPr>
-        <w:t>issued;</w:t>
-      </w:r>
-      <w:proofErr w:type="gramEnd"/>
+        <w:t>That I am aware that the benefit and privilege/s under the said law shall be valid only for one (1) year from the date that the Barangay Certification is issued;</w:t>
+      </w:r>
     </w:p>
     <w:p>
       <w:pPr>
@@ -391,18 +265,8 @@
           <w:szCs w:val="24"/>
           <w:lang w:val="en-US"/>
         </w:rPr>
-        <w:t xml:space="preserve">That I can avail the benefits of the law </w:t>
-      </w:r>
-      <w:proofErr w:type="gramStart"/>
-      <w:r>
-        <w:rPr>
-          <w:sz w:val="24"/>
-          <w:szCs w:val="24"/>
-          <w:lang w:val="en-US"/>
-        </w:rPr>
-        <w:t>once;</w:t>
-      </w:r>
-      <w:proofErr w:type="gramEnd"/>
+        <w:t>That I can avail the benefits of the law once;</w:t>
+      </w:r>
     </w:p>
     <w:p>
       <w:pPr>
@@ -424,18 +288,8 @@
           <w:szCs w:val="24"/>
           <w:lang w:val="en-US"/>
         </w:rPr>
-        <w:t xml:space="preserve">That I understand that my personal information shall be included in the Roster/list of First Time Jobseekers and will not be used for any unlawful </w:t>
-      </w:r>
-      <w:proofErr w:type="gramStart"/>
-      <w:r>
-        <w:rPr>
-          <w:sz w:val="24"/>
-          <w:szCs w:val="24"/>
-          <w:lang w:val="en-US"/>
-        </w:rPr>
-        <w:t>purposes;</w:t>
-      </w:r>
-      <w:proofErr w:type="gramEnd"/>
+        <w:t>That I understand that my personal information shall be included in the Roster/list of First Time Jobseekers and will not be used for any unlawful purposes;</w:t>
+      </w:r>
     </w:p>
     <w:p>
       <w:pPr>
@@ -457,25 +311,7 @@
           <w:szCs w:val="24"/>
           <w:lang w:val="en-US"/>
         </w:rPr>
-        <w:t xml:space="preserve">That I will inform and /or report to the </w:t>
-      </w:r>
-      <w:proofErr w:type="gramStart"/>
-      <w:r>
-        <w:rPr>
-          <w:sz w:val="24"/>
-          <w:szCs w:val="24"/>
-          <w:lang w:val="en-US"/>
-        </w:rPr>
-        <w:t>barangay</w:t>
-      </w:r>
-      <w:proofErr w:type="gramEnd"/>
-      <w:r>
-        <w:rPr>
-          <w:sz w:val="24"/>
-          <w:szCs w:val="24"/>
-          <w:lang w:val="en-US"/>
-        </w:rPr>
-        <w:t xml:space="preserve"> personally, through text or other means, or through my family/relatives once I get employed; and</w:t>
+        <w:t>That I will inform and /or report to the barangay personally, through text or other means, or through my family/relatives once I get employed; and</w:t>
       </w:r>
     </w:p>
     <w:p>
@@ -498,54 +334,8 @@
           <w:szCs w:val="24"/>
           <w:lang w:val="en-US"/>
         </w:rPr>
-        <w:t xml:space="preserve">That I am not a beneficiary of the </w:t>
-      </w:r>
-      <w:proofErr w:type="spellStart"/>
-      <w:r>
-        <w:rPr>
-          <w:sz w:val="24"/>
-          <w:szCs w:val="24"/>
-          <w:lang w:val="en-US"/>
-        </w:rPr>
-        <w:t>JobStart</w:t>
-      </w:r>
-      <w:proofErr w:type="spellEnd"/>
-      <w:r>
-        <w:rPr>
-          <w:sz w:val="24"/>
-          <w:szCs w:val="24"/>
-          <w:lang w:val="en-US"/>
-        </w:rPr>
-        <w:t xml:space="preserve"> program under R.A. No. 10869 and other laws that give similar </w:t>
-      </w:r>
-      <w:proofErr w:type="gramStart"/>
-      <w:r>
-        <w:rPr>
-          <w:sz w:val="24"/>
-          <w:szCs w:val="24"/>
-          <w:lang w:val="en-US"/>
-        </w:rPr>
-        <w:t>exemption</w:t>
-      </w:r>
-      <w:proofErr w:type="gramEnd"/>
-      <w:r>
-        <w:rPr>
-          <w:sz w:val="24"/>
-          <w:szCs w:val="24"/>
-          <w:lang w:val="en-US"/>
-        </w:rPr>
-        <w:t xml:space="preserve"> for the documents or transactions exempted under R.A. no. </w:t>
-      </w:r>
-      <w:proofErr w:type="gramStart"/>
-      <w:r>
-        <w:rPr>
-          <w:sz w:val="24"/>
-          <w:szCs w:val="24"/>
-          <w:lang w:val="en-US"/>
-        </w:rPr>
-        <w:t>11261;</w:t>
-      </w:r>
-      <w:proofErr w:type="gramEnd"/>
+        <w:t>That I am not a beneficiary of the JobStart program under R.A. No. 10869 and other laws that give similar exemption for the documents or transactions exempted under R.A. no. 11261;</w:t>
+      </w:r>
     </w:p>
     <w:p>
       <w:pPr>
@@ -561,34 +351,14 @@
           <w:lang w:val="en-US"/>
         </w:rPr>
       </w:pPr>
-      <w:proofErr w:type="gramStart"/>
-      <w:r>
-        <w:rPr>
-          <w:sz w:val="24"/>
-          <w:szCs w:val="24"/>
-          <w:lang w:val="en-US"/>
-        </w:rPr>
-        <w:t>That if</w:t>
-      </w:r>
-      <w:proofErr w:type="gramEnd"/>
-      <w:r>
-        <w:rPr>
-          <w:sz w:val="24"/>
-          <w:szCs w:val="24"/>
-          <w:lang w:val="en-US"/>
-        </w:rPr>
-        <w:t xml:space="preserve"> issued the requested certification, I will not use the same in any fraud, neither falsely nor help and /or assist in the fabrication of the said </w:t>
-      </w:r>
-      <w:proofErr w:type="gramStart"/>
-      <w:r>
-        <w:rPr>
-          <w:sz w:val="24"/>
-          <w:szCs w:val="24"/>
-          <w:lang w:val="en-US"/>
-        </w:rPr>
-        <w:t>certification;</w:t>
-      </w:r>
-      <w:proofErr w:type="gramEnd"/>
+      <w:r>
+        <w:rPr>
+          <w:sz w:val="24"/>
+          <w:szCs w:val="24"/>
+          <w:lang w:val="en-US"/>
+        </w:rPr>
+        <w:t>That if issued the requested certification, I will not use the same in any fraud, neither falsely nor help and /or assist in the fabrication of the said certification;</w:t>
+      </w:r>
     </w:p>
     <w:p>
       <w:pPr>
@@ -610,18 +380,8 @@
           <w:szCs w:val="24"/>
           <w:lang w:val="en-US"/>
         </w:rPr>
-        <w:t xml:space="preserve">That this undertaking is made solely for the purpose of obtaining a barangay certification consistent with the objective of R.A. No. 11261 and not for any other </w:t>
-      </w:r>
-      <w:proofErr w:type="gramStart"/>
-      <w:r>
-        <w:rPr>
-          <w:sz w:val="24"/>
-          <w:szCs w:val="24"/>
-          <w:lang w:val="en-US"/>
-        </w:rPr>
-        <w:t>purpose;</w:t>
-      </w:r>
-      <w:proofErr w:type="gramEnd"/>
+        <w:t>That this undertaking is made solely for the purpose of obtaining a barangay certification consistent with the objective of R.A. No. 11261 and not for any other purpose;</w:t>
+      </w:r>
     </w:p>
     <w:p>
       <w:pPr>
@@ -740,60 +500,15 @@
           <w:szCs w:val="24"/>
           <w:lang w:val="en-US"/>
         </w:rPr>
-        <w:t>{</w:t>
-      </w:r>
-      <w:proofErr w:type="spellStart"/>
-      <w:r>
-        <w:rPr>
-          <w:sz w:val="24"/>
-          <w:szCs w:val="24"/>
-          <w:lang w:val="en-US"/>
-        </w:rPr>
-        <w:t>this_</w:t>
-      </w:r>
-      <w:proofErr w:type="gramStart"/>
-      <w:r>
-        <w:rPr>
-          <w:sz w:val="24"/>
-          <w:szCs w:val="24"/>
-          <w:lang w:val="en-US"/>
-        </w:rPr>
-        <w:t>day</w:t>
-      </w:r>
-      <w:proofErr w:type="spellEnd"/>
-      <w:r>
-        <w:rPr>
-          <w:sz w:val="24"/>
-          <w:szCs w:val="24"/>
-          <w:lang w:val="en-US"/>
-        </w:rPr>
-        <w:t>}</w:t>
-      </w:r>
-      <w:r>
-        <w:rPr>
-          <w:sz w:val="24"/>
-          <w:szCs w:val="24"/>
-          <w:lang w:val="en-US"/>
-        </w:rPr>
-        <w:t xml:space="preserve">  day</w:t>
-      </w:r>
-      <w:proofErr w:type="gramEnd"/>
-      <w:r>
-        <w:rPr>
-          <w:sz w:val="24"/>
-          <w:szCs w:val="24"/>
-          <w:lang w:val="en-US"/>
-        </w:rPr>
-        <w:t xml:space="preserve"> </w:t>
-      </w:r>
-      <w:proofErr w:type="gramStart"/>
-      <w:r>
-        <w:rPr>
-          <w:sz w:val="24"/>
-          <w:szCs w:val="24"/>
-          <w:lang w:val="en-US"/>
-        </w:rPr>
-        <w:t xml:space="preserve">of  </w:t>
+        <w:t>{this_day}</w:t>
+      </w:r>
+      <w:r>
+        <w:rPr>
+          <w:sz w:val="24"/>
+          <w:szCs w:val="24"/>
+          <w:lang w:val="en-US"/>
+        </w:rPr>
+        <w:t xml:space="preserve">  day of  </w:t>
       </w:r>
       <w:r>
         <w:rPr>
@@ -817,16 +532,7 @@
           <w:szCs w:val="24"/>
           <w:lang w:val="en-US"/>
         </w:rPr>
-        <w:t>{</w:t>
-      </w:r>
-      <w:proofErr w:type="gramEnd"/>
-      <w:r>
-        <w:rPr>
-          <w:sz w:val="24"/>
-          <w:szCs w:val="24"/>
-          <w:lang w:val="en-US"/>
-        </w:rPr>
-        <w:t>year}</w:t>
+        <w:t>{year}</w:t>
       </w:r>
       <w:r>
         <w:rPr>
@@ -1160,18 +866,8 @@
           <w:szCs w:val="24"/>
           <w:lang w:val="en-US"/>
         </w:rPr>
-        <w:t xml:space="preserve">                                                         </w:t>
-      </w:r>
-      <w:proofErr w:type="gramStart"/>
-      <w:r>
-        <w:rPr>
-          <w:sz w:val="24"/>
-          <w:szCs w:val="24"/>
-          <w:lang w:val="en-US"/>
-        </w:rPr>
-        <w:t>BARANGAY  KAGAWAD</w:t>
-      </w:r>
-      <w:proofErr w:type="gramEnd"/>
+        <w:t xml:space="preserve">                                                         BARANGAY  KAGAWAD</w:t>
+      </w:r>
     </w:p>
     <w:p>
       <w:pPr>
@@ -1191,7 +887,7 @@
           <w14:ligatures w14:val="none"/>
         </w:rPr>
         <w:drawing>
-          <wp:anchor distT="0" distB="0" distL="114300" distR="114300" simplePos="0" relativeHeight="251659264" behindDoc="1" locked="0" layoutInCell="1" allowOverlap="1" wp14:anchorId="6780A909" wp14:editId="420CC1E5">
+          <wp:anchor distT="0" distB="0" distL="114300" distR="114300" simplePos="0" relativeHeight="251659264" behindDoc="1" locked="0" layoutInCell="1" allowOverlap="1" wp14:anchorId="6780A909" wp14:editId="49933C5B">
             <wp:simplePos x="0" y="0"/>
             <wp:positionH relativeFrom="margin">
               <wp:posOffset>5283200</wp:posOffset>
@@ -1202,7 +898,7 @@
             <wp:extent cx="1062395" cy="1062395"/>
             <wp:effectExtent l="0" t="0" r="0" b="0"/>
             <wp:wrapNone/>
-            <wp:docPr id="1117202640" name="Picture 46"/>
+            <wp:docPr id="1117202640" name="Picture 46" descr="{qr}"/>
             <wp:cNvGraphicFramePr>
               <a:graphicFrameLocks xmlns:a="http://schemas.openxmlformats.org/drawingml/2006/main" noChangeAspect="1"/>
             </wp:cNvGraphicFramePr>
@@ -1210,7 +906,7 @@
               <a:graphicData uri="http://schemas.openxmlformats.org/drawingml/2006/picture">
                 <pic:pic xmlns:pic="http://schemas.openxmlformats.org/drawingml/2006/picture">
                   <pic:nvPicPr>
-                    <pic:cNvPr id="1117202640" name="Picture 1117202640"/>
+                    <pic:cNvPr id="1117202640" name="Picture 46" descr="{qr}"/>
                     <pic:cNvPicPr/>
                   </pic:nvPicPr>
                   <pic:blipFill>

--- a/public/files/Oath-of-Undertaking-for-First-Time-Jobseeker.docx
+++ b/public/files/Oath-of-Undertaking-for-First-Time-Jobseeker.docx
@@ -87,17 +87,51 @@
           <w:szCs w:val="24"/>
           <w:lang w:val="en-US"/>
         </w:rPr>
-        <w:t>{fullname}</w:t>
-      </w:r>
-      <w:r>
-        <w:rPr>
-          <w:b/>
-          <w:bCs/>
-          <w:sz w:val="24"/>
-          <w:szCs w:val="24"/>
-          <w:lang w:val="en-US"/>
-        </w:rPr>
-        <w:t xml:space="preserve"> ,  </w:t>
+        <w:t>{</w:t>
+      </w:r>
+      <w:proofErr w:type="spellStart"/>
+      <w:r>
+        <w:rPr>
+          <w:b/>
+          <w:bCs/>
+          <w:sz w:val="24"/>
+          <w:szCs w:val="24"/>
+          <w:lang w:val="en-US"/>
+        </w:rPr>
+        <w:t>fullname</w:t>
+      </w:r>
+      <w:proofErr w:type="spellEnd"/>
+      <w:proofErr w:type="gramStart"/>
+      <w:r>
+        <w:rPr>
+          <w:b/>
+          <w:bCs/>
+          <w:sz w:val="24"/>
+          <w:szCs w:val="24"/>
+          <w:lang w:val="en-US"/>
+        </w:rPr>
+        <w:t>}</w:t>
+      </w:r>
+      <w:r>
+        <w:rPr>
+          <w:b/>
+          <w:bCs/>
+          <w:sz w:val="24"/>
+          <w:szCs w:val="24"/>
+          <w:lang w:val="en-US"/>
+        </w:rPr>
+        <w:t xml:space="preserve"> ,</w:t>
+      </w:r>
+      <w:proofErr w:type="gramEnd"/>
+      <w:r>
+        <w:rPr>
+          <w:b/>
+          <w:bCs/>
+          <w:sz w:val="24"/>
+          <w:szCs w:val="24"/>
+          <w:lang w:val="en-US"/>
+        </w:rPr>
+        <w:t xml:space="preserve">  </w:t>
       </w:r>
       <w:r>
         <w:rPr>
@@ -151,7 +185,62 @@
           <w:szCs w:val="24"/>
           <w:lang w:val="en-US"/>
         </w:rPr>
-        <w:t xml:space="preserve"> Brgy. Guin-on, Calbayog City, Samar for 5 years, availing the benefits of </w:t>
+        <w:t xml:space="preserve"> </w:t>
+      </w:r>
+      <w:proofErr w:type="spellStart"/>
+      <w:r>
+        <w:rPr>
+          <w:sz w:val="24"/>
+          <w:szCs w:val="24"/>
+          <w:lang w:val="en-US"/>
+        </w:rPr>
+        <w:t>Brgy</w:t>
+      </w:r>
+      <w:proofErr w:type="spellEnd"/>
+      <w:r>
+        <w:rPr>
+          <w:sz w:val="24"/>
+          <w:szCs w:val="24"/>
+          <w:lang w:val="en-US"/>
+        </w:rPr>
+        <w:t xml:space="preserve">. Guin-on, Calbayog City, Samar for </w:t>
+      </w:r>
+      <w:r>
+        <w:rPr>
+          <w:b/>
+          <w:bCs/>
+          <w:sz w:val="24"/>
+          <w:szCs w:val="24"/>
+        </w:rPr>
+        <w:t>{</w:t>
+      </w:r>
+      <w:proofErr w:type="spellStart"/>
+      <w:r>
+        <w:rPr>
+          <w:b/>
+          <w:bCs/>
+          <w:sz w:val="24"/>
+          <w:szCs w:val="24"/>
+        </w:rPr>
+        <w:t>years_lived</w:t>
+      </w:r>
+      <w:proofErr w:type="spellEnd"/>
+      <w:r>
+        <w:rPr>
+          <w:b/>
+          <w:bCs/>
+          <w:sz w:val="24"/>
+          <w:szCs w:val="24"/>
+        </w:rPr>
+        <w:t>}</w:t>
+      </w:r>
+      <w:r>
+        <w:rPr>
+          <w:sz w:val="24"/>
+          <w:szCs w:val="24"/>
+          <w:lang w:val="en-US"/>
+        </w:rPr>
+        <w:t xml:space="preserve"> years, availing the benefits of </w:t>
       </w:r>
       <w:r>
         <w:rPr>
@@ -219,7 +308,25 @@
           <w:szCs w:val="24"/>
           <w:lang w:val="en-US"/>
         </w:rPr>
-        <w:t>That this is the first time that I will actively look for a job and therefore requesting that a Barangay Certification be issued in my favor to avail the benefits of the law;</w:t>
+        <w:t xml:space="preserve">That this is the first time that I will actively look for a job and therefore </w:t>
+      </w:r>
+      <w:proofErr w:type="gramStart"/>
+      <w:r>
+        <w:rPr>
+          <w:sz w:val="24"/>
+          <w:szCs w:val="24"/>
+          <w:lang w:val="en-US"/>
+        </w:rPr>
+        <w:t>requesting</w:t>
+      </w:r>
+      <w:proofErr w:type="gramEnd"/>
+      <w:r>
+        <w:rPr>
+          <w:sz w:val="24"/>
+          <w:szCs w:val="24"/>
+          <w:lang w:val="en-US"/>
+        </w:rPr>
+        <w:t xml:space="preserve"> that a Barangay Certification be issued in my favor to avail the benefits of the law;</w:t>
       </w:r>
     </w:p>
     <w:p>
@@ -242,7 +349,25 @@
           <w:szCs w:val="24"/>
           <w:lang w:val="en-US"/>
         </w:rPr>
-        <w:t>That I am aware that the benefit and privilege/s under the said law shall be valid only for one (1) year from the date that the Barangay Certification is issued;</w:t>
+        <w:t xml:space="preserve">That I am aware that the benefit and </w:t>
+      </w:r>
+      <w:proofErr w:type="gramStart"/>
+      <w:r>
+        <w:rPr>
+          <w:sz w:val="24"/>
+          <w:szCs w:val="24"/>
+          <w:lang w:val="en-US"/>
+        </w:rPr>
+        <w:t>privilege/s</w:t>
+      </w:r>
+      <w:proofErr w:type="gramEnd"/>
+      <w:r>
+        <w:rPr>
+          <w:sz w:val="24"/>
+          <w:szCs w:val="24"/>
+          <w:lang w:val="en-US"/>
+        </w:rPr>
+        <w:t xml:space="preserve"> under the said law shall be valid only for one (1) year from the date that the Barangay Certification is issued;</w:t>
       </w:r>
     </w:p>
     <w:p>
@@ -334,7 +459,25 @@
           <w:szCs w:val="24"/>
           <w:lang w:val="en-US"/>
         </w:rPr>
-        <w:t>That I am not a beneficiary of the JobStart program under R.A. No. 10869 and other laws that give similar exemption for the documents or transactions exempted under R.A. no. 11261;</w:t>
+        <w:t xml:space="preserve">That I am not a beneficiary of the </w:t>
+      </w:r>
+      <w:proofErr w:type="spellStart"/>
+      <w:r>
+        <w:rPr>
+          <w:sz w:val="24"/>
+          <w:szCs w:val="24"/>
+          <w:lang w:val="en-US"/>
+        </w:rPr>
+        <w:t>JobStart</w:t>
+      </w:r>
+      <w:proofErr w:type="spellEnd"/>
+      <w:r>
+        <w:rPr>
+          <w:sz w:val="24"/>
+          <w:szCs w:val="24"/>
+          <w:lang w:val="en-US"/>
+        </w:rPr>
+        <w:t xml:space="preserve"> program under R.A. No. 10869 and other laws that give similar exemption for the documents or transactions exempted under R.A. no. 11261;</w:t>
       </w:r>
     </w:p>
     <w:p>
@@ -351,13 +494,23 @@
           <w:lang w:val="en-US"/>
         </w:rPr>
       </w:pPr>
-      <w:r>
-        <w:rPr>
-          <w:sz w:val="24"/>
-          <w:szCs w:val="24"/>
-          <w:lang w:val="en-US"/>
-        </w:rPr>
-        <w:t>That if issued the requested certification, I will not use the same in any fraud, neither falsely nor help and /or assist in the fabrication of the said certification;</w:t>
+      <w:proofErr w:type="gramStart"/>
+      <w:r>
+        <w:rPr>
+          <w:sz w:val="24"/>
+          <w:szCs w:val="24"/>
+          <w:lang w:val="en-US"/>
+        </w:rPr>
+        <w:t>That if</w:t>
+      </w:r>
+      <w:proofErr w:type="gramEnd"/>
+      <w:r>
+        <w:rPr>
+          <w:sz w:val="24"/>
+          <w:szCs w:val="24"/>
+          <w:lang w:val="en-US"/>
+        </w:rPr>
+        <w:t xml:space="preserve"> issued the requested certification, I will not use the same in any fraud, neither falsely nor help and /or assist in the fabrication of the said certification;</w:t>
       </w:r>
     </w:p>
     <w:p>
@@ -500,15 +653,60 @@
           <w:szCs w:val="24"/>
           <w:lang w:val="en-US"/>
         </w:rPr>
-        <w:t>{this_day}</w:t>
-      </w:r>
-      <w:r>
-        <w:rPr>
-          <w:sz w:val="24"/>
-          <w:szCs w:val="24"/>
-          <w:lang w:val="en-US"/>
-        </w:rPr>
-        <w:t xml:space="preserve">  day of  </w:t>
+        <w:t>{</w:t>
+      </w:r>
+      <w:proofErr w:type="spellStart"/>
+      <w:r>
+        <w:rPr>
+          <w:sz w:val="24"/>
+          <w:szCs w:val="24"/>
+          <w:lang w:val="en-US"/>
+        </w:rPr>
+        <w:t>this_</w:t>
+      </w:r>
+      <w:proofErr w:type="gramStart"/>
+      <w:r>
+        <w:rPr>
+          <w:sz w:val="24"/>
+          <w:szCs w:val="24"/>
+          <w:lang w:val="en-US"/>
+        </w:rPr>
+        <w:t>day</w:t>
+      </w:r>
+      <w:proofErr w:type="spellEnd"/>
+      <w:r>
+        <w:rPr>
+          <w:sz w:val="24"/>
+          <w:szCs w:val="24"/>
+          <w:lang w:val="en-US"/>
+        </w:rPr>
+        <w:t>}</w:t>
+      </w:r>
+      <w:r>
+        <w:rPr>
+          <w:sz w:val="24"/>
+          <w:szCs w:val="24"/>
+          <w:lang w:val="en-US"/>
+        </w:rPr>
+        <w:t xml:space="preserve">  day</w:t>
+      </w:r>
+      <w:proofErr w:type="gramEnd"/>
+      <w:r>
+        <w:rPr>
+          <w:sz w:val="24"/>
+          <w:szCs w:val="24"/>
+          <w:lang w:val="en-US"/>
+        </w:rPr>
+        <w:t xml:space="preserve"> </w:t>
+      </w:r>
+      <w:proofErr w:type="gramStart"/>
+      <w:r>
+        <w:rPr>
+          <w:sz w:val="24"/>
+          <w:szCs w:val="24"/>
+          <w:lang w:val="en-US"/>
+        </w:rPr>
+        <w:t xml:space="preserve">of  </w:t>
       </w:r>
       <w:r>
         <w:rPr>
@@ -532,7 +730,16 @@
           <w:szCs w:val="24"/>
           <w:lang w:val="en-US"/>
         </w:rPr>
-        <w:t>{year}</w:t>
+        <w:t>{</w:t>
+      </w:r>
+      <w:proofErr w:type="gramEnd"/>
+      <w:r>
+        <w:rPr>
+          <w:sz w:val="24"/>
+          <w:szCs w:val="24"/>
+          <w:lang w:val="en-US"/>
+        </w:rPr>
+        <w:t>year}</w:t>
       </w:r>
       <w:r>
         <w:rPr>
@@ -866,8 +1073,18 @@
           <w:szCs w:val="24"/>
           <w:lang w:val="en-US"/>
         </w:rPr>
-        <w:t xml:space="preserve">                                                         BARANGAY  KAGAWAD</w:t>
-      </w:r>
+        <w:t xml:space="preserve">                                                         </w:t>
+      </w:r>
+      <w:proofErr w:type="gramStart"/>
+      <w:r>
+        <w:rPr>
+          <w:sz w:val="24"/>
+          <w:szCs w:val="24"/>
+          <w:lang w:val="en-US"/>
+        </w:rPr>
+        <w:t>BARANGAY  KAGAWAD</w:t>
+      </w:r>
+      <w:proofErr w:type="gramEnd"/>
     </w:p>
     <w:p>
       <w:pPr>
@@ -1506,7 +1723,6 @@
   <w:style w:type="character" w:default="1" w:styleId="DefaultParagraphFont">
     <w:name w:val="Default Paragraph Font"/>
     <w:uiPriority w:val="1"/>
-    <w:semiHidden/>
     <w:unhideWhenUsed/>
   </w:style>
   <w:style w:type="table" w:default="1" w:styleId="TableNormal">

--- a/public/files/Oath-of-Undertaking-for-First-Time-Jobseeker.docx
+++ b/public/files/Oath-of-Undertaking-for-First-Time-Jobseeker.docx
@@ -577,7 +577,7 @@
           <w14:ligatures w14:val="none"/>
         </w:rPr>
         <w:drawing>
-          <wp:anchor distT="0" distB="0" distL="114300" distR="114300" simplePos="0" relativeHeight="251660288" behindDoc="0" locked="0" layoutInCell="1" allowOverlap="1" wp14:anchorId="0A0725AD" wp14:editId="110056A9">
+          <wp:anchor distT="0" distB="0" distL="114300" distR="114300" simplePos="0" relativeHeight="251660288" behindDoc="0" locked="0" layoutInCell="1" allowOverlap="1" wp14:anchorId="0A0725AD" wp14:editId="3E65B022">
             <wp:simplePos x="0" y="0"/>
             <wp:positionH relativeFrom="column">
               <wp:posOffset>3741420</wp:posOffset>
@@ -947,6 +947,39 @@
           <w:lang w:val="en-US"/>
         </w:rPr>
       </w:pPr>
+      <w:r>
+        <w:rPr>
+          <w:sz w:val="24"/>
+          <w:szCs w:val="24"/>
+          <w:lang w:val="en-US"/>
+        </w:rPr>
+        <w:tab/>
+      </w:r>
+      <w:r>
+        <w:rPr>
+          <w:sz w:val="24"/>
+          <w:szCs w:val="24"/>
+          <w:lang w:val="en-US"/>
+        </w:rPr>
+        <w:tab/>
+      </w:r>
+      <w:r>
+        <w:rPr>
+          <w:sz w:val="24"/>
+          <w:szCs w:val="24"/>
+          <w:lang w:val="en-US"/>
+        </w:rPr>
+        <w:tab/>
+        <w:t xml:space="preserve">                         </w:t>
+      </w:r>
+      <w:r>
+        <w:rPr>
+          <w:sz w:val="24"/>
+          <w:szCs w:val="24"/>
+          <w:lang w:val="en-US"/>
+        </w:rPr>
+        <w:t>Witnessed by:</w:t>
+      </w:r>
     </w:p>
     <w:p>
       <w:pPr>
@@ -959,45 +992,85 @@
       </w:pPr>
       <w:r>
         <w:rPr>
-          <w:sz w:val="24"/>
-          <w:szCs w:val="24"/>
-          <w:lang w:val="en-US"/>
-        </w:rPr>
-        <w:tab/>
-      </w:r>
-      <w:r>
-        <w:rPr>
-          <w:sz w:val="24"/>
-          <w:szCs w:val="24"/>
-          <w:lang w:val="en-US"/>
-        </w:rPr>
-        <w:tab/>
-      </w:r>
-      <w:r>
-        <w:rPr>
-          <w:sz w:val="24"/>
-          <w:szCs w:val="24"/>
-          <w:lang w:val="en-US"/>
-        </w:rPr>
-        <w:tab/>
-      </w:r>
-      <w:r>
-        <w:rPr>
-          <w:sz w:val="24"/>
-          <w:szCs w:val="24"/>
-          <w:lang w:val="en-US"/>
-        </w:rPr>
-        <w:tab/>
-      </w:r>
-      <w:r>
-        <w:rPr>
-          <w:sz w:val="24"/>
-          <w:szCs w:val="24"/>
-          <w:lang w:val="en-US"/>
-        </w:rPr>
-        <w:tab/>
-        <w:t>Witnessed by:</w:t>
-      </w:r>
+          <w:noProof/>
+          <w:sz w:val="24"/>
+          <w:szCs w:val="24"/>
+          <w:lang w:val="en-US"/>
+          <w14:ligatures w14:val="none"/>
+        </w:rPr>
+        <w:drawing>
+          <wp:anchor distT="0" distB="0" distL="114300" distR="114300" simplePos="0" relativeHeight="251662336" behindDoc="0" locked="0" layoutInCell="1" allowOverlap="1" wp14:anchorId="40A2A89B" wp14:editId="2324E74B">
+            <wp:simplePos x="0" y="0"/>
+            <wp:positionH relativeFrom="column">
+              <wp:posOffset>2034540</wp:posOffset>
+            </wp:positionH>
+            <wp:positionV relativeFrom="page">
+              <wp:posOffset>9105900</wp:posOffset>
+            </wp:positionV>
+            <wp:extent cx="1189990" cy="550370"/>
+            <wp:effectExtent l="0" t="0" r="0" b="2540"/>
+            <wp:wrapNone/>
+            <wp:docPr id="748640702" name="Picture 2" descr="Kagawad Signature"/>
+            <wp:cNvGraphicFramePr>
+              <a:graphicFrameLocks xmlns:a="http://schemas.openxmlformats.org/drawingml/2006/main" noChangeAspect="1"/>
+            </wp:cNvGraphicFramePr>
+            <a:graphic xmlns:a="http://schemas.openxmlformats.org/drawingml/2006/main">
+              <a:graphicData uri="http://schemas.openxmlformats.org/drawingml/2006/picture">
+                <pic:pic xmlns:pic="http://schemas.openxmlformats.org/drawingml/2006/picture">
+                  <pic:nvPicPr>
+                    <pic:cNvPr id="748640702" name="Picture 2" descr="Kagawad Signature"/>
+                    <pic:cNvPicPr>
+                      <a:picLocks noChangeAspect="1" noChangeArrowheads="1"/>
+                    </pic:cNvPicPr>
+                  </pic:nvPicPr>
+                  <pic:blipFill>
+                    <a:blip r:embed="rId7" cstate="print">
+                      <a:extLst>
+                        <a:ext uri="{28A0092B-C50C-407E-A947-70E740481C1C}">
+                          <a14:useLocalDpi xmlns:a14="http://schemas.microsoft.com/office/drawing/2010/main" val="0"/>
+                        </a:ext>
+                      </a:extLst>
+                    </a:blip>
+                    <a:srcRect/>
+                    <a:stretch>
+                      <a:fillRect/>
+                    </a:stretch>
+                  </pic:blipFill>
+                  <pic:spPr bwMode="auto">
+                    <a:xfrm>
+                      <a:off x="0" y="0"/>
+                      <a:ext cx="1189990" cy="550370"/>
+                    </a:xfrm>
+                    <a:prstGeom prst="rect">
+                      <a:avLst/>
+                    </a:prstGeom>
+                    <a:noFill/>
+                    <a:ln>
+                      <a:noFill/>
+                    </a:ln>
+                  </pic:spPr>
+                </pic:pic>
+              </a:graphicData>
+            </a:graphic>
+            <wp14:sizeRelH relativeFrom="page">
+              <wp14:pctWidth>0</wp14:pctWidth>
+            </wp14:sizeRelH>
+            <wp14:sizeRelV relativeFrom="page">
+              <wp14:pctHeight>0</wp14:pctHeight>
+            </wp14:sizeRelV>
+          </wp:anchor>
+        </w:drawing>
+      </w:r>
+    </w:p>
+    <w:p>
+      <w:pPr>
+        <w:spacing w:after="0"/>
+        <w:rPr>
+          <w:sz w:val="24"/>
+          <w:szCs w:val="24"/>
+          <w:lang w:val="en-US"/>
+        </w:rPr>
+      </w:pPr>
     </w:p>
     <w:p>
       <w:pPr>
@@ -1723,6 +1796,7 @@
   <w:style w:type="character" w:default="1" w:styleId="DefaultParagraphFont">
     <w:name w:val="Default Paragraph Font"/>
     <w:uiPriority w:val="1"/>
+    <w:semiHidden/>
     <w:unhideWhenUsed/>
   </w:style>
   <w:style w:type="table" w:default="1" w:styleId="TableNormal">
